--- a/lessons/1-3/downloads/1-3-notes.docx
+++ b/lessons/1-3/downloads/1-3-notes.docx
@@ -349,6 +349,232 @@
           <w:szCs w:val="19"/>
         </w:rPr>
         <w:t xml:space="preserve">4 = 2 × 2, 6 = 2 × 3. LCM uses the highest power of each prime: 2² × 3 = 12</w:t>
+      </w:r>
+    </w:p>
+    <w:p>
+      <w:pPr>
+        <w:pStyle w:val="Heading2"/>
+        <w:pBdr>
+          <w:left w:val="single" w:color="1FA6A2" w:sz="18" w:space="8"/>
+        </w:pBdr>
+        <w:spacing w:after="100" w:before="200"/>
+      </w:pPr>
+      <w:r>
+        <w:rPr>
+          <w:b/>
+          <w:bCs/>
+          <w:color w:val="1FA6A2"/>
+          <w:sz w:val="26"/>
+          <w:szCs w:val="26"/>
+        </w:rPr>
+        <w:t xml:space="preserve">Turn &amp; Talk — Discussion Points  (Level 1 support · Level 2)</w:t>
+      </w:r>
+    </w:p>
+    <w:p>
+      <w:pPr>
+        <w:spacing w:after="60"/>
+      </w:pPr>
+      <w:r>
+        <w:rPr>
+          <w:i/>
+          <w:iCs/>
+          <w:color w:val="5F6F80"/>
+          <w:sz w:val="19"/>
+          <w:szCs w:val="19"/>
+        </w:rPr>
+        <w:t xml:space="preserve">Talk with a partner. Use the Level 1 stems if you need help getting started; try the Level 2 question when you are ready for more.</w:t>
+      </w:r>
+    </w:p>
+    <w:p>
+      <w:pPr>
+        <w:spacing w:after="60"/>
+      </w:pPr>
+      <w:r>
+        <w:rPr>
+          <w:b/>
+          <w:bCs/>
+          <w:color w:val="12355B"/>
+          <w:sz w:val="21"/>
+          <w:szCs w:val="21"/>
+        </w:rPr>
+        <w:t xml:space="preserve">1. [Explore] </w:t>
+      </w:r>
+      <w:r>
+        <w:rPr>
+          <w:b/>
+          <w:bCs/>
+          <w:sz w:val="21"/>
+          <w:szCs w:val="21"/>
+        </w:rPr>
+        <w:t xml:space="preserve">How did you find the least common multiple of the two numbers?</w:t>
+      </w:r>
+    </w:p>
+    <w:p>
+      <w:pPr>
+        <w:spacing w:after="60"/>
+      </w:pPr>
+      <w:r>
+        <w:rPr>
+          <w:sz w:val="21"/>
+          <w:szCs w:val="21"/>
+        </w:rPr>
+        <w:t xml:space="preserve">The multiples of ___ are ___.</w:t>
+      </w:r>
+      <w:r>
+        <w:rPr>
+          <w:i/>
+          <w:iCs/>
+          <w:color w:val="5F6F80"/>
+          <w:sz w:val="19"/>
+          <w:szCs w:val="19"/>
+        </w:rPr>
+        <w:br/>
+        <w:t xml:space="preserve">
+Los múltiplos de ___ son ___.</w:t>
+      </w:r>
+    </w:p>
+    <w:p>
+      <w:pPr>
+        <w:spacing w:after="60"/>
+      </w:pPr>
+      <w:r>
+        <w:rPr>
+          <w:sz w:val="21"/>
+          <w:szCs w:val="21"/>
+        </w:rPr>
+        <w:t xml:space="preserve">The least common multiple is ___.</w:t>
+      </w:r>
+      <w:r>
+        <w:rPr>
+          <w:i/>
+          <w:iCs/>
+          <w:color w:val="5F6F80"/>
+          <w:sz w:val="19"/>
+          <w:szCs w:val="19"/>
+        </w:rPr>
+        <w:br/>
+        <w:t xml:space="preserve">
+El mínimo común múltiplo es ___.</w:t>
+      </w:r>
+    </w:p>
+    <w:p>
+      <w:pPr>
+        <w:spacing w:after="60"/>
+      </w:pPr>
+      <w:r>
+        <w:rPr>
+          <w:sz w:val="21"/>
+          <w:szCs w:val="21"/>
+        </w:rPr>
+        <w:t xml:space="preserve">This is useful when ___.</w:t>
+      </w:r>
+      <w:r>
+        <w:rPr>
+          <w:i/>
+          <w:iCs/>
+          <w:color w:val="5F6F80"/>
+          <w:sz w:val="19"/>
+          <w:szCs w:val="19"/>
+        </w:rPr>
+        <w:br/>
+        <w:t xml:space="preserve">
+Esto es útil cuando ___.</w:t>
+      </w:r>
+    </w:p>
+    <w:p>
+      <w:pPr>
+        <w:spacing w:after="60"/>
+      </w:pPr>
+      <w:r>
+        <w:rPr>
+          <w:b/>
+          <w:bCs/>
+          <w:color w:val="12355B"/>
+          <w:sz w:val="21"/>
+          <w:szCs w:val="21"/>
+        </w:rPr>
+        <w:t xml:space="preserve">2. [Connect] </w:t>
+      </w:r>
+      <w:r>
+        <w:rPr>
+          <w:b/>
+          <w:bCs/>
+          <w:sz w:val="21"/>
+          <w:szCs w:val="21"/>
+        </w:rPr>
+        <w:t xml:space="preserve">How could the least common multiple help you plan something that repeats?</w:t>
+      </w:r>
+    </w:p>
+    <w:p>
+      <w:pPr>
+        <w:spacing w:after="60"/>
+      </w:pPr>
+      <w:r>
+        <w:rPr>
+          <w:sz w:val="21"/>
+          <w:szCs w:val="21"/>
+        </w:rPr>
+        <w:t xml:space="preserve">The multiples of ___ are ___.</w:t>
+      </w:r>
+      <w:r>
+        <w:rPr>
+          <w:i/>
+          <w:iCs/>
+          <w:color w:val="5F6F80"/>
+          <w:sz w:val="19"/>
+          <w:szCs w:val="19"/>
+        </w:rPr>
+        <w:br/>
+        <w:t xml:space="preserve">
+Los múltiplos de ___ son ___.</w:t>
+      </w:r>
+    </w:p>
+    <w:p>
+      <w:pPr>
+        <w:spacing w:after="60"/>
+      </w:pPr>
+      <w:r>
+        <w:rPr>
+          <w:sz w:val="21"/>
+          <w:szCs w:val="21"/>
+        </w:rPr>
+        <w:t xml:space="preserve">The least common multiple is ___.</w:t>
+      </w:r>
+      <w:r>
+        <w:rPr>
+          <w:i/>
+          <w:iCs/>
+          <w:color w:val="5F6F80"/>
+          <w:sz w:val="19"/>
+          <w:szCs w:val="19"/>
+        </w:rPr>
+        <w:br/>
+        <w:t xml:space="preserve">
+El mínimo común múltiplo es ___.</w:t>
+      </w:r>
+    </w:p>
+    <w:p>
+      <w:pPr>
+        <w:spacing w:after="60"/>
+      </w:pPr>
+      <w:r>
+        <w:rPr>
+          <w:sz w:val="21"/>
+          <w:szCs w:val="21"/>
+        </w:rPr>
+        <w:t xml:space="preserve">This is useful when ___.</w:t>
+      </w:r>
+      <w:r>
+        <w:rPr>
+          <w:i/>
+          <w:iCs/>
+          <w:color w:val="5F6F80"/>
+          <w:sz w:val="19"/>
+          <w:szCs w:val="19"/>
+        </w:rPr>
+        <w:br/>
+        <w:t xml:space="preserve">
+Esto es útil cuando ___.</w:t>
       </w:r>
     </w:p>
     <w:p>

--- a/lessons/1-3/downloads/1-3-notes.docx
+++ b/lessons/1-3/downloads/1-3-notes.docx
@@ -397,28 +397,50 @@
           <w:sz w:val="21"/>
           <w:szCs w:val="21"/>
         </w:rPr>
-        <w:t xml:space="preserve">1. [Explore] </w:t>
-      </w:r>
-      <w:r>
-        <w:rPr>
-          <w:b/>
-          <w:bCs/>
-          <w:sz w:val="21"/>
-          <w:szCs w:val="21"/>
-        </w:rPr>
-        <w:t xml:space="preserve">How did you find the least common multiple of the two numbers?</w:t>
-      </w:r>
-    </w:p>
-    <w:p>
-      <w:pPr>
-        <w:spacing w:after="60"/>
-      </w:pPr>
-      <w:r>
-        <w:rPr>
-          <w:sz w:val="21"/>
-          <w:szCs w:val="21"/>
-        </w:rPr>
-        <w:t xml:space="preserve">The multiples of ___ are ___.</w:t>
+        <w:t xml:space="preserve">1. [Launch] </w:t>
+      </w:r>
+      <w:r>
+        <w:rPr>
+          <w:b/>
+          <w:bCs/>
+          <w:sz w:val="21"/>
+          <w:szCs w:val="21"/>
+        </w:rPr>
+        <w:t xml:space="preserve">Astronaut Reyes checks oxygen every 4 hours and Chen checks water every 6 hours, both starting at 6:00 AM. Why isn't the next shared check simply 10 hours later (4 + 6)?</w:t>
+      </w:r>
+    </w:p>
+    <w:p>
+      <w:pPr>
+        <w:spacing w:after="60"/>
+      </w:pPr>
+      <w:r>
+        <w:rPr>
+          <w:b/>
+          <w:bCs/>
+          <w:color w:val="1FA6A2"/>
+          <w:sz w:val="20"/>
+          <w:szCs w:val="20"/>
+        </w:rPr>
+        <w:t xml:space="preserve">Level 1 — Start here: </w:t>
+      </w:r>
+      <w:r>
+        <w:rPr>
+          <w:sz w:val="20"/>
+          <w:szCs w:val="20"/>
+        </w:rPr>
+        <w:t xml:space="preserve">The next shared check is a common multiple of 4 and 6, not their sum.</w:t>
+      </w:r>
+    </w:p>
+    <w:p>
+      <w:pPr>
+        <w:spacing w:after="60"/>
+      </w:pPr>
+      <w:r>
+        <w:rPr>
+          <w:sz w:val="21"/>
+          <w:szCs w:val="21"/>
+        </w:rPr>
+        <w:t xml:space="preserve">Their checks line up at a ___ of both 4 and 6.</w:t>
       </w:r>
       <w:r>
         <w:rPr>
@@ -430,19 +452,19 @@
         </w:rPr>
         <w:br/>
         <w:t xml:space="preserve">
-Los múltiplos de ___ son ___.</w:t>
-      </w:r>
-    </w:p>
-    <w:p>
-      <w:pPr>
-        <w:spacing w:after="60"/>
-      </w:pPr>
-      <w:r>
-        <w:rPr>
-          <w:sz w:val="21"/>
-          <w:szCs w:val="21"/>
-        </w:rPr>
-        <w:t xml:space="preserve">The least common multiple is ___.</w:t>
+Sus revisiones coinciden en un ___ de 4 y de 6.</w:t>
+      </w:r>
+    </w:p>
+    <w:p>
+      <w:pPr>
+        <w:spacing w:after="60"/>
+      </w:pPr>
+      <w:r>
+        <w:rPr>
+          <w:sz w:val="21"/>
+          <w:szCs w:val="21"/>
+        </w:rPr>
+        <w:t xml:space="preserve">Adding 4 + 6 is wrong because ___.</w:t>
       </w:r>
       <w:r>
         <w:rPr>
@@ -454,19 +476,161 @@
         </w:rPr>
         <w:br/>
         <w:t xml:space="preserve">
-El mínimo común múltiplo es ___.</w:t>
-      </w:r>
-    </w:p>
-    <w:p>
-      <w:pPr>
-        <w:spacing w:after="60"/>
-      </w:pPr>
-      <w:r>
-        <w:rPr>
-          <w:sz w:val="21"/>
-          <w:szCs w:val="21"/>
-        </w:rPr>
-        <w:t xml:space="preserve">This is useful when ___.</w:t>
+Sumar 4 + 6 es incorrecto porque ___.</w:t>
+      </w:r>
+    </w:p>
+    <w:p>
+      <w:pPr>
+        <w:spacing w:after="60"/>
+      </w:pPr>
+      <w:r>
+        <w:rPr>
+          <w:b/>
+          <w:bCs/>
+          <w:color w:val="12355B"/>
+          <w:sz w:val="20"/>
+          <w:szCs w:val="20"/>
+        </w:rPr>
+        <w:t xml:space="preserve">Word bank: </w:t>
+      </w:r>
+      <w:r>
+        <w:rPr>
+          <w:color w:val="1FA6A2"/>
+          <w:sz w:val="20"/>
+          <w:szCs w:val="20"/>
+        </w:rPr>
+        <w:t xml:space="preserve">multiple, common multiple, least common multiple, skip counting, schedule</w:t>
+      </w:r>
+    </w:p>
+    <w:p>
+      <w:pPr>
+        <w:spacing w:after="60"/>
+      </w:pPr>
+      <w:r>
+        <w:rPr>
+          <w:b/>
+          <w:bCs/>
+          <w:color w:val="12355B"/>
+          <w:sz w:val="19"/>
+          <w:szCs w:val="19"/>
+        </w:rPr>
+        <w:t xml:space="preserve">Listen for: </w:t>
+      </w:r>
+      <w:r>
+        <w:rPr>
+          <w:i/>
+          <w:iCs/>
+          <w:color w:val="5F6F80"/>
+          <w:sz w:val="19"/>
+          <w:szCs w:val="19"/>
+        </w:rPr>
+        <w:t xml:space="preserve">Students reason that each astronaut repeats on multiples of their own number, so they only overlap at a common multiple, and adding 4 + 6 does not land on both schedules.</w:t>
+      </w:r>
+    </w:p>
+    <w:p>
+      <w:pPr>
+        <w:spacing w:after="60"/>
+      </w:pPr>
+      <w:r>
+        <w:rPr>
+          <w:b/>
+          <w:bCs/>
+          <w:color w:val="9A6B12"/>
+          <w:sz w:val="20"/>
+          <w:szCs w:val="20"/>
+        </w:rPr>
+        <w:t xml:space="preserve">Level 2: </w:t>
+      </w:r>
+      <w:r>
+        <w:rPr>
+          <w:sz w:val="20"/>
+          <w:szCs w:val="20"/>
+        </w:rPr>
+        <w:t xml:space="preserve">If Reyes checked every 4 hours and Chen every 8 hours, when would they next line up? Explain why the answer is not 4 + 8.</w:t>
+      </w:r>
+    </w:p>
+    <w:p>
+      <w:pPr>
+        <w:spacing w:after="60"/>
+        <w:ind w:left="360"/>
+      </w:pPr>
+      <w:r>
+        <w:rPr>
+          <w:sz w:val="20"/>
+          <w:szCs w:val="20"/>
+        </w:rPr>
+        <w:t xml:space="preserve">• They line up after ___ hours because ___.</w:t>
+      </w:r>
+    </w:p>
+    <w:p>
+      <w:pPr>
+        <w:spacing w:after="60"/>
+        <w:ind w:left="360"/>
+      </w:pPr>
+      <w:r>
+        <w:rPr>
+          <w:sz w:val="20"/>
+          <w:szCs w:val="20"/>
+        </w:rPr>
+        <w:t xml:space="preserve">• It is not 12 because the LCM of 4 and 8 is ___, since ___.</w:t>
+      </w:r>
+    </w:p>
+    <w:p>
+      <w:pPr>
+        <w:spacing w:after="60"/>
+      </w:pPr>
+      <w:r>
+        <w:rPr>
+          <w:b/>
+          <w:bCs/>
+          <w:color w:val="12355B"/>
+          <w:sz w:val="21"/>
+          <w:szCs w:val="21"/>
+        </w:rPr>
+        <w:t xml:space="preserve">2. [Explore] </w:t>
+      </w:r>
+      <w:r>
+        <w:rPr>
+          <w:b/>
+          <w:bCs/>
+          <w:sz w:val="21"/>
+          <w:szCs w:val="21"/>
+        </w:rPr>
+        <w:t xml:space="preserve">You skip counted the multiples of 4 and 6. How did you find the least common multiple from your lists?</w:t>
+      </w:r>
+    </w:p>
+    <w:p>
+      <w:pPr>
+        <w:spacing w:after="60"/>
+      </w:pPr>
+      <w:r>
+        <w:rPr>
+          <w:b/>
+          <w:bCs/>
+          <w:color w:val="1FA6A2"/>
+          <w:sz w:val="20"/>
+          <w:szCs w:val="20"/>
+        </w:rPr>
+        <w:t xml:space="preserve">Level 1 — Start here: </w:t>
+      </w:r>
+      <w:r>
+        <w:rPr>
+          <w:sz w:val="20"/>
+          <w:szCs w:val="20"/>
+        </w:rPr>
+        <w:t xml:space="preserve">The LCM is the first multiple that appears in both lists.</w:t>
+      </w:r>
+    </w:p>
+    <w:p>
+      <w:pPr>
+        <w:spacing w:after="60"/>
+      </w:pPr>
+      <w:r>
+        <w:rPr>
+          <w:sz w:val="21"/>
+          <w:szCs w:val="21"/>
+        </w:rPr>
+        <w:t xml:space="preserve">The multiples of 4 are ___ and the multiples of 6 are ___.</w:t>
       </w:r>
       <w:r>
         <w:rPr>
@@ -478,43 +642,19 @@
         </w:rPr>
         <w:br/>
         <w:t xml:space="preserve">
-Esto es útil cuando ___.</w:t>
-      </w:r>
-    </w:p>
-    <w:p>
-      <w:pPr>
-        <w:spacing w:after="60"/>
-      </w:pPr>
-      <w:r>
-        <w:rPr>
-          <w:b/>
-          <w:bCs/>
-          <w:color w:val="12355B"/>
-          <w:sz w:val="21"/>
-          <w:szCs w:val="21"/>
-        </w:rPr>
-        <w:t xml:space="preserve">2. [Connect] </w:t>
-      </w:r>
-      <w:r>
-        <w:rPr>
-          <w:b/>
-          <w:bCs/>
-          <w:sz w:val="21"/>
-          <w:szCs w:val="21"/>
-        </w:rPr>
-        <w:t xml:space="preserve">How could the least common multiple help you plan something that repeats?</w:t>
-      </w:r>
-    </w:p>
-    <w:p>
-      <w:pPr>
-        <w:spacing w:after="60"/>
-      </w:pPr>
-      <w:r>
-        <w:rPr>
-          <w:sz w:val="21"/>
-          <w:szCs w:val="21"/>
-        </w:rPr>
-        <w:t xml:space="preserve">The multiples of ___ are ___.</w:t>
+Los múltiplos de 4 son ___ y los múltiplos de 6 son ___.</w:t>
+      </w:r>
+    </w:p>
+    <w:p>
+      <w:pPr>
+        <w:spacing w:after="60"/>
+      </w:pPr>
+      <w:r>
+        <w:rPr>
+          <w:sz w:val="21"/>
+          <w:szCs w:val="21"/>
+        </w:rPr>
+        <w:t xml:space="preserve">The least common multiple is ___ because it is the ___ shared multiple.</w:t>
       </w:r>
       <w:r>
         <w:rPr>
@@ -526,19 +666,161 @@
         </w:rPr>
         <w:br/>
         <w:t xml:space="preserve">
-Los múltiplos de ___ son ___.</w:t>
-      </w:r>
-    </w:p>
-    <w:p>
-      <w:pPr>
-        <w:spacing w:after="60"/>
-      </w:pPr>
-      <w:r>
-        <w:rPr>
-          <w:sz w:val="21"/>
-          <w:szCs w:val="21"/>
-        </w:rPr>
-        <w:t xml:space="preserve">The least common multiple is ___.</w:t>
+El mínimo común múltiplo es ___ porque es el múltiplo compartido más ___.</w:t>
+      </w:r>
+    </w:p>
+    <w:p>
+      <w:pPr>
+        <w:spacing w:after="60"/>
+      </w:pPr>
+      <w:r>
+        <w:rPr>
+          <w:b/>
+          <w:bCs/>
+          <w:color w:val="12355B"/>
+          <w:sz w:val="20"/>
+          <w:szCs w:val="20"/>
+        </w:rPr>
+        <w:t xml:space="preserve">Word bank: </w:t>
+      </w:r>
+      <w:r>
+        <w:rPr>
+          <w:color w:val="1FA6A2"/>
+          <w:sz w:val="20"/>
+          <w:szCs w:val="20"/>
+        </w:rPr>
+        <w:t xml:space="preserve">multiple, common multiple, least common multiple, skip counting, smallest</w:t>
+      </w:r>
+    </w:p>
+    <w:p>
+      <w:pPr>
+        <w:spacing w:after="60"/>
+      </w:pPr>
+      <w:r>
+        <w:rPr>
+          <w:b/>
+          <w:bCs/>
+          <w:color w:val="12355B"/>
+          <w:sz w:val="19"/>
+          <w:szCs w:val="19"/>
+        </w:rPr>
+        <w:t xml:space="preserve">Listen for: </w:t>
+      </w:r>
+      <w:r>
+        <w:rPr>
+          <w:i/>
+          <w:iCs/>
+          <w:color w:val="5F6F80"/>
+          <w:sz w:val="19"/>
+          <w:szCs w:val="19"/>
+        </w:rPr>
+        <w:t xml:space="preserve">Students skip count 4, 8, 12 and 6, 12 and identify 12 as the LCM because it is the smallest number appearing in both lists.</w:t>
+      </w:r>
+    </w:p>
+    <w:p>
+      <w:pPr>
+        <w:spacing w:after="60"/>
+      </w:pPr>
+      <w:r>
+        <w:rPr>
+          <w:b/>
+          <w:bCs/>
+          <w:color w:val="9A6B12"/>
+          <w:sz w:val="20"/>
+          <w:szCs w:val="20"/>
+        </w:rPr>
+        <w:t xml:space="preserve">Level 2: </w:t>
+      </w:r>
+      <w:r>
+        <w:rPr>
+          <w:sz w:val="20"/>
+          <w:szCs w:val="20"/>
+        </w:rPr>
+        <w:t xml:space="preserve">Will the LCM of two numbers ever be smaller than the larger number? Justify using 4 and 6.</w:t>
+      </w:r>
+    </w:p>
+    <w:p>
+      <w:pPr>
+        <w:spacing w:after="60"/>
+        <w:ind w:left="360"/>
+      </w:pPr>
+      <w:r>
+        <w:rPr>
+          <w:sz w:val="20"/>
+          <w:szCs w:val="20"/>
+        </w:rPr>
+        <w:t xml:space="preserve">• The LCM is never smaller than the larger number because ___.</w:t>
+      </w:r>
+    </w:p>
+    <w:p>
+      <w:pPr>
+        <w:spacing w:after="60"/>
+        <w:ind w:left="360"/>
+      </w:pPr>
+      <w:r>
+        <w:rPr>
+          <w:sz w:val="20"/>
+          <w:szCs w:val="20"/>
+        </w:rPr>
+        <w:t xml:space="preserve">• For 4 and 6 the LCM is ___, which is ___ than 6.</w:t>
+      </w:r>
+    </w:p>
+    <w:p>
+      <w:pPr>
+        <w:spacing w:after="60"/>
+      </w:pPr>
+      <w:r>
+        <w:rPr>
+          <w:b/>
+          <w:bCs/>
+          <w:color w:val="12355B"/>
+          <w:sz w:val="21"/>
+          <w:szCs w:val="21"/>
+        </w:rPr>
+        <w:t xml:space="preserve">3. [Connect] </w:t>
+      </w:r>
+      <w:r>
+        <w:rPr>
+          <w:b/>
+          <w:bCs/>
+          <w:sz w:val="21"/>
+          <w:szCs w:val="21"/>
+        </w:rPr>
+        <w:t xml:space="preserve">Hot dogs come in packs of 8 and buns in packs of 6. How does the LCM help you buy the fewest of each so none are left over?</w:t>
+      </w:r>
+    </w:p>
+    <w:p>
+      <w:pPr>
+        <w:spacing w:after="60"/>
+      </w:pPr>
+      <w:r>
+        <w:rPr>
+          <w:b/>
+          <w:bCs/>
+          <w:color w:val="1FA6A2"/>
+          <w:sz w:val="20"/>
+          <w:szCs w:val="20"/>
+        </w:rPr>
+        <w:t xml:space="preserve">Level 1 — Start here: </w:t>
+      </w:r>
+      <w:r>
+        <w:rPr>
+          <w:sz w:val="20"/>
+          <w:szCs w:val="20"/>
+        </w:rPr>
+        <w:t xml:space="preserve">The LCM of 8 and 6 is the smallest matching total of dogs and buns.</w:t>
+      </w:r>
+    </w:p>
+    <w:p>
+      <w:pPr>
+        <w:spacing w:after="60"/>
+      </w:pPr>
+      <w:r>
+        <w:rPr>
+          <w:sz w:val="21"/>
+          <w:szCs w:val="21"/>
+        </w:rPr>
+        <w:t xml:space="preserve">I need to buy ___ hot dogs and ___ buns because the LCM of 8 and 6 is ___.</w:t>
       </w:r>
       <w:r>
         <w:rPr>
@@ -550,19 +832,19 @@
         </w:rPr>
         <w:br/>
         <w:t xml:space="preserve">
-El mínimo común múltiplo es ___.</w:t>
-      </w:r>
-    </w:p>
-    <w:p>
-      <w:pPr>
-        <w:spacing w:after="60"/>
-      </w:pPr>
-      <w:r>
-        <w:rPr>
-          <w:sz w:val="21"/>
-          <w:szCs w:val="21"/>
-        </w:rPr>
-        <w:t xml:space="preserve">This is useful when ___.</w:t>
+Necesito comprar ___ hot dogs y ___ panes porque el mcm de 8 y 6 es ___.</w:t>
+      </w:r>
+    </w:p>
+    <w:p>
+      <w:pPr>
+        <w:spacing w:after="60"/>
+      </w:pPr>
+      <w:r>
+        <w:rPr>
+          <w:sz w:val="21"/>
+          <w:szCs w:val="21"/>
+        </w:rPr>
+        <w:t xml:space="preserve">That means ___ packs of hot dogs and ___ packs of buns.</w:t>
       </w:r>
       <w:r>
         <w:rPr>
@@ -574,7 +856,293 @@
         </w:rPr>
         <w:br/>
         <w:t xml:space="preserve">
-Esto es útil cuando ___.</w:t>
+Eso significa ___ paquetes de hot dogs y ___ paquetes de panes.</w:t>
+      </w:r>
+    </w:p>
+    <w:p>
+      <w:pPr>
+        <w:spacing w:after="60"/>
+      </w:pPr>
+      <w:r>
+        <w:rPr>
+          <w:b/>
+          <w:bCs/>
+          <w:color w:val="12355B"/>
+          <w:sz w:val="20"/>
+          <w:szCs w:val="20"/>
+        </w:rPr>
+        <w:t xml:space="preserve">Word bank: </w:t>
+      </w:r>
+      <w:r>
+        <w:rPr>
+          <w:color w:val="1FA6A2"/>
+          <w:sz w:val="20"/>
+          <w:szCs w:val="20"/>
+        </w:rPr>
+        <w:t xml:space="preserve">least common multiple, multiple, common multiple, packs, none left over</w:t>
+      </w:r>
+    </w:p>
+    <w:p>
+      <w:pPr>
+        <w:spacing w:after="60"/>
+      </w:pPr>
+      <w:r>
+        <w:rPr>
+          <w:b/>
+          <w:bCs/>
+          <w:color w:val="12355B"/>
+          <w:sz w:val="19"/>
+          <w:szCs w:val="19"/>
+        </w:rPr>
+        <w:t xml:space="preserve">Listen for: </w:t>
+      </w:r>
+      <w:r>
+        <w:rPr>
+          <w:i/>
+          <w:iCs/>
+          <w:color w:val="5F6F80"/>
+          <w:sz w:val="19"/>
+          <w:szCs w:val="19"/>
+        </w:rPr>
+        <w:t xml:space="preserve">Students compute LCM(8, 6) = 24, so 3 packs of hot dogs and 4 packs of buns give 24 each with nothing left over.</w:t>
+      </w:r>
+    </w:p>
+    <w:p>
+      <w:pPr>
+        <w:spacing w:after="60"/>
+      </w:pPr>
+      <w:r>
+        <w:rPr>
+          <w:b/>
+          <w:bCs/>
+          <w:color w:val="9A6B12"/>
+          <w:sz w:val="20"/>
+          <w:szCs w:val="20"/>
+        </w:rPr>
+        <w:t xml:space="preserve">Level 2: </w:t>
+      </w:r>
+      <w:r>
+        <w:rPr>
+          <w:sz w:val="20"/>
+          <w:szCs w:val="20"/>
+        </w:rPr>
+        <w:t xml:space="preserve">Why is the LCM the FEWEST you can buy and not just any common multiple like 48? Explain the trade-off.</w:t>
+      </w:r>
+    </w:p>
+    <w:p>
+      <w:pPr>
+        <w:spacing w:after="60"/>
+        <w:ind w:left="360"/>
+      </w:pPr>
+      <w:r>
+        <w:rPr>
+          <w:sz w:val="20"/>
+          <w:szCs w:val="20"/>
+        </w:rPr>
+        <w:t xml:space="preserve">• The LCM gives the fewest because ___.</w:t>
+      </w:r>
+    </w:p>
+    <w:p>
+      <w:pPr>
+        <w:spacing w:after="60"/>
+        <w:ind w:left="360"/>
+      </w:pPr>
+      <w:r>
+        <w:rPr>
+          <w:sz w:val="20"/>
+          <w:szCs w:val="20"/>
+        </w:rPr>
+        <w:t xml:space="preserve">• Buying 48 of each would also work, but ___.</w:t>
+      </w:r>
+    </w:p>
+    <w:p>
+      <w:pPr>
+        <w:spacing w:after="60"/>
+      </w:pPr>
+      <w:r>
+        <w:rPr>
+          <w:b/>
+          <w:bCs/>
+          <w:color w:val="12355B"/>
+          <w:sz w:val="21"/>
+          <w:szCs w:val="21"/>
+        </w:rPr>
+        <w:t xml:space="preserve">4. [Reflect] </w:t>
+      </w:r>
+      <w:r>
+        <w:rPr>
+          <w:b/>
+          <w:bCs/>
+          <w:sz w:val="21"/>
+          <w:szCs w:val="21"/>
+        </w:rPr>
+        <w:t xml:space="preserve">How do you decide whether a real-world problem needs the LCM or the GCF?</w:t>
+      </w:r>
+    </w:p>
+    <w:p>
+      <w:pPr>
+        <w:spacing w:after="60"/>
+      </w:pPr>
+      <w:r>
+        <w:rPr>
+          <w:b/>
+          <w:bCs/>
+          <w:color w:val="1FA6A2"/>
+          <w:sz w:val="20"/>
+          <w:szCs w:val="20"/>
+        </w:rPr>
+        <w:t xml:space="preserve">Level 1 — Start here: </w:t>
+      </w:r>
+      <w:r>
+        <w:rPr>
+          <w:sz w:val="20"/>
+          <w:szCs w:val="20"/>
+        </w:rPr>
+        <w:t xml:space="preserve">LCM answers 'when do repeating events meet'; GCF answers 'how to split into equal groups'.</w:t>
+      </w:r>
+    </w:p>
+    <w:p>
+      <w:pPr>
+        <w:spacing w:after="60"/>
+      </w:pPr>
+      <w:r>
+        <w:rPr>
+          <w:sz w:val="21"/>
+          <w:szCs w:val="21"/>
+        </w:rPr>
+        <w:t xml:space="preserve">I use the LCM when ___, but the GCF when ___.</w:t>
+      </w:r>
+      <w:r>
+        <w:rPr>
+          <w:i/>
+          <w:iCs/>
+          <w:color w:val="5F6F80"/>
+          <w:sz w:val="19"/>
+          <w:szCs w:val="19"/>
+        </w:rPr>
+        <w:br/>
+        <w:t xml:space="preserve">
+Uso el mcm cuando ___, pero el MCD cuando ___.</w:t>
+      </w:r>
+    </w:p>
+    <w:p>
+      <w:pPr>
+        <w:spacing w:after="60"/>
+      </w:pPr>
+      <w:r>
+        <w:rPr>
+          <w:sz w:val="21"/>
+          <w:szCs w:val="21"/>
+        </w:rPr>
+        <w:t xml:space="preserve">The astronaut schedule needs the ___ because ___.</w:t>
+      </w:r>
+      <w:r>
+        <w:rPr>
+          <w:i/>
+          <w:iCs/>
+          <w:color w:val="5F6F80"/>
+          <w:sz w:val="19"/>
+          <w:szCs w:val="19"/>
+        </w:rPr>
+        <w:br/>
+        <w:t xml:space="preserve">
+El horario de los astronautas necesita el ___ porque ___.</w:t>
+      </w:r>
+    </w:p>
+    <w:p>
+      <w:pPr>
+        <w:spacing w:after="60"/>
+      </w:pPr>
+      <w:r>
+        <w:rPr>
+          <w:b/>
+          <w:bCs/>
+          <w:color w:val="12355B"/>
+          <w:sz w:val="20"/>
+          <w:szCs w:val="20"/>
+        </w:rPr>
+        <w:t xml:space="preserve">Word bank: </w:t>
+      </w:r>
+      <w:r>
+        <w:rPr>
+          <w:color w:val="1FA6A2"/>
+          <w:sz w:val="20"/>
+          <w:szCs w:val="20"/>
+        </w:rPr>
+        <w:t xml:space="preserve">least common multiple, common multiple, multiple, skip counting, greatest common factor</w:t>
+      </w:r>
+    </w:p>
+    <w:p>
+      <w:pPr>
+        <w:spacing w:after="60"/>
+      </w:pPr>
+      <w:r>
+        <w:rPr>
+          <w:b/>
+          <w:bCs/>
+          <w:color w:val="12355B"/>
+          <w:sz w:val="19"/>
+          <w:szCs w:val="19"/>
+        </w:rPr>
+        <w:t xml:space="preserve">Listen for: </w:t>
+      </w:r>
+      <w:r>
+        <w:rPr>
+          <w:i/>
+          <w:iCs/>
+          <w:color w:val="5F6F80"/>
+          <w:sz w:val="19"/>
+          <w:szCs w:val="19"/>
+        </w:rPr>
+        <w:t xml:space="preserve">Students explain LCM is for repeating/lining-up events (schedules, packs) while GCF is for splitting into equal groups, and correctly tag the schedule as an LCM problem.</w:t>
+      </w:r>
+    </w:p>
+    <w:p>
+      <w:pPr>
+        <w:spacing w:after="60"/>
+      </w:pPr>
+      <w:r>
+        <w:rPr>
+          <w:b/>
+          <w:bCs/>
+          <w:color w:val="9A6B12"/>
+          <w:sz w:val="20"/>
+          <w:szCs w:val="20"/>
+        </w:rPr>
+        <w:t xml:space="preserve">Level 2: </w:t>
+      </w:r>
+      <w:r>
+        <w:rPr>
+          <w:sz w:val="20"/>
+          <w:szCs w:val="20"/>
+        </w:rPr>
+        <w:t xml:space="preserve">Write your own short word problem that needs the LCM, then explain why GCF would give the wrong answer.</w:t>
+      </w:r>
+    </w:p>
+    <w:p>
+      <w:pPr>
+        <w:spacing w:after="60"/>
+        <w:ind w:left="360"/>
+      </w:pPr>
+      <w:r>
+        <w:rPr>
+          <w:sz w:val="20"/>
+          <w:szCs w:val="20"/>
+        </w:rPr>
+        <w:t xml:space="preserve">• My problem is ___, and it needs the LCM because ___.</w:t>
+      </w:r>
+    </w:p>
+    <w:p>
+      <w:pPr>
+        <w:spacing w:after="60"/>
+        <w:ind w:left="360"/>
+      </w:pPr>
+      <w:r>
+        <w:rPr>
+          <w:sz w:val="20"/>
+          <w:szCs w:val="20"/>
+        </w:rPr>
+        <w:t xml:space="preserve">• Using the GCF would be wrong because ___.</w:t>
       </w:r>
     </w:p>
     <w:p>
@@ -1161,7 +1729,7 @@
           <w:sz w:val="21"/>
           <w:szCs w:val="21"/>
         </w:rPr>
-        <w:t xml:space="preserve">The multiples of ___ are ___.</w:t>
+        <w:t xml:space="preserve">Their checks line up at a ___ of both 4 and 6.</w:t>
       </w:r>
       <w:r>
         <w:rPr>
@@ -1173,19 +1741,19 @@
         </w:rPr>
         <w:br/>
         <w:t xml:space="preserve">
-Los múltiplos de ___ son ___.</w:t>
-      </w:r>
-    </w:p>
-    <w:p>
-      <w:pPr>
-        <w:spacing w:after="60"/>
-      </w:pPr>
-      <w:r>
-        <w:rPr>
-          <w:sz w:val="21"/>
-          <w:szCs w:val="21"/>
-        </w:rPr>
-        <w:t xml:space="preserve">The least common multiple is ___.</w:t>
+Sus revisiones coinciden en un ___ de 4 y de 6.</w:t>
+      </w:r>
+    </w:p>
+    <w:p>
+      <w:pPr>
+        <w:spacing w:after="60"/>
+      </w:pPr>
+      <w:r>
+        <w:rPr>
+          <w:sz w:val="21"/>
+          <w:szCs w:val="21"/>
+        </w:rPr>
+        <w:t xml:space="preserve">Adding 4 + 6 is wrong because ___.</w:t>
       </w:r>
       <w:r>
         <w:rPr>
@@ -1197,19 +1765,19 @@
         </w:rPr>
         <w:br/>
         <w:t xml:space="preserve">
-El mínimo común múltiplo es ___.</w:t>
-      </w:r>
-    </w:p>
-    <w:p>
-      <w:pPr>
-        <w:spacing w:after="60"/>
-      </w:pPr>
-      <w:r>
-        <w:rPr>
-          <w:sz w:val="21"/>
-          <w:szCs w:val="21"/>
-        </w:rPr>
-        <w:t xml:space="preserve">This is useful when ___.</w:t>
+Sumar 4 + 6 es incorrecto porque ___.</w:t>
+      </w:r>
+    </w:p>
+    <w:p>
+      <w:pPr>
+        <w:spacing w:after="60"/>
+      </w:pPr>
+      <w:r>
+        <w:rPr>
+          <w:sz w:val="21"/>
+          <w:szCs w:val="21"/>
+        </w:rPr>
+        <w:t xml:space="preserve">The multiples of 4 are ___ and the multiples of 6 are ___.</w:t>
       </w:r>
       <w:r>
         <w:rPr>
@@ -1221,7 +1789,7 @@
         </w:rPr>
         <w:br/>
         <w:t xml:space="preserve">
-Esto es útil cuando ___.</w:t>
+Los múltiplos de 4 son ___ y los múltiplos de 6 son ___.</w:t>
       </w:r>
     </w:p>
     <w:p>

--- a/lessons/1-3/downloads/1-3-notes.docx
+++ b/lessons/1-3/downloads/1-3-notes.docx
@@ -437,6 +437,43 @@
       </w:pPr>
       <w:r>
         <w:rPr>
+          <w:b/>
+          <w:bCs/>
+          <w:color w:val="1FA6A2"/>
+          <w:sz w:val="20"/>
+          <w:szCs w:val="20"/>
+        </w:rPr>
+        <w:t xml:space="preserve">Hint (optional): </w:t>
+      </w:r>
+      <w:r>
+        <w:rPr>
+          <w:sz w:val="20"/>
+          <w:szCs w:val="20"/>
+        </w:rPr>
+        <w:t xml:space="preserve">Try starting with the word "multiple" or "common multiple". Re-read the question and underline what it is asking you to compare or find. Use one number or word from the problem as your evidence.</w:t>
+      </w:r>
+    </w:p>
+    <w:p>
+      <w:pPr>
+        <w:spacing w:after="60"/>
+      </w:pPr>
+      <w:r>
+        <w:rPr>
+          <w:b/>
+          <w:bCs/>
+          <w:color w:val="12355B"/>
+          <w:sz w:val="19"/>
+          <w:szCs w:val="19"/>
+        </w:rPr>
+        <w:t xml:space="preserve">Sentence starters (optional)</w:t>
+      </w:r>
+    </w:p>
+    <w:p>
+      <w:pPr>
+        <w:spacing w:after="60"/>
+      </w:pPr>
+      <w:r>
+        <w:rPr>
           <w:sz w:val="21"/>
           <w:szCs w:val="21"/>
         </w:rPr>
@@ -627,6 +664,43 @@
       </w:pPr>
       <w:r>
         <w:rPr>
+          <w:b/>
+          <w:bCs/>
+          <w:color w:val="1FA6A2"/>
+          <w:sz w:val="20"/>
+          <w:szCs w:val="20"/>
+        </w:rPr>
+        <w:t xml:space="preserve">Hint (optional): </w:t>
+      </w:r>
+      <w:r>
+        <w:rPr>
+          <w:sz w:val="20"/>
+          <w:szCs w:val="20"/>
+        </w:rPr>
+        <w:t xml:space="preserve">Try starting with the word "multiple" or "common multiple". Re-read the question and underline what it is asking you to compare or find. Use one number or word from the problem as your evidence.</w:t>
+      </w:r>
+    </w:p>
+    <w:p>
+      <w:pPr>
+        <w:spacing w:after="60"/>
+      </w:pPr>
+      <w:r>
+        <w:rPr>
+          <w:b/>
+          <w:bCs/>
+          <w:color w:val="12355B"/>
+          <w:sz w:val="19"/>
+          <w:szCs w:val="19"/>
+        </w:rPr>
+        <w:t xml:space="preserve">Sentence starters (optional)</w:t>
+      </w:r>
+    </w:p>
+    <w:p>
+      <w:pPr>
+        <w:spacing w:after="60"/>
+      </w:pPr>
+      <w:r>
+        <w:rPr>
           <w:sz w:val="21"/>
           <w:szCs w:val="21"/>
         </w:rPr>
@@ -817,6 +891,43 @@
       </w:pPr>
       <w:r>
         <w:rPr>
+          <w:b/>
+          <w:bCs/>
+          <w:color w:val="1FA6A2"/>
+          <w:sz w:val="20"/>
+          <w:szCs w:val="20"/>
+        </w:rPr>
+        <w:t xml:space="preserve">Hint (optional): </w:t>
+      </w:r>
+      <w:r>
+        <w:rPr>
+          <w:sz w:val="20"/>
+          <w:szCs w:val="20"/>
+        </w:rPr>
+        <w:t xml:space="preserve">Try starting with the word "least common multiple" or "multiple". Re-read the question and underline what it is asking you to compare or find. Use one number or word from the problem as your evidence.</w:t>
+      </w:r>
+    </w:p>
+    <w:p>
+      <w:pPr>
+        <w:spacing w:after="60"/>
+      </w:pPr>
+      <w:r>
+        <w:rPr>
+          <w:b/>
+          <w:bCs/>
+          <w:color w:val="12355B"/>
+          <w:sz w:val="19"/>
+          <w:szCs w:val="19"/>
+        </w:rPr>
+        <w:t xml:space="preserve">Sentence starters (optional)</w:t>
+      </w:r>
+    </w:p>
+    <w:p>
+      <w:pPr>
+        <w:spacing w:after="60"/>
+      </w:pPr>
+      <w:r>
+        <w:rPr>
           <w:sz w:val="21"/>
           <w:szCs w:val="21"/>
         </w:rPr>
@@ -999,6 +1110,43 @@
           <w:szCs w:val="20"/>
         </w:rPr>
         <w:t xml:space="preserve">LCM answers 'when do repeating events meet'; GCF answers 'how to split into equal groups'.</w:t>
+      </w:r>
+    </w:p>
+    <w:p>
+      <w:pPr>
+        <w:spacing w:after="60"/>
+      </w:pPr>
+      <w:r>
+        <w:rPr>
+          <w:b/>
+          <w:bCs/>
+          <w:color w:val="1FA6A2"/>
+          <w:sz w:val="20"/>
+          <w:szCs w:val="20"/>
+        </w:rPr>
+        <w:t xml:space="preserve">Hint (optional): </w:t>
+      </w:r>
+      <w:r>
+        <w:rPr>
+          <w:sz w:val="20"/>
+          <w:szCs w:val="20"/>
+        </w:rPr>
+        <w:t xml:space="preserve">Try starting with the word "least common multiple" or "common multiple". Re-read the question and underline what it is asking you to compare or find. Use one number or word from the problem as your evidence.</w:t>
+      </w:r>
+    </w:p>
+    <w:p>
+      <w:pPr>
+        <w:spacing w:after="60"/>
+      </w:pPr>
+      <w:r>
+        <w:rPr>
+          <w:b/>
+          <w:bCs/>
+          <w:color w:val="12355B"/>
+          <w:sz w:val="19"/>
+          <w:szCs w:val="19"/>
+        </w:rPr>
+        <w:t xml:space="preserve">Sentence starters (optional)</w:t>
       </w:r>
     </w:p>
     <w:p>

--- a/lessons/1-3/downloads/1-3-notes.docx
+++ b/lessons/1-3/downloads/1-3-notes.docx
@@ -97,6 +97,69 @@
       </w:pPr>
       <w:r>
         <w:rPr>
+          <w:i/>
+          <w:iCs/>
+          <w:color w:val="5F6F80"/>
+          <w:sz w:val="19"/>
+          <w:szCs w:val="19"/>
+        </w:rPr>
+        <w:t xml:space="preserve">Picture first, then the word, then a plain-language meaning.</w:t>
+      </w:r>
+    </w:p>
+    <w:p>
+      <w:pPr>
+        <w:keepNext/>
+        <w:spacing w:after="20" w:before="120"/>
+        <w:jc w:val="center"/>
+      </w:pPr>
+      <w:r>
+        <w:drawing>
+          <wp:inline distT="0" distB="0" distL="0" distR="0">
+            <wp:extent cx="1238250" cy="933450"/>
+            <wp:effectExtent t="0" r="0" b="0" l="0"/>
+            <wp:docPr id="1" name="" descr="" title=""/>
+            <wp:cNvGraphicFramePr>
+              <a:graphicFrameLocks xmlns:a="http://schemas.openxmlformats.org/drawingml/2006/main" noChangeAspect="1"/>
+            </wp:cNvGraphicFramePr>
+            <a:graphic xmlns:a="http://schemas.openxmlformats.org/drawingml/2006/main">
+              <a:graphicData uri="http://schemas.openxmlformats.org/drawingml/2006/picture">
+                <pic:pic xmlns:pic="http://schemas.openxmlformats.org/drawingml/2006/picture">
+                  <pic:nvPicPr>
+                    <pic:cNvPr id="0" name="" descr=""/>
+                    <pic:cNvPicPr>
+                      <a:picLocks noChangeAspect="1" noChangeArrowheads="1"/>
+                    </pic:cNvPicPr>
+                  </pic:nvPicPr>
+                  <pic:blipFill>
+                    <a:blip r:embed="rId9" cstate="none"/>
+                    <a:srcRect/>
+                    <a:stretch>
+                      <a:fillRect/>
+                    </a:stretch>
+                  </pic:blipFill>
+                  <pic:spPr bwMode="auto">
+                    <a:xfrm>
+                      <a:off x="0" y="0"/>
+                      <a:ext cx="1238250" cy="933450"/>
+                    </a:xfrm>
+                    <a:prstGeom prst="rect">
+                      <a:avLst/>
+                    </a:prstGeom>
+                  </pic:spPr>
+                </pic:pic>
+              </a:graphicData>
+            </a:graphic>
+          </wp:inline>
+        </w:drawing>
+      </w:r>
+    </w:p>
+    <w:p>
+      <w:pPr>
+        <w:keepNext/>
+        <w:spacing w:after="20"/>
+      </w:pPr>
+      <w:r>
+        <w:rPr>
           <w:b/>
           <w:bCs/>
           <w:color w:val="12355B"/>
@@ -118,7 +181,7 @@
     </w:p>
     <w:p>
       <w:pPr>
-        <w:spacing w:after="60"/>
+        <w:spacing w:after="160"/>
       </w:pPr>
       <w:r>
         <w:rPr>
@@ -130,22 +193,55 @@
     </w:p>
     <w:p>
       <w:pPr>
-        <w:spacing w:after="60"/>
-      </w:pPr>
-      <w:r>
-        <w:rPr>
-          <w:i/>
-          <w:iCs/>
-          <w:color w:val="5F6F80"/>
-          <w:sz w:val="19"/>
-          <w:szCs w:val="19"/>
-        </w:rPr>
-        <w:t xml:space="preserve">Multiples of 4: 4, 8, 12, 16, 20 — found by multiplying 4 × 1, 4 × 2, 4 × 3, ...</w:t>
-      </w:r>
-    </w:p>
-    <w:p>
-      <w:pPr>
-        <w:spacing w:after="60"/>
+        <w:keepNext/>
+        <w:spacing w:after="20" w:before="120"/>
+        <w:jc w:val="center"/>
+      </w:pPr>
+      <w:r>
+        <w:drawing>
+          <wp:inline distT="0" distB="0" distL="0" distR="0">
+            <wp:extent cx="1238250" cy="933450"/>
+            <wp:effectExtent t="0" r="0" b="0" l="0"/>
+            <wp:docPr id="1" name="" descr="" title=""/>
+            <wp:cNvGraphicFramePr>
+              <a:graphicFrameLocks xmlns:a="http://schemas.openxmlformats.org/drawingml/2006/main" noChangeAspect="1"/>
+            </wp:cNvGraphicFramePr>
+            <a:graphic xmlns:a="http://schemas.openxmlformats.org/drawingml/2006/main">
+              <a:graphicData uri="http://schemas.openxmlformats.org/drawingml/2006/picture">
+                <pic:pic xmlns:pic="http://schemas.openxmlformats.org/drawingml/2006/picture">
+                  <pic:nvPicPr>
+                    <pic:cNvPr id="0" name="" descr=""/>
+                    <pic:cNvPicPr>
+                      <a:picLocks noChangeAspect="1" noChangeArrowheads="1"/>
+                    </pic:cNvPicPr>
+                  </pic:nvPicPr>
+                  <pic:blipFill>
+                    <a:blip r:embed="rId9" cstate="none"/>
+                    <a:srcRect/>
+                    <a:stretch>
+                      <a:fillRect/>
+                    </a:stretch>
+                  </pic:blipFill>
+                  <pic:spPr bwMode="auto">
+                    <a:xfrm>
+                      <a:off x="0" y="0"/>
+                      <a:ext cx="1238250" cy="933450"/>
+                    </a:xfrm>
+                    <a:prstGeom prst="rect">
+                      <a:avLst/>
+                    </a:prstGeom>
+                  </pic:spPr>
+                </pic:pic>
+              </a:graphicData>
+            </a:graphic>
+          </wp:inline>
+        </w:drawing>
+      </w:r>
+    </w:p>
+    <w:p>
+      <w:pPr>
+        <w:keepNext/>
+        <w:spacing w:after="20"/>
       </w:pPr>
       <w:r>
         <w:rPr>
@@ -170,7 +266,7 @@
     </w:p>
     <w:p>
       <w:pPr>
-        <w:spacing w:after="60"/>
+        <w:spacing w:after="160"/>
       </w:pPr>
       <w:r>
         <w:rPr>
@@ -182,22 +278,55 @@
     </w:p>
     <w:p>
       <w:pPr>
-        <w:spacing w:after="60"/>
-      </w:pPr>
-      <w:r>
-        <w:rPr>
-          <w:i/>
-          <w:iCs/>
-          <w:color w:val="5F6F80"/>
-          <w:sz w:val="19"/>
-          <w:szCs w:val="19"/>
-        </w:rPr>
-        <w:t xml:space="preserve">Multiples of 4: 4, 8, 12, 16, 20, 24. Multiples of 6: 6, 12, 18, 24. First match: 12 → LCM = 12</w:t>
-      </w:r>
-    </w:p>
-    <w:p>
-      <w:pPr>
-        <w:spacing w:after="60"/>
+        <w:keepNext/>
+        <w:spacing w:after="20" w:before="120"/>
+        <w:jc w:val="center"/>
+      </w:pPr>
+      <w:r>
+        <w:drawing>
+          <wp:inline distT="0" distB="0" distL="0" distR="0">
+            <wp:extent cx="1238250" cy="933450"/>
+            <wp:effectExtent t="0" r="0" b="0" l="0"/>
+            <wp:docPr id="1" name="" descr="" title=""/>
+            <wp:cNvGraphicFramePr>
+              <a:graphicFrameLocks xmlns:a="http://schemas.openxmlformats.org/drawingml/2006/main" noChangeAspect="1"/>
+            </wp:cNvGraphicFramePr>
+            <a:graphic xmlns:a="http://schemas.openxmlformats.org/drawingml/2006/main">
+              <a:graphicData uri="http://schemas.openxmlformats.org/drawingml/2006/picture">
+                <pic:pic xmlns:pic="http://schemas.openxmlformats.org/drawingml/2006/picture">
+                  <pic:nvPicPr>
+                    <pic:cNvPr id="0" name="" descr=""/>
+                    <pic:cNvPicPr>
+                      <a:picLocks noChangeAspect="1" noChangeArrowheads="1"/>
+                    </pic:cNvPicPr>
+                  </pic:nvPicPr>
+                  <pic:blipFill>
+                    <a:blip r:embed="rId9" cstate="none"/>
+                    <a:srcRect/>
+                    <a:stretch>
+                      <a:fillRect/>
+                    </a:stretch>
+                  </pic:blipFill>
+                  <pic:spPr bwMode="auto">
+                    <a:xfrm>
+                      <a:off x="0" y="0"/>
+                      <a:ext cx="1238250" cy="933450"/>
+                    </a:xfrm>
+                    <a:prstGeom prst="rect">
+                      <a:avLst/>
+                    </a:prstGeom>
+                  </pic:spPr>
+                </pic:pic>
+              </a:graphicData>
+            </a:graphic>
+          </wp:inline>
+        </w:drawing>
+      </w:r>
+    </w:p>
+    <w:p>
+      <w:pPr>
+        <w:keepNext/>
+        <w:spacing w:after="20"/>
       </w:pPr>
       <w:r>
         <w:rPr>
@@ -222,7 +351,7 @@
     </w:p>
     <w:p>
       <w:pPr>
-        <w:spacing w:after="60"/>
+        <w:spacing w:after="160"/>
       </w:pPr>
       <w:r>
         <w:rPr>
@@ -234,22 +363,55 @@
     </w:p>
     <w:p>
       <w:pPr>
-        <w:spacing w:after="60"/>
-      </w:pPr>
-      <w:r>
-        <w:rPr>
-          <w:i/>
-          <w:iCs/>
-          <w:color w:val="5F6F80"/>
-          <w:sz w:val="19"/>
-          <w:szCs w:val="19"/>
-        </w:rPr>
-        <w:t xml:space="preserve">12, 24, and 36 are all common multiples of both 3 and 4</w:t>
-      </w:r>
-    </w:p>
-    <w:p>
-      <w:pPr>
-        <w:spacing w:after="60"/>
+        <w:keepNext/>
+        <w:spacing w:after="20" w:before="120"/>
+        <w:jc w:val="center"/>
+      </w:pPr>
+      <w:r>
+        <w:drawing>
+          <wp:inline distT="0" distB="0" distL="0" distR="0">
+            <wp:extent cx="1238250" cy="933450"/>
+            <wp:effectExtent t="0" r="0" b="0" l="0"/>
+            <wp:docPr id="1" name="" descr="" title=""/>
+            <wp:cNvGraphicFramePr>
+              <a:graphicFrameLocks xmlns:a="http://schemas.openxmlformats.org/drawingml/2006/main" noChangeAspect="1"/>
+            </wp:cNvGraphicFramePr>
+            <a:graphic xmlns:a="http://schemas.openxmlformats.org/drawingml/2006/main">
+              <a:graphicData uri="http://schemas.openxmlformats.org/drawingml/2006/picture">
+                <pic:pic xmlns:pic="http://schemas.openxmlformats.org/drawingml/2006/picture">
+                  <pic:nvPicPr>
+                    <pic:cNvPr id="0" name="" descr=""/>
+                    <pic:cNvPicPr>
+                      <a:picLocks noChangeAspect="1" noChangeArrowheads="1"/>
+                    </pic:cNvPicPr>
+                  </pic:nvPicPr>
+                  <pic:blipFill>
+                    <a:blip r:embed="rId9" cstate="none"/>
+                    <a:srcRect/>
+                    <a:stretch>
+                      <a:fillRect/>
+                    </a:stretch>
+                  </pic:blipFill>
+                  <pic:spPr bwMode="auto">
+                    <a:xfrm>
+                      <a:off x="0" y="0"/>
+                      <a:ext cx="1238250" cy="933450"/>
+                    </a:xfrm>
+                    <a:prstGeom prst="rect">
+                      <a:avLst/>
+                    </a:prstGeom>
+                  </pic:spPr>
+                </pic:pic>
+              </a:graphicData>
+            </a:graphic>
+          </wp:inline>
+        </w:drawing>
+      </w:r>
+    </w:p>
+    <w:p>
+      <w:pPr>
+        <w:keepNext/>
+        <w:spacing w:after="20"/>
       </w:pPr>
       <w:r>
         <w:rPr>
@@ -274,7 +436,7 @@
     </w:p>
     <w:p>
       <w:pPr>
-        <w:spacing w:after="60"/>
+        <w:spacing w:after="160"/>
       </w:pPr>
       <w:r>
         <w:rPr>
@@ -286,22 +448,55 @@
     </w:p>
     <w:p>
       <w:pPr>
-        <w:spacing w:after="60"/>
-      </w:pPr>
-      <w:r>
-        <w:rPr>
-          <w:i/>
-          <w:iCs/>
-          <w:color w:val="5F6F80"/>
-          <w:sz w:val="19"/>
-          <w:szCs w:val="19"/>
-        </w:rPr>
-        <w:t xml:space="preserve">Skip count by 6: 6, 12, 18, 24, 30 — each jump adds 6</w:t>
-      </w:r>
-    </w:p>
-    <w:p>
-      <w:pPr>
-        <w:spacing w:after="60"/>
+        <w:keepNext/>
+        <w:spacing w:after="20" w:before="120"/>
+        <w:jc w:val="center"/>
+      </w:pPr>
+      <w:r>
+        <w:drawing>
+          <wp:inline distT="0" distB="0" distL="0" distR="0">
+            <wp:extent cx="1238250" cy="933450"/>
+            <wp:effectExtent t="0" r="0" b="0" l="0"/>
+            <wp:docPr id="1" name="" descr="" title=""/>
+            <wp:cNvGraphicFramePr>
+              <a:graphicFrameLocks xmlns:a="http://schemas.openxmlformats.org/drawingml/2006/main" noChangeAspect="1"/>
+            </wp:cNvGraphicFramePr>
+            <a:graphic xmlns:a="http://schemas.openxmlformats.org/drawingml/2006/main">
+              <a:graphicData uri="http://schemas.openxmlformats.org/drawingml/2006/picture">
+                <pic:pic xmlns:pic="http://schemas.openxmlformats.org/drawingml/2006/picture">
+                  <pic:nvPicPr>
+                    <pic:cNvPr id="0" name="" descr=""/>
+                    <pic:cNvPicPr>
+                      <a:picLocks noChangeAspect="1" noChangeArrowheads="1"/>
+                    </pic:cNvPicPr>
+                  </pic:nvPicPr>
+                  <pic:blipFill>
+                    <a:blip r:embed="rId10" cstate="none"/>
+                    <a:srcRect/>
+                    <a:stretch>
+                      <a:fillRect/>
+                    </a:stretch>
+                  </pic:blipFill>
+                  <pic:spPr bwMode="auto">
+                    <a:xfrm>
+                      <a:off x="0" y="0"/>
+                      <a:ext cx="1238250" cy="933450"/>
+                    </a:xfrm>
+                    <a:prstGeom prst="rect">
+                      <a:avLst/>
+                    </a:prstGeom>
+                  </pic:spPr>
+                </pic:pic>
+              </a:graphicData>
+            </a:graphic>
+          </wp:inline>
+        </w:drawing>
+      </w:r>
+    </w:p>
+    <w:p>
+      <w:pPr>
+        <w:keepNext/>
+        <w:spacing w:after="20"/>
       </w:pPr>
       <w:r>
         <w:rPr>
@@ -326,7 +521,7 @@
     </w:p>
     <w:p>
       <w:pPr>
-        <w:spacing w:after="60"/>
+        <w:spacing w:after="160"/>
       </w:pPr>
       <w:r>
         <w:rPr>
@@ -334,21 +529,6 @@
           <w:szCs w:val="21"/>
         </w:rPr>
         <w:t xml:space="preserve">Writing a number as prime numbers multiplied together. It helps you find the LCM.</w:t>
-      </w:r>
-    </w:p>
-    <w:p>
-      <w:pPr>
-        <w:spacing w:after="60"/>
-      </w:pPr>
-      <w:r>
-        <w:rPr>
-          <w:i/>
-          <w:iCs/>
-          <w:color w:val="5F6F80"/>
-          <w:sz w:val="19"/>
-          <w:szCs w:val="19"/>
-        </w:rPr>
-        <w:t xml:space="preserve">4 = 2 × 2, 6 = 2 × 3. LCM uses the highest power of each prime: 2² × 3 = 12</w:t>
       </w:r>
     </w:p>
     <w:p>

--- a/lessons/1-3/downloads/1-3-notes.docx
+++ b/lessons/1-3/downloads/1-3-notes.docx
@@ -1210,7 +1210,7 @@
           <w:sz w:val="24"/>
           <w:szCs w:val="24"/>
         </w:rPr>
-        <w:t xml:space="preserve">Try the Model</w:t>
+        <w:t xml:space="preserve">Solved Example</w:t>
       </w:r>
       <w:r>
         <w:rPr>
@@ -1220,90 +1220,174 @@
           <w:sz w:val="19"/>
           <w:szCs w:val="19"/>
         </w:rPr>
-        <w:t xml:space="preserve">   step through it together</w:t>
-      </w:r>
-    </w:p>
-    <w:p>
-      <w:pPr>
-        <w:spacing w:after="80"/>
-      </w:pPr>
-      <w:r>
-        <w:rPr>
-          <w:sz w:val="21"/>
-          <w:szCs w:val="21"/>
-        </w:rPr>
-        <w:t xml:space="preserve">Here are the first several multiples of 4 and 6 mixed together. Sort them — which are common multiples of BOTH 4 and 6, and which are multiples of only one?</w:t>
-      </w:r>
-    </w:p>
-    <w:p>
-      <w:pPr>
+        <w:t xml:space="preserve">   I Do — watch each step</w:t>
+      </w:r>
+    </w:p>
+    <w:p>
+      <w:pPr>
+        <w:keepNext/>
         <w:spacing w:after="40"/>
       </w:pPr>
       <w:r>
-        <w:t xml:space="preserve"/>
-      </w:r>
-    </w:p>
-    <w:tbl>
-      <w:tblPr>
-        <w:tblW w:type="pct" w:w="100%"/>
-        <w:tblBorders>
-          <w:top w:val="single" w:color="C7D2DD" w:sz="6"/>
-          <w:left w:val="single" w:color="C7D2DD" w:sz="6"/>
-          <w:bottom w:val="single" w:color="C7D2DD" w:sz="6"/>
-          <w:right w:val="single" w:color="C7D2DD" w:sz="6"/>
-          <w:insideH w:val="single" w:color="auto" w:sz="4"/>
-          <w:insideV w:val="single" w:color="auto" w:sz="4"/>
-        </w:tblBorders>
-      </w:tblPr>
-      <w:tblGrid>
-        <w:gridCol w:w="100"/>
-      </w:tblGrid>
-      <w:tr>
-        <w:tc>
-          <w:tcPr>
-            <w:shd w:fill="E6F4F3" w:color="auto" w:val="clear"/>
-            <w:tcMar>
-              <w:top w:type="dxa" w:w="60"/>
-              <w:left w:type="dxa" w:w="120"/>
-              <w:bottom w:type="dxa" w:w="60"/>
-              <w:right w:type="dxa" w:w="120"/>
-            </w:tcMar>
-          </w:tcPr>
-          <w:p>
-            <w:pPr>
-              <w:spacing w:after="0" w:line="320"/>
-            </w:pPr>
-            <w:r>
-              <w:t xml:space="preserve"/>
-            </w:r>
-          </w:p>
-          <w:p>
-            <w:pPr>
-              <w:spacing w:after="0" w:line="320"/>
-            </w:pPr>
-            <w:r>
-              <w:t xml:space="preserve"/>
-            </w:r>
-          </w:p>
-          <w:p>
-            <w:pPr>
-              <w:spacing w:after="0" w:line="320"/>
-            </w:pPr>
-            <w:r>
-              <w:t xml:space="preserve"/>
-            </w:r>
-          </w:p>
-          <w:p>
-            <w:pPr>
-              <w:spacing w:after="0" w:line="320"/>
-            </w:pPr>
-            <w:r>
-              <w:t xml:space="preserve"/>
-            </w:r>
-          </w:p>
-        </w:tc>
-      </w:tr>
-    </w:tbl>
+        <w:rPr>
+          <w:b/>
+          <w:bCs/>
+          <w:color w:val="12355B"/>
+          <w:sz w:val="21"/>
+          <w:szCs w:val="21"/>
+        </w:rPr>
+        <w:t xml:space="preserve">Problem:  </w:t>
+      </w:r>
+      <w:r>
+        <w:rPr>
+          <w:sz w:val="21"/>
+          <w:szCs w:val="21"/>
+        </w:rPr>
+        <w:t xml:space="preserve">What is the LCM of 3 and 5?</w:t>
+      </w:r>
+    </w:p>
+    <w:p>
+      <w:pPr>
+        <w:spacing w:after="30"/>
+        <w:ind w:left="420"/>
+      </w:pPr>
+      <w:r>
+        <w:rPr>
+          <w:sz w:val="20"/>
+          <w:szCs w:val="20"/>
+        </w:rPr>
+        <w:t xml:space="preserve">A)  15</w:t>
+      </w:r>
+    </w:p>
+    <w:p>
+      <w:pPr>
+        <w:spacing w:after="30"/>
+        <w:ind w:left="420"/>
+      </w:pPr>
+      <w:r>
+        <w:rPr>
+          <w:sz w:val="20"/>
+          <w:szCs w:val="20"/>
+        </w:rPr>
+        <w:t xml:space="preserve">B)  3</w:t>
+      </w:r>
+    </w:p>
+    <w:p>
+      <w:pPr>
+        <w:spacing w:after="30"/>
+        <w:ind w:left="420"/>
+      </w:pPr>
+      <w:r>
+        <w:rPr>
+          <w:sz w:val="20"/>
+          <w:szCs w:val="20"/>
+        </w:rPr>
+        <w:t xml:space="preserve">C)  5</w:t>
+      </w:r>
+    </w:p>
+    <w:p>
+      <w:pPr>
+        <w:spacing w:after="30"/>
+        <w:ind w:left="420"/>
+      </w:pPr>
+      <w:r>
+        <w:rPr>
+          <w:sz w:val="20"/>
+          <w:szCs w:val="20"/>
+        </w:rPr>
+        <w:t xml:space="preserve">D)  30</w:t>
+      </w:r>
+    </w:p>
+    <w:p>
+      <w:pPr>
+        <w:spacing w:after="20" w:before="50"/>
+      </w:pPr>
+      <w:r>
+        <w:rPr>
+          <w:b/>
+          <w:bCs/>
+          <w:color w:val="1FA6A2"/>
+          <w:sz w:val="21"/>
+          <w:szCs w:val="21"/>
+        </w:rPr>
+        <w:t xml:space="preserve">Step 1:  </w:t>
+      </w:r>
+      <w:r>
+        <w:rPr>
+          <w:sz w:val="21"/>
+          <w:szCs w:val="21"/>
+        </w:rPr>
+        <w:t xml:space="preserve">Multiples of 3: 3, 6, 9, 12, 15, ...</w:t>
+      </w:r>
+    </w:p>
+    <w:p>
+      <w:pPr>
+        <w:spacing w:after="20" w:before="50"/>
+      </w:pPr>
+      <w:r>
+        <w:rPr>
+          <w:b/>
+          <w:bCs/>
+          <w:color w:val="1FA6A2"/>
+          <w:sz w:val="21"/>
+          <w:szCs w:val="21"/>
+        </w:rPr>
+        <w:t xml:space="preserve">Step 2:  </w:t>
+      </w:r>
+      <w:r>
+        <w:rPr>
+          <w:sz w:val="21"/>
+          <w:szCs w:val="21"/>
+        </w:rPr>
+        <w:t xml:space="preserve">Multiples of 5: 5, 10, 15, ...</w:t>
+      </w:r>
+    </w:p>
+    <w:p>
+      <w:pPr>
+        <w:spacing w:after="20" w:before="50"/>
+      </w:pPr>
+      <w:r>
+        <w:rPr>
+          <w:b/>
+          <w:bCs/>
+          <w:color w:val="1FA6A2"/>
+          <w:sz w:val="21"/>
+          <w:szCs w:val="21"/>
+        </w:rPr>
+        <w:t xml:space="preserve">Step 3:  </w:t>
+      </w:r>
+      <w:r>
+        <w:rPr>
+          <w:sz w:val="21"/>
+          <w:szCs w:val="21"/>
+        </w:rPr>
+        <w:t xml:space="preserve">The smallest common multiple is 15.</w:t>
+      </w:r>
+    </w:p>
+    <w:p>
+      <w:pPr>
+        <w:spacing w:after="40" w:before="60"/>
+      </w:pPr>
+      <w:r>
+        <w:rPr>
+          <w:b/>
+          <w:bCs/>
+          <w:color w:val="12355B"/>
+          <w:sz w:val="21"/>
+          <w:szCs w:val="21"/>
+        </w:rPr>
+        <w:t xml:space="preserve">Answer:  </w:t>
+      </w:r>
+      <w:r>
+        <w:rPr>
+          <w:b/>
+          <w:bCs/>
+          <w:sz w:val="21"/>
+          <w:szCs w:val="21"/>
+        </w:rPr>
+        <w:t xml:space="preserve">A. 15</w:t>
+      </w:r>
+    </w:p>
     <w:p>
       <w:pPr>
         <w:pStyle w:val="Heading1"/>
@@ -1348,6 +1432,197 @@
           <w:szCs w:val="19"/>
         </w:rPr>
         <w:t xml:space="preserve">   We Do — work with your class</w:t>
+      </w:r>
+    </w:p>
+    <w:p>
+      <w:pPr>
+        <w:keepNext/>
+        <w:spacing w:after="40" w:before="40"/>
+      </w:pPr>
+      <w:r>
+        <w:rPr>
+          <w:b/>
+          <w:bCs/>
+          <w:color w:val="12355B"/>
+          <w:sz w:val="21"/>
+          <w:szCs w:val="21"/>
+        </w:rPr>
+        <w:t xml:space="preserve">Problem:  </w:t>
+      </w:r>
+      <w:r>
+        <w:rPr>
+          <w:sz w:val="21"/>
+          <w:szCs w:val="21"/>
+        </w:rPr>
+        <w:t xml:space="preserve">What is the LCM of 6 and 8?</w:t>
+      </w:r>
+    </w:p>
+    <w:p>
+      <w:pPr>
+        <w:spacing w:after="30"/>
+        <w:ind w:left="420"/>
+      </w:pPr>
+      <w:r>
+        <w:rPr>
+          <w:sz w:val="20"/>
+          <w:szCs w:val="20"/>
+        </w:rPr>
+        <w:t xml:space="preserve">A)  24</w:t>
+      </w:r>
+    </w:p>
+    <w:p>
+      <w:pPr>
+        <w:spacing w:after="30"/>
+        <w:ind w:left="420"/>
+      </w:pPr>
+      <w:r>
+        <w:rPr>
+          <w:sz w:val="20"/>
+          <w:szCs w:val="20"/>
+        </w:rPr>
+        <w:t xml:space="preserve">B)  48</w:t>
+      </w:r>
+    </w:p>
+    <w:p>
+      <w:pPr>
+        <w:spacing w:after="30"/>
+        <w:ind w:left="420"/>
+      </w:pPr>
+      <w:r>
+        <w:rPr>
+          <w:sz w:val="20"/>
+          <w:szCs w:val="20"/>
+        </w:rPr>
+        <w:t xml:space="preserve">C)  14</w:t>
+      </w:r>
+    </w:p>
+    <w:p>
+      <w:pPr>
+        <w:spacing w:after="30"/>
+        <w:ind w:left="420"/>
+      </w:pPr>
+      <w:r>
+        <w:rPr>
+          <w:sz w:val="20"/>
+          <w:szCs w:val="20"/>
+        </w:rPr>
+        <w:t xml:space="preserve">D)  6</w:t>
+      </w:r>
+    </w:p>
+    <w:p>
+      <w:pPr>
+        <w:keepNext/>
+        <w:spacing w:after="0" w:before="50"/>
+      </w:pPr>
+      <w:r>
+        <w:rPr>
+          <w:b/>
+          <w:bCs/>
+          <w:color w:val="6B4FA0"/>
+          <w:sz w:val="21"/>
+          <w:szCs w:val="21"/>
+        </w:rPr>
+        <w:t xml:space="preserve">Step 1:</w:t>
+      </w:r>
+    </w:p>
+    <w:p>
+      <w:pPr>
+        <w:pBdr>
+          <w:bottom w:val="single" w:color="AFBECC" w:sz="6"/>
+        </w:pBdr>
+        <w:spacing w:after="30" w:before="150"/>
+      </w:pPr>
+      <w:r>
+        <w:t xml:space="preserve"/>
+      </w:r>
+    </w:p>
+    <w:p>
+      <w:pPr>
+        <w:keepNext/>
+        <w:spacing w:after="0" w:before="50"/>
+      </w:pPr>
+      <w:r>
+        <w:rPr>
+          <w:b/>
+          <w:bCs/>
+          <w:color w:val="6B4FA0"/>
+          <w:sz w:val="21"/>
+          <w:szCs w:val="21"/>
+        </w:rPr>
+        <w:t xml:space="preserve">Step 2:</w:t>
+      </w:r>
+    </w:p>
+    <w:p>
+      <w:pPr>
+        <w:pBdr>
+          <w:bottom w:val="single" w:color="AFBECC" w:sz="6"/>
+        </w:pBdr>
+        <w:spacing w:after="30" w:before="150"/>
+      </w:pPr>
+      <w:r>
+        <w:t xml:space="preserve"/>
+      </w:r>
+    </w:p>
+    <w:p>
+      <w:pPr>
+        <w:keepNext/>
+        <w:spacing w:after="0" w:before="50"/>
+      </w:pPr>
+      <w:r>
+        <w:rPr>
+          <w:b/>
+          <w:bCs/>
+          <w:color w:val="6B4FA0"/>
+          <w:sz w:val="21"/>
+          <w:szCs w:val="21"/>
+        </w:rPr>
+        <w:t xml:space="preserve">Step 3:</w:t>
+      </w:r>
+    </w:p>
+    <w:p>
+      <w:pPr>
+        <w:pBdr>
+          <w:bottom w:val="single" w:color="AFBECC" w:sz="6"/>
+        </w:pBdr>
+        <w:spacing w:after="30" w:before="150"/>
+      </w:pPr>
+      <w:r>
+        <w:t xml:space="preserve"/>
+      </w:r>
+    </w:p>
+    <w:p>
+      <w:pPr>
+        <w:keepNext/>
+        <w:spacing w:after="0" w:before="60"/>
+      </w:pPr>
+      <w:r>
+        <w:rPr>
+          <w:b/>
+          <w:bCs/>
+          <w:color w:val="12355B"/>
+          <w:sz w:val="21"/>
+          <w:szCs w:val="21"/>
+        </w:rPr>
+        <w:t xml:space="preserve">Answer:</w:t>
+      </w:r>
+    </w:p>
+    <w:p>
+      <w:pPr>
+        <w:pBdr>
+          <w:bottom w:val="single" w:color="AFBECC" w:sz="6"/>
+        </w:pBdr>
+        <w:spacing w:after="30" w:before="150"/>
+      </w:pPr>
+      <w:r>
+        <w:t xml:space="preserve"/>
+      </w:r>
+    </w:p>
+    <w:p>
+      <w:pPr>
+        <w:spacing w:after="80"/>
+      </w:pPr>
+      <w:r>
+        <w:t xml:space="preserve"/>
       </w:r>
     </w:p>
     <w:tbl>
@@ -1948,7 +2223,7 @@
           <w:sz w:val="21"/>
           <w:szCs w:val="21"/>
         </w:rPr>
-        <w:t xml:space="preserve">What is the LCM of 3 and 5?</w:t>
+        <w:t xml:space="preserve">What is the LCM of 4 and 10?</w:t>
       </w:r>
     </w:p>
     <w:p>
@@ -1961,7 +2236,7 @@
           <w:sz w:val="20"/>
           <w:szCs w:val="20"/>
         </w:rPr>
-        <w:t xml:space="preserve">A)  15</w:t>
+        <w:t xml:space="preserve">A)  20</w:t>
       </w:r>
     </w:p>
     <w:p>
@@ -1974,7 +2249,7 @@
           <w:sz w:val="20"/>
           <w:szCs w:val="20"/>
         </w:rPr>
-        <w:t xml:space="preserve">B)  3</w:t>
+        <w:t xml:space="preserve">B)  40</w:t>
       </w:r>
     </w:p>
     <w:p>
@@ -1987,7 +2262,7 @@
           <w:sz w:val="20"/>
           <w:szCs w:val="20"/>
         </w:rPr>
-        <w:t xml:space="preserve">C)  5</w:t>
+        <w:t xml:space="preserve">C)  10</w:t>
       </w:r>
     </w:p>
     <w:p>
@@ -2000,7 +2275,7 @@
           <w:sz w:val="20"/>
           <w:szCs w:val="20"/>
         </w:rPr>
-        <w:t xml:space="preserve">D)  30</w:t>
+        <w:t xml:space="preserve">D)  2</w:t>
       </w:r>
     </w:p>
     <w:p>
@@ -2078,7 +2353,7 @@
           <w:sz w:val="21"/>
           <w:szCs w:val="21"/>
         </w:rPr>
-        <w:t xml:space="preserve">What is the LCM of 6 and 8?</w:t>
+        <w:t xml:space="preserve">What is the LCM of 2 and 7?</w:t>
       </w:r>
     </w:p>
     <w:p>
@@ -2091,7 +2366,7 @@
           <w:sz w:val="20"/>
           <w:szCs w:val="20"/>
         </w:rPr>
-        <w:t xml:space="preserve">A)  24</w:t>
+        <w:t xml:space="preserve">A)  14</w:t>
       </w:r>
     </w:p>
     <w:p>
@@ -2104,7 +2379,7 @@
           <w:sz w:val="20"/>
           <w:szCs w:val="20"/>
         </w:rPr>
-        <w:t xml:space="preserve">B)  48</w:t>
+        <w:t xml:space="preserve">B)  7</w:t>
       </w:r>
     </w:p>
     <w:p>
@@ -2117,7 +2392,7 @@
           <w:sz w:val="20"/>
           <w:szCs w:val="20"/>
         </w:rPr>
-        <w:t xml:space="preserve">C)  14</w:t>
+        <w:t xml:space="preserve">C)  2</w:t>
       </w:r>
     </w:p>
     <w:p>
@@ -2130,7 +2405,7 @@
           <w:sz w:val="20"/>
           <w:szCs w:val="20"/>
         </w:rPr>
-        <w:t xml:space="preserve">D)  6</w:t>
+        <w:t xml:space="preserve">D)  9</w:t>
       </w:r>
     </w:p>
     <w:p>
@@ -2208,7 +2483,7 @@
           <w:sz w:val="21"/>
           <w:szCs w:val="21"/>
         </w:rPr>
-        <w:t xml:space="preserve">What is the LCM of 4 and 10?</w:t>
+        <w:t xml:space="preserve">Two buses leave the station at 8:00 AM. Bus A returns every 15 minutes and Bus B returns every 20 minutes. When is the next time both buses are at the station together?</w:t>
       </w:r>
     </w:p>
     <w:p>
@@ -2221,7 +2496,7 @@
           <w:sz w:val="20"/>
           <w:szCs w:val="20"/>
         </w:rPr>
-        <w:t xml:space="preserve">A)  20</w:t>
+        <w:t xml:space="preserve">A)  9:00 AM (60 minutes later)</w:t>
       </w:r>
     </w:p>
     <w:p>
@@ -2234,7 +2509,7 @@
           <w:sz w:val="20"/>
           <w:szCs w:val="20"/>
         </w:rPr>
-        <w:t xml:space="preserve">B)  40</w:t>
+        <w:t xml:space="preserve">B)  8:30 AM (30 minutes later)</w:t>
       </w:r>
     </w:p>
     <w:p>
@@ -2247,7 +2522,7 @@
           <w:sz w:val="20"/>
           <w:szCs w:val="20"/>
         </w:rPr>
-        <w:t xml:space="preserve">C)  10</w:t>
+        <w:t xml:space="preserve">C)  8:40 AM (40 minutes later)</w:t>
       </w:r>
     </w:p>
     <w:p>
@@ -2260,7 +2535,7 @@
           <w:sz w:val="20"/>
           <w:szCs w:val="20"/>
         </w:rPr>
-        <w:t xml:space="preserve">D)  2</w:t>
+        <w:t xml:space="preserve">D)  9:20 AM (80 minutes later)</w:t>
       </w:r>
     </w:p>
     <w:p>
@@ -2338,7 +2613,7 @@
           <w:sz w:val="21"/>
           <w:szCs w:val="21"/>
         </w:rPr>
-        <w:t xml:space="preserve">What is the LCM of 2 and 7?</w:t>
+        <w:t xml:space="preserve">What is the LCM of 4 and 10?</w:t>
       </w:r>
     </w:p>
     <w:p>
@@ -2351,7 +2626,7 @@
           <w:sz w:val="20"/>
           <w:szCs w:val="20"/>
         </w:rPr>
-        <w:t xml:space="preserve">A)  14</w:t>
+        <w:t xml:space="preserve">A)  20</w:t>
       </w:r>
     </w:p>
     <w:p>
@@ -2364,7 +2639,7 @@
           <w:sz w:val="20"/>
           <w:szCs w:val="20"/>
         </w:rPr>
-        <w:t xml:space="preserve">B)  7</w:t>
+        <w:t xml:space="preserve">B)  40</w:t>
       </w:r>
     </w:p>
     <w:p>
@@ -2377,7 +2652,7 @@
           <w:sz w:val="20"/>
           <w:szCs w:val="20"/>
         </w:rPr>
-        <w:t xml:space="preserve">C)  2</w:t>
+        <w:t xml:space="preserve">C)  30</w:t>
       </w:r>
     </w:p>
     <w:p>
@@ -2390,7 +2665,7 @@
           <w:sz w:val="20"/>
           <w:szCs w:val="20"/>
         </w:rPr>
-        <w:t xml:space="preserve">D)  9</w:t>
+        <w:t xml:space="preserve">D)  12</w:t>
       </w:r>
     </w:p>
     <w:p>
@@ -3103,6 +3378,64 @@
           <w:sz w:val="24"/>
           <w:szCs w:val="24"/>
         </w:rPr>
+        <w:t xml:space="preserve">Worked Notes (I Do / We Do)</w:t>
+      </w:r>
+    </w:p>
+    <w:p>
+      <w:pPr>
+        <w:spacing w:after="80"/>
+      </w:pPr>
+      <w:r>
+        <w:rPr>
+          <w:b/>
+          <w:bCs/>
+          <w:sz w:val="21"/>
+          <w:szCs w:val="21"/>
+        </w:rPr>
+        <w:t xml:space="preserve">I Do:  </w:t>
+      </w:r>
+      <w:r>
+        <w:rPr>
+          <w:sz w:val="21"/>
+          <w:szCs w:val="21"/>
+        </w:rPr>
+        <w:t xml:space="preserve">A. 15</w:t>
+      </w:r>
+    </w:p>
+    <w:p>
+      <w:pPr>
+        <w:spacing w:after="80"/>
+      </w:pPr>
+      <w:r>
+        <w:rPr>
+          <w:b/>
+          <w:bCs/>
+          <w:sz w:val="21"/>
+          <w:szCs w:val="21"/>
+        </w:rPr>
+        <w:t xml:space="preserve">We Do:  </w:t>
+      </w:r>
+      <w:r>
+        <w:rPr>
+          <w:sz w:val="21"/>
+          <w:szCs w:val="21"/>
+        </w:rPr>
+        <w:t xml:space="preserve">A. 24</w:t>
+      </w:r>
+    </w:p>
+    <w:p>
+      <w:pPr>
+        <w:pStyle w:val="Heading2"/>
+        <w:spacing w:after="80" w:before="180"/>
+      </w:pPr>
+      <w:r>
+        <w:rPr>
+          <w:b/>
+          <w:bCs/>
+          <w:color w:val="12355B"/>
+          <w:sz w:val="24"/>
+          <w:szCs w:val="24"/>
+        </w:rPr>
         <w:t xml:space="preserve">Independent Practice</w:t>
       </w:r>
     </w:p>
@@ -3124,7 +3457,7 @@
           <w:sz w:val="21"/>
           <w:szCs w:val="21"/>
         </w:rPr>
-        <w:t xml:space="preserve">A)  15</w:t>
+        <w:t xml:space="preserve">A)  20</w:t>
       </w:r>
       <w:r>
         <w:rPr>
@@ -3134,7 +3467,7 @@
           <w:sz w:val="19"/>
           <w:szCs w:val="19"/>
         </w:rPr>
-        <w:t xml:space="preserve">  — Multiples of 3: 3, 6, 9, 12, 15, ... Multiples of 5: 5, 10, 15, ... The smallest common multiple is 15.</w:t>
+        <w:t xml:space="preserve">  — Multiples of 4: 4, 8, 12, 16, 20, ... Multiples of 10: 10, 20, ... The smallest common multiple is 20.</w:t>
       </w:r>
     </w:p>
     <w:p>
@@ -3155,7 +3488,7 @@
           <w:sz w:val="21"/>
           <w:szCs w:val="21"/>
         </w:rPr>
-        <w:t xml:space="preserve">A)  24</w:t>
+        <w:t xml:space="preserve">A)  14</w:t>
       </w:r>
       <w:r>
         <w:rPr>
@@ -3165,7 +3498,7 @@
           <w:sz w:val="19"/>
           <w:szCs w:val="19"/>
         </w:rPr>
-        <w:t xml:space="preserve">  — Multiples of 6: 6, 12, 18, 24, ... Multiples of 8: 8, 16, 24, ... The smallest common multiple is 24.</w:t>
+        <w:t xml:space="preserve">  — Since 2 and 7 share no common factors (they are relatively prime), LCM = 2 × 7 = 14.</w:t>
       </w:r>
     </w:p>
     <w:p>
@@ -3186,7 +3519,7 @@
           <w:sz w:val="21"/>
           <w:szCs w:val="21"/>
         </w:rPr>
-        <w:t xml:space="preserve">A)  20</w:t>
+        <w:t xml:space="preserve">A)  9:00 AM (60 minutes later)</w:t>
       </w:r>
       <w:r>
         <w:rPr>
@@ -3196,7 +3529,7 @@
           <w:sz w:val="19"/>
           <w:szCs w:val="19"/>
         </w:rPr>
-        <w:t xml:space="preserve">  — Multiples of 4: 4, 8, 12, 16, 20, ... Multiples of 10: 10, 20, ... The smallest common multiple is 20.</w:t>
+        <w:t xml:space="preserve">  — LCM(15, 20) = 60 minutes. Both buses return together 60 minutes after 8:00 AM, at 9:00 AM.</w:t>
       </w:r>
     </w:p>
     <w:p>
@@ -3217,7 +3550,7 @@
           <w:sz w:val="21"/>
           <w:szCs w:val="21"/>
         </w:rPr>
-        <w:t xml:space="preserve">A)  14</w:t>
+        <w:t xml:space="preserve">A)  20</w:t>
       </w:r>
       <w:r>
         <w:rPr>
@@ -3227,7 +3560,7 @@
           <w:sz w:val="19"/>
           <w:szCs w:val="19"/>
         </w:rPr>
-        <w:t xml:space="preserve">  — Since 2 and 7 share no common factors (they are relatively prime), LCM = 2 × 7 = 14.</w:t>
+        <w:t xml:space="preserve">  — 4 = 2², 10 = 2 × 5. LCM = 2² × 5 = 20.</w:t>
       </w:r>
     </w:p>
     <w:p>

--- a/lessons/1-3/downloads/1-3-notes.docx
+++ b/lessons/1-3/downloads/1-3-notes.docx
@@ -1023,6 +1023,216 @@
     <w:p>
       <w:pPr>
         <w:pStyle w:val="Heading1"/>
+        <w:pBdr>
+          <w:bottom w:val="single" w:color="1FA6A2" w:sz="14" w:space="6"/>
+        </w:pBdr>
+        <w:spacing w:after="140" w:before="260"/>
+      </w:pPr>
+      <w:r>
+        <w:rPr>
+          <w:b/>
+          <w:bCs/>
+          <w:color w:val="12355B"/>
+          <w:sz w:val="30"/>
+          <w:szCs w:val="30"/>
+        </w:rPr>
+        <w:t xml:space="preserve">Guided Notes</w:t>
+      </w:r>
+    </w:p>
+    <w:p>
+      <w:pPr>
+        <w:spacing w:after="100"/>
+      </w:pPr>
+      <w:r>
+        <w:rPr>
+          <w:i/>
+          <w:iCs/>
+          <w:color w:val="5F6F80"/>
+          <w:sz w:val="19"/>
+          <w:szCs w:val="19"/>
+        </w:rPr>
+        <w:t xml:space="preserve">Fill in each blank as we go. Use the Word Bank to help you.</w:t>
+      </w:r>
+    </w:p>
+    <w:tbl>
+      <w:tblPr>
+        <w:tblW w:type="pct" w:w="100%"/>
+        <w:tblBorders>
+          <w:top w:val="single" w:color="BBD0DE" w:sz="8"/>
+          <w:left w:val="single" w:color="BBD0DE" w:sz="8"/>
+          <w:bottom w:val="single" w:color="BBD0DE" w:sz="8"/>
+          <w:right w:val="single" w:color="BBD0DE" w:sz="8"/>
+          <w:insideH w:val="single" w:color="auto" w:sz="4"/>
+          <w:insideV w:val="single" w:color="auto" w:sz="4"/>
+        </w:tblBorders>
+      </w:tblPr>
+      <w:tblGrid>
+        <w:gridCol w:w="100"/>
+      </w:tblGrid>
+      <w:tr>
+        <w:tc>
+          <w:tcPr>
+            <w:shd w:fill="EEF4F8" w:color="auto" w:val="clear"/>
+            <w:tcMar>
+              <w:top w:type="dxa" w:w="120"/>
+              <w:left w:type="dxa" w:w="180"/>
+              <w:bottom w:type="dxa" w:w="120"/>
+              <w:right w:type="dxa" w:w="180"/>
+            </w:tcMar>
+          </w:tcPr>
+          <w:p>
+            <w:pPr>
+              <w:spacing w:after="40"/>
+            </w:pPr>
+            <w:r>
+              <w:rPr>
+                <w:b/>
+                <w:bCs/>
+                <w:color w:val="1FA6A2"/>
+                <w:sz w:val="18"/>
+                <w:szCs w:val="18"/>
+              </w:rPr>
+              <w:t xml:space="preserve">WORD BANK</w:t>
+            </w:r>
+          </w:p>
+          <w:p>
+            <w:pPr>
+              <w:spacing w:after="80"/>
+            </w:pPr>
+            <w:r>
+              <w:rPr>
+                <w:b/>
+                <w:bCs/>
+                <w:sz w:val="21"/>
+                <w:szCs w:val="21"/>
+              </w:rPr>
+              <w:t xml:space="preserve">Multiple      •      Least common multiple      •      Common multiple      •      Skip counting      •      Prime factorization</w:t>
+            </w:r>
+          </w:p>
+        </w:tc>
+      </w:tr>
+    </w:tbl>
+    <w:p>
+      <w:pPr>
+        <w:spacing w:after="80"/>
+      </w:pPr>
+      <w:r>
+        <w:t xml:space="preserve"/>
+      </w:r>
+    </w:p>
+    <w:p>
+      <w:pPr>
+        <w:spacing w:after="120" w:before="80"/>
+      </w:pPr>
+      <w:r>
+        <w:rPr>
+          <w:b/>
+          <w:bCs/>
+          <w:color w:val="12355B"/>
+          <w:sz w:val="22"/>
+          <w:szCs w:val="22"/>
+        </w:rPr>
+        <w:t xml:space="preserve">1.  </w:t>
+      </w:r>
+      <w:r>
+        <w:rPr>
+          <w:sz w:val="22"/>
+          <w:szCs w:val="22"/>
+        </w:rPr>
+        <w:t xml:space="preserve">The product of a number and any whole number is a ___ of that number.</w:t>
+      </w:r>
+    </w:p>
+    <w:p>
+      <w:pPr>
+        <w:spacing w:after="120" w:before="80"/>
+      </w:pPr>
+      <w:r>
+        <w:rPr>
+          <w:b/>
+          <w:bCs/>
+          <w:color w:val="12355B"/>
+          <w:sz w:val="22"/>
+          <w:szCs w:val="22"/>
+        </w:rPr>
+        <w:t xml:space="preserve">2.  </w:t>
+      </w:r>
+      <w:r>
+        <w:rPr>
+          <w:sz w:val="22"/>
+          <w:szCs w:val="22"/>
+        </w:rPr>
+        <w:t xml:space="preserve">__________  —  The smallest number that two or more numbers both go into.</w:t>
+      </w:r>
+    </w:p>
+    <w:p>
+      <w:pPr>
+        <w:spacing w:after="120" w:before="80"/>
+      </w:pPr>
+      <w:r>
+        <w:rPr>
+          <w:b/>
+          <w:bCs/>
+          <w:color w:val="12355B"/>
+          <w:sz w:val="22"/>
+          <w:szCs w:val="22"/>
+        </w:rPr>
+        <w:t xml:space="preserve">3.  </w:t>
+      </w:r>
+      <w:r>
+        <w:rPr>
+          <w:sz w:val="22"/>
+          <w:szCs w:val="22"/>
+        </w:rPr>
+        <w:t xml:space="preserve">A multiple that two or more numbers share is a ___ multiple.</w:t>
+      </w:r>
+    </w:p>
+    <w:p>
+      <w:pPr>
+        <w:spacing w:after="120" w:before="80"/>
+      </w:pPr>
+      <w:r>
+        <w:rPr>
+          <w:b/>
+          <w:bCs/>
+          <w:color w:val="12355B"/>
+          <w:sz w:val="22"/>
+          <w:szCs w:val="22"/>
+        </w:rPr>
+        <w:t xml:space="preserve">4.  </w:t>
+      </w:r>
+      <w:r>
+        <w:rPr>
+          <w:sz w:val="22"/>
+          <w:szCs w:val="22"/>
+        </w:rPr>
+        <w:t xml:space="preserve">Counting forward by a number other than 1, like 6, 12, 18, is called ___.</w:t>
+      </w:r>
+    </w:p>
+    <w:p>
+      <w:pPr>
+        <w:spacing w:after="120" w:before="80"/>
+      </w:pPr>
+      <w:r>
+        <w:rPr>
+          <w:b/>
+          <w:bCs/>
+          <w:color w:val="12355B"/>
+          <w:sz w:val="22"/>
+          <w:szCs w:val="22"/>
+        </w:rPr>
+        <w:t xml:space="preserve">5.  </w:t>
+      </w:r>
+      <w:r>
+        <w:rPr>
+          <w:sz w:val="22"/>
+          <w:szCs w:val="22"/>
+        </w:rPr>
+        <w:t xml:space="preserve">__________  —  Writing a number as prime numbers multiplied together. It helps you find the LCM.</w:t>
+      </w:r>
+    </w:p>
+    <w:p>
+      <w:pPr>
+        <w:pStyle w:val="Heading1"/>
         <w:pageBreakBefore/>
         <w:pBdr>
           <w:bottom w:val="single" w:color="1FA6A2" w:sz="14" w:space="6"/>
@@ -2142,6 +2352,87 @@
     </w:p>
     <w:p>
       <w:pPr>
+        <w:spacing w:after="40" w:before="80"/>
+      </w:pPr>
+      <w:r>
+        <w:rPr>
+          <w:b/>
+          <w:bCs/>
+          <w:color w:val="12355B"/>
+          <w:sz w:val="21"/>
+          <w:szCs w:val="21"/>
+        </w:rPr>
+        <w:t xml:space="preserve">5. </w:t>
+      </w:r>
+      <w:r>
+        <w:rPr>
+          <w:b/>
+          <w:bCs/>
+          <w:color w:val="6B4FA0"/>
+          <w:sz w:val="19"/>
+          <w:szCs w:val="19"/>
+        </w:rPr>
+        <w:t xml:space="preserve">[Practice] </w:t>
+      </w:r>
+      <w:r>
+        <w:rPr>
+          <w:b/>
+          <w:bCs/>
+          <w:sz w:val="21"/>
+          <w:szCs w:val="21"/>
+        </w:rPr>
+        <w:t xml:space="preserve">During practice on Least Common Multiple, what strategy did you use when a problem felt tricky?</w:t>
+      </w:r>
+    </w:p>
+    <w:p>
+      <w:pPr>
+        <w:spacing w:after="60"/>
+      </w:pPr>
+      <w:r>
+        <w:rPr>
+          <w:color w:val="1A2733"/>
+          <w:sz w:val="21"/>
+          <w:szCs w:val="21"/>
+        </w:rPr>
+        <w:t xml:space="preserve">Start with:  The multiples of 4 are ___ and the multiples of 6 are ___.</w:t>
+      </w:r>
+      <w:r>
+        <w:rPr>
+          <w:i/>
+          <w:iCs/>
+          <w:color w:val="5F6F80"/>
+          <w:sz w:val="19"/>
+          <w:szCs w:val="19"/>
+        </w:rPr>
+        <w:br/>
+        <w:t xml:space="preserve">Los múltiplos de 4 son ___ y los múltiplos de 6 son ___.</w:t>
+      </w:r>
+    </w:p>
+    <w:p>
+      <w:pPr>
+        <w:spacing w:after="80"/>
+      </w:pPr>
+      <w:r>
+        <w:rPr>
+          <w:b/>
+          <w:bCs/>
+          <w:color w:val="12355B"/>
+          <w:sz w:val="19"/>
+          <w:szCs w:val="19"/>
+        </w:rPr>
+        <w:t xml:space="preserve">Word bank:  </w:t>
+      </w:r>
+      <w:r>
+        <w:rPr>
+          <w:color w:val="1FA6A2"/>
+          <w:sz w:val="19"/>
+          <w:szCs w:val="19"/>
+        </w:rPr>
+        <w:t xml:space="preserve">Multiple,  Least common multiple,  Common multiple,  Skip counting</w:t>
+      </w:r>
+    </w:p>
+    <w:p>
+      <w:pPr>
         <w:pStyle w:val="Heading1"/>
         <w:pageBreakBefore/>
         <w:pBdr>
@@ -2613,7 +2904,7 @@
           <w:sz w:val="21"/>
           <w:szCs w:val="21"/>
         </w:rPr>
-        <w:t xml:space="preserve">What is the LCM of 4 and 10?</w:t>
+        <w:t xml:space="preserve">Stop 1 — Oxygen Bay: The oxygen scrubber cycles every 4 minutes and the air filter cycles every 6 minutes. They both just ran together. After how many minutes do they next run together?</w:t>
       </w:r>
     </w:p>
     <w:p>
@@ -2626,7 +2917,7 @@
           <w:sz w:val="20"/>
           <w:szCs w:val="20"/>
         </w:rPr>
-        <w:t xml:space="preserve">A)  20</w:t>
+        <w:t xml:space="preserve">A)  12</w:t>
       </w:r>
     </w:p>
     <w:p>
@@ -2639,7 +2930,7 @@
           <w:sz w:val="20"/>
           <w:szCs w:val="20"/>
         </w:rPr>
-        <w:t xml:space="preserve">B)  40</w:t>
+        <w:t xml:space="preserve">B)  10</w:t>
       </w:r>
     </w:p>
     <w:p>
@@ -2652,7 +2943,7 @@
           <w:sz w:val="20"/>
           <w:szCs w:val="20"/>
         </w:rPr>
-        <w:t xml:space="preserve">C)  30</w:t>
+        <w:t xml:space="preserve">C)  24</w:t>
       </w:r>
     </w:p>
     <w:p>
@@ -2665,7 +2956,7 @@
           <w:sz w:val="20"/>
           <w:szCs w:val="20"/>
         </w:rPr>
-        <w:t xml:space="preserve">D)  12</w:t>
+        <w:t xml:space="preserve">D)  6</w:t>
       </w:r>
     </w:p>
     <w:p>
@@ -2738,33 +3029,7 @@
           <w:sz w:val="30"/>
           <w:szCs w:val="30"/>
         </w:rPr>
-        <w:t xml:space="preserve">Write About the Math</w:t>
-      </w:r>
-    </w:p>
-    <w:p>
-      <w:pPr>
-        <w:pStyle w:val="Heading2"/>
-        <w:spacing w:after="80" w:before="180"/>
-      </w:pPr>
-      <w:r>
-        <w:rPr>
-          <w:b/>
-          <w:bCs/>
-          <w:color w:val="12355B"/>
-          <w:sz w:val="24"/>
-          <w:szCs w:val="24"/>
-        </w:rPr>
-        <w:t xml:space="preserve">Build Strong Sentences</w:t>
-      </w:r>
-      <w:r>
-        <w:rPr>
-          <w:i/>
-          <w:iCs/>
-          <w:color w:val="B97A12"/>
-          <w:sz w:val="19"/>
-          <w:szCs w:val="19"/>
-        </w:rPr>
-        <w:t xml:space="preserve">   The Writing Revolution</w:t>
+        <w:t xml:space="preserve">Exit Ticket</w:t>
       </w:r>
     </w:p>
     <w:p>
@@ -2779,435 +3044,86 @@
           <w:sz w:val="19"/>
           <w:szCs w:val="19"/>
         </w:rPr>
-        <w:t xml:space="preserve">I can explain how I found the LCM using the words multiple, common multiple, skip counting, and least common multiple.</w:t>
-      </w:r>
-    </w:p>
-    <w:p>
-      <w:pPr>
-        <w:pStyle w:val="Heading2"/>
-        <w:spacing w:after="80" w:before="180"/>
-      </w:pPr>
-      <w:r>
-        <w:rPr>
-          <w:b/>
-          <w:bCs/>
-          <w:color w:val="12355B"/>
-          <w:sz w:val="24"/>
-          <w:szCs w:val="24"/>
-        </w:rPr>
-        <w:t xml:space="preserve">1. Kernel Sentence</w:t>
-      </w:r>
-      <w:r>
-        <w:rPr>
-          <w:i/>
-          <w:iCs/>
-          <w:color w:val="1FA6A2"/>
-          <w:sz w:val="19"/>
-          <w:szCs w:val="19"/>
-        </w:rPr>
-        <w:t xml:space="preserve">   subject + verb</w:t>
-      </w:r>
-    </w:p>
-    <w:tbl>
-      <w:tblPr>
-        <w:tblW w:type="pct" w:w="100%"/>
-        <w:tblBorders>
-          <w:top w:val="single" w:color="B97A12" w:sz="8"/>
-          <w:left w:val="single" w:color="B97A12" w:sz="8"/>
-          <w:bottom w:val="single" w:color="B97A12" w:sz="8"/>
-          <w:right w:val="single" w:color="B97A12" w:sz="8"/>
-          <w:insideH w:val="single" w:color="auto" w:sz="4"/>
-          <w:insideV w:val="single" w:color="auto" w:sz="4"/>
-        </w:tblBorders>
-      </w:tblPr>
-      <w:tblGrid>
-        <w:gridCol w:w="100"/>
-      </w:tblGrid>
-      <w:tr>
-        <w:tc>
-          <w:tcPr>
-            <w:shd w:fill="FBF3E2" w:color="auto" w:val="clear"/>
-            <w:tcMar>
-              <w:top w:type="dxa" w:w="120"/>
-              <w:left w:type="dxa" w:w="180"/>
-              <w:bottom w:type="dxa" w:w="120"/>
-              <w:right w:type="dxa" w:w="180"/>
-            </w:tcMar>
-          </w:tcPr>
-          <w:p>
-            <w:pPr>
-              <w:spacing w:after="0"/>
-            </w:pPr>
-            <w:r>
-              <w:rPr>
-                <w:b/>
-                <w:bCs/>
-                <w:color w:val="1FA6A2"/>
-                <w:sz w:val="20"/>
-                <w:szCs w:val="20"/>
-              </w:rPr>
-              <w:t xml:space="preserve">Model:  </w:t>
-            </w:r>
-            <w:r>
-              <w:rPr>
-                <w:sz w:val="20"/>
-                <w:szCs w:val="20"/>
-              </w:rPr>
-              <w:t xml:space="preserve">Multiple is what you get when you multiply a number by 1, 2, 3, and so on.</w:t>
-            </w:r>
-          </w:p>
-        </w:tc>
-      </w:tr>
-    </w:tbl>
+        <w:t xml:space="preserve">Answer on your own. This shows what you learned today.</w:t>
+      </w:r>
+    </w:p>
+    <w:p>
+      <w:pPr>
+        <w:spacing w:after="80" w:before="80"/>
+      </w:pPr>
+      <w:r>
+        <w:rPr>
+          <w:color w:val="B97A12"/>
+          <w:sz w:val="22"/>
+          <w:szCs w:val="22"/>
+        </w:rPr>
+        <w:t xml:space="preserve">★  </w:t>
+      </w:r>
+      <w:r>
+        <w:rPr>
+          <w:b/>
+          <w:bCs/>
+          <w:sz w:val="22"/>
+          <w:szCs w:val="22"/>
+        </w:rPr>
+        <w:t xml:space="preserve">What is the LCM of 9 and 12?</w:t>
+      </w:r>
+    </w:p>
+    <w:p>
+      <w:pPr>
+        <w:spacing w:after="60"/>
+        <w:ind w:left="420"/>
+      </w:pPr>
+      <w:r>
+        <w:rPr>
+          <w:sz w:val="21"/>
+          <w:szCs w:val="21"/>
+        </w:rPr>
+        <w:t xml:space="preserve">A)  36</w:t>
+      </w:r>
+    </w:p>
+    <w:p>
+      <w:pPr>
+        <w:spacing w:after="60"/>
+        <w:ind w:left="420"/>
+      </w:pPr>
+      <w:r>
+        <w:rPr>
+          <w:sz w:val="21"/>
+          <w:szCs w:val="21"/>
+        </w:rPr>
+        <w:t xml:space="preserve">B)  108</w:t>
+      </w:r>
+    </w:p>
+    <w:p>
+      <w:pPr>
+        <w:spacing w:after="60"/>
+        <w:ind w:left="420"/>
+      </w:pPr>
+      <w:r>
+        <w:rPr>
+          <w:sz w:val="21"/>
+          <w:szCs w:val="21"/>
+        </w:rPr>
+        <w:t xml:space="preserve">C)  3</w:t>
+      </w:r>
+    </w:p>
+    <w:p>
+      <w:pPr>
+        <w:spacing w:after="60"/>
+        <w:ind w:left="420"/>
+      </w:pPr>
+      <w:r>
+        <w:rPr>
+          <w:sz w:val="21"/>
+          <w:szCs w:val="21"/>
+        </w:rPr>
+        <w:t xml:space="preserve">D)  72</w:t>
+      </w:r>
+    </w:p>
     <w:p>
       <w:pPr>
         <w:spacing w:after="40"/>
-      </w:pPr>
-      <w:r>
-        <w:t xml:space="preserve"/>
-      </w:r>
-    </w:p>
-    <w:p>
-      <w:pPr>
-        <w:spacing w:after="60"/>
-      </w:pPr>
-      <w:r>
-        <w:rPr>
-          <w:color w:val="1A2733"/>
-          <w:sz w:val="21"/>
-          <w:szCs w:val="21"/>
-        </w:rPr>
-        <w:t xml:space="preserve">Write a kernel sentence about multiple. Use a subject and a verb.</w:t>
-      </w:r>
-      <w:r>
-        <w:rPr>
-          <w:i/>
-          <w:iCs/>
-          <w:color w:val="5F6F80"/>
-          <w:sz w:val="19"/>
-          <w:szCs w:val="19"/>
-        </w:rPr>
-        <w:br/>
-        <w:t xml:space="preserve">Escribe una oración base sobre múltiplo. Usa un sujeto y un verbo.</w:t>
-      </w:r>
-    </w:p>
-    <w:p>
-      <w:pPr>
-        <w:pBdr>
-          <w:bottom w:val="single" w:color="AFBECC" w:sz="6"/>
-        </w:pBdr>
-        <w:spacing w:after="30" w:before="150"/>
-      </w:pPr>
-      <w:r>
-        <w:t xml:space="preserve"/>
-      </w:r>
-    </w:p>
-    <w:p>
-      <w:pPr>
-        <w:pBdr>
-          <w:bottom w:val="single" w:color="AFBECC" w:sz="6"/>
-        </w:pBdr>
-        <w:spacing w:after="30" w:before="150"/>
-      </w:pPr>
-      <w:r>
-        <w:t xml:space="preserve"/>
-      </w:r>
-    </w:p>
-    <w:p>
-      <w:pPr>
-        <w:pStyle w:val="Heading2"/>
-        <w:spacing w:after="80" w:before="180"/>
-      </w:pPr>
-      <w:r>
-        <w:rPr>
-          <w:b/>
-          <w:bCs/>
-          <w:color w:val="12355B"/>
-          <w:sz w:val="24"/>
-          <w:szCs w:val="24"/>
-        </w:rPr>
-        <w:t xml:space="preserve">2. Sentence Expansion</w:t>
-      </w:r>
-      <w:r>
-        <w:rPr>
-          <w:i/>
-          <w:iCs/>
-          <w:color w:val="1FA6A2"/>
-          <w:sz w:val="19"/>
-          <w:szCs w:val="19"/>
-        </w:rPr>
-        <w:t xml:space="preserve">   because · but · so</w:t>
-      </w:r>
-    </w:p>
-    <w:p>
-      <w:pPr>
-        <w:spacing w:after="80"/>
-      </w:pPr>
-      <w:r>
-        <w:rPr>
-          <w:b/>
-          <w:bCs/>
-          <w:color w:val="1FA6A2"/>
-          <w:sz w:val="20"/>
-          <w:szCs w:val="20"/>
-        </w:rPr>
-        <w:t xml:space="preserve">Kernel:  </w:t>
-      </w:r>
-      <w:r>
-        <w:rPr>
-          <w:sz w:val="20"/>
-          <w:szCs w:val="20"/>
-        </w:rPr>
-        <w:t xml:space="preserve">Multiple matters in math</w:t>
-      </w:r>
-    </w:p>
-    <w:p>
-      <w:pPr>
-        <w:spacing w:after="80"/>
-      </w:pPr>
-      <w:r>
-        <w:rPr>
-          <w:b/>
-          <w:bCs/>
-          <w:color w:val="12355B"/>
-          <w:sz w:val="21"/>
-          <w:szCs w:val="21"/>
-        </w:rPr>
-        <w:t xml:space="preserve">because  </w:t>
-      </w:r>
-      <w:r>
-        <w:rPr>
-          <w:sz w:val="21"/>
-          <w:szCs w:val="21"/>
-        </w:rPr>
-        <w:t xml:space="preserve">Multiple matters in math because ___.</w:t>
-      </w:r>
-      <w:r>
-        <w:rPr>
-          <w:i/>
-          <w:iCs/>
-          <w:color w:val="5F6F80"/>
-          <w:sz w:val="19"/>
-          <w:szCs w:val="19"/>
-        </w:rPr>
-        <w:br/>
-        <w:t xml:space="preserve">Múltiplo importa en matemáticas porque ___.</w:t>
-      </w:r>
-    </w:p>
-    <w:p>
-      <w:pPr>
-        <w:pBdr>
-          <w:bottom w:val="single" w:color="AFBECC" w:sz="6"/>
-        </w:pBdr>
-        <w:spacing w:after="30" w:before="150"/>
-      </w:pPr>
-      <w:r>
-        <w:t xml:space="preserve"/>
-      </w:r>
-    </w:p>
-    <w:p>
-      <w:pPr>
-        <w:spacing w:after="80"/>
-      </w:pPr>
-      <w:r>
-        <w:rPr>
-          <w:b/>
-          <w:bCs/>
-          <w:color w:val="12355B"/>
-          <w:sz w:val="21"/>
-          <w:szCs w:val="21"/>
-        </w:rPr>
-        <w:t xml:space="preserve">but  </w:t>
-      </w:r>
-      <w:r>
-        <w:rPr>
-          <w:sz w:val="21"/>
-          <w:szCs w:val="21"/>
-        </w:rPr>
-        <w:t xml:space="preserve">Multiple matters in math, but ___.</w:t>
-      </w:r>
-      <w:r>
-        <w:rPr>
-          <w:i/>
-          <w:iCs/>
-          <w:color w:val="5F6F80"/>
-          <w:sz w:val="19"/>
-          <w:szCs w:val="19"/>
-        </w:rPr>
-        <w:br/>
-        <w:t xml:space="preserve">Múltiplo importa en matemáticas, pero ___.</w:t>
-      </w:r>
-    </w:p>
-    <w:p>
-      <w:pPr>
-        <w:pBdr>
-          <w:bottom w:val="single" w:color="AFBECC" w:sz="6"/>
-        </w:pBdr>
-        <w:spacing w:after="30" w:before="150"/>
-      </w:pPr>
-      <w:r>
-        <w:t xml:space="preserve"/>
-      </w:r>
-    </w:p>
-    <w:p>
-      <w:pPr>
-        <w:spacing w:after="80"/>
-      </w:pPr>
-      <w:r>
-        <w:rPr>
-          <w:b/>
-          <w:bCs/>
-          <w:color w:val="12355B"/>
-          <w:sz w:val="21"/>
-          <w:szCs w:val="21"/>
-        </w:rPr>
-        <w:t xml:space="preserve">so  </w:t>
-      </w:r>
-      <w:r>
-        <w:rPr>
-          <w:sz w:val="21"/>
-          <w:szCs w:val="21"/>
-        </w:rPr>
-        <w:t xml:space="preserve">Multiple matters in math, so ___.</w:t>
-      </w:r>
-      <w:r>
-        <w:rPr>
-          <w:i/>
-          <w:iCs/>
-          <w:color w:val="5F6F80"/>
-          <w:sz w:val="19"/>
-          <w:szCs w:val="19"/>
-        </w:rPr>
-        <w:br/>
-        <w:t xml:space="preserve">Múltiplo importa en matemáticas, entonces ___.</w:t>
-      </w:r>
-    </w:p>
-    <w:p>
-      <w:pPr>
-        <w:pBdr>
-          <w:bottom w:val="single" w:color="AFBECC" w:sz="6"/>
-        </w:pBdr>
-        <w:spacing w:after="30" w:before="150"/>
-      </w:pPr>
-      <w:r>
-        <w:t xml:space="preserve"/>
-      </w:r>
-    </w:p>
-    <w:p>
-      <w:pPr>
-        <w:pStyle w:val="Heading2"/>
-        <w:spacing w:after="80" w:before="180"/>
-      </w:pPr>
-      <w:r>
-        <w:rPr>
-          <w:b/>
-          <w:bCs/>
-          <w:color w:val="12355B"/>
-          <w:sz w:val="24"/>
-          <w:szCs w:val="24"/>
-        </w:rPr>
-        <w:t xml:space="preserve">3. Explain Your Reasoning</w:t>
-      </w:r>
-      <w:r>
-        <w:rPr>
-          <w:i/>
-          <w:iCs/>
-          <w:color w:val="1FA6A2"/>
-          <w:sz w:val="19"/>
-          <w:szCs w:val="19"/>
-        </w:rPr>
-        <w:t xml:space="preserve">   use a sentence starter</w:t>
-      </w:r>
-    </w:p>
-    <w:p>
-      <w:pPr>
-        <w:spacing w:after="60"/>
-      </w:pPr>
-      <w:r>
-        <w:rPr>
-          <w:color w:val="1A2733"/>
-          <w:sz w:val="21"/>
-          <w:szCs w:val="21"/>
-        </w:rPr>
-        <w:t xml:space="preserve">Their checks line up at a ___ of both 4 and 6.</w:t>
-      </w:r>
-      <w:r>
-        <w:rPr>
-          <w:i/>
-          <w:iCs/>
-          <w:color w:val="5F6F80"/>
-          <w:sz w:val="19"/>
-          <w:szCs w:val="19"/>
-        </w:rPr>
-        <w:br/>
-        <w:t xml:space="preserve">Sus revisiones coinciden en un ___ de 4 y de 6.</w:t>
-      </w:r>
-    </w:p>
-    <w:p>
-      <w:pPr>
-        <w:spacing w:after="60"/>
-      </w:pPr>
-      <w:r>
-        <w:rPr>
-          <w:color w:val="1A2733"/>
-          <w:sz w:val="21"/>
-          <w:szCs w:val="21"/>
-        </w:rPr>
-        <w:t xml:space="preserve">Adding 4 + 6 is wrong because ___.</w:t>
-      </w:r>
-      <w:r>
-        <w:rPr>
-          <w:i/>
-          <w:iCs/>
-          <w:color w:val="5F6F80"/>
-          <w:sz w:val="19"/>
-          <w:szCs w:val="19"/>
-        </w:rPr>
-        <w:br/>
-        <w:t xml:space="preserve">Sumar 4 + 6 es incorrecto porque ___.</w:t>
-      </w:r>
-    </w:p>
-    <w:p>
-      <w:pPr>
-        <w:spacing w:after="60"/>
-      </w:pPr>
-      <w:r>
-        <w:rPr>
-          <w:color w:val="1A2733"/>
-          <w:sz w:val="21"/>
-          <w:szCs w:val="21"/>
-        </w:rPr>
-        <w:t xml:space="preserve">The multiples of 4 are ___ and the multiples of 6 are ___.</w:t>
-      </w:r>
-      <w:r>
-        <w:rPr>
-          <w:i/>
-          <w:iCs/>
-          <w:color w:val="5F6F80"/>
-          <w:sz w:val="19"/>
-          <w:szCs w:val="19"/>
-        </w:rPr>
-        <w:br/>
-        <w:t xml:space="preserve">Los múltiplos de 4 son ___ y los múltiplos de 6 son ___.</w:t>
-      </w:r>
-    </w:p>
-    <w:p>
-      <w:pPr>
-        <w:pBdr>
-          <w:bottom w:val="single" w:color="AFBECC" w:sz="6"/>
-        </w:pBdr>
-        <w:spacing w:after="30" w:before="150"/>
-      </w:pPr>
-      <w:r>
-        <w:t xml:space="preserve"/>
-      </w:r>
-    </w:p>
-    <w:p>
-      <w:pPr>
-        <w:pBdr>
-          <w:bottom w:val="single" w:color="AFBECC" w:sz="6"/>
-        </w:pBdr>
-        <w:spacing w:after="30" w:before="150"/>
       </w:pPr>
       <w:r>
         <w:t xml:space="preserve"/>
@@ -3230,7 +3146,7 @@
           <w:sz w:val="30"/>
           <w:szCs w:val="30"/>
         </w:rPr>
-        <w:t xml:space="preserve">Exit Ticket</w:t>
+        <w:t xml:space="preserve">Answer Key &amp; Teacher Guide</w:t>
       </w:r>
     </w:p>
     <w:p>
@@ -3245,115 +3161,224 @@
           <w:sz w:val="19"/>
           <w:szCs w:val="19"/>
         </w:rPr>
-        <w:t xml:space="preserve">Answer on your own. This shows what you learned today.</w:t>
-      </w:r>
-    </w:p>
-    <w:p>
-      <w:pPr>
-        <w:spacing w:after="80" w:before="80"/>
-      </w:pPr>
-      <w:r>
-        <w:rPr>
-          <w:color w:val="B97A12"/>
-          <w:sz w:val="22"/>
-          <w:szCs w:val="22"/>
-        </w:rPr>
-        <w:t xml:space="preserve">★  </w:t>
-      </w:r>
-      <w:r>
-        <w:rPr>
-          <w:b/>
-          <w:bCs/>
-          <w:sz w:val="22"/>
-          <w:szCs w:val="22"/>
-        </w:rPr>
-        <w:t xml:space="preserve">What is the LCM of 9 and 12?</w:t>
-      </w:r>
-    </w:p>
-    <w:p>
-      <w:pPr>
-        <w:spacing w:after="60"/>
-        <w:ind w:left="420"/>
-      </w:pPr>
-      <w:r>
-        <w:rPr>
-          <w:sz w:val="21"/>
-          <w:szCs w:val="21"/>
-        </w:rPr>
-        <w:t xml:space="preserve">A)  36</w:t>
-      </w:r>
-    </w:p>
-    <w:p>
-      <w:pPr>
-        <w:spacing w:after="60"/>
-        <w:ind w:left="420"/>
-      </w:pPr>
-      <w:r>
-        <w:rPr>
-          <w:sz w:val="21"/>
-          <w:szCs w:val="21"/>
-        </w:rPr>
-        <w:t xml:space="preserve">B)  108</w:t>
-      </w:r>
-    </w:p>
-    <w:p>
-      <w:pPr>
-        <w:spacing w:after="60"/>
-        <w:ind w:left="420"/>
-      </w:pPr>
-      <w:r>
-        <w:rPr>
-          <w:sz w:val="21"/>
-          <w:szCs w:val="21"/>
-        </w:rPr>
-        <w:t xml:space="preserve">C)  3</w:t>
-      </w:r>
-    </w:p>
-    <w:p>
-      <w:pPr>
-        <w:spacing w:after="60"/>
-        <w:ind w:left="420"/>
-      </w:pPr>
-      <w:r>
-        <w:rPr>
-          <w:sz w:val="21"/>
-          <w:szCs w:val="21"/>
-        </w:rPr>
-        <w:t xml:space="preserve">D)  72</w:t>
-      </w:r>
-    </w:p>
-    <w:p>
-      <w:pPr>
-        <w:spacing w:after="40"/>
-      </w:pPr>
-      <w:r>
-        <w:t xml:space="preserve"/>
-      </w:r>
-    </w:p>
-    <w:p>
-      <w:pPr>
-        <w:pStyle w:val="Heading1"/>
-        <w:pageBreakBefore/>
-        <w:pBdr>
-          <w:bottom w:val="single" w:color="1FA6A2" w:sz="14" w:space="6"/>
-        </w:pBdr>
-        <w:spacing w:after="140" w:before="0"/>
-      </w:pPr>
-      <w:r>
-        <w:rPr>
-          <w:b/>
-          <w:bCs/>
-          <w:color w:val="12355B"/>
-          <w:sz w:val="30"/>
-          <w:szCs w:val="30"/>
-        </w:rPr>
-        <w:t xml:space="preserve">Answer Key &amp; Teacher Guide</w:t>
-      </w:r>
-    </w:p>
-    <w:p>
-      <w:pPr>
-        <w:spacing w:after="100"/>
-      </w:pPr>
+        <w:t xml:space="preserve">Teacher reference — remove or fold back before distributing to students.</w:t>
+      </w:r>
+    </w:p>
+    <w:p>
+      <w:pPr>
+        <w:pStyle w:val="Heading2"/>
+        <w:spacing w:after="80" w:before="180"/>
+      </w:pPr>
+      <w:r>
+        <w:rPr>
+          <w:b/>
+          <w:bCs/>
+          <w:color w:val="12355B"/>
+          <w:sz w:val="24"/>
+          <w:szCs w:val="24"/>
+        </w:rPr>
+        <w:t xml:space="preserve">Guided Notes (Fill-in)</w:t>
+      </w:r>
+    </w:p>
+    <w:p>
+      <w:pPr>
+        <w:spacing w:after="80"/>
+      </w:pPr>
+      <w:r>
+        <w:rPr>
+          <w:b/>
+          <w:bCs/>
+          <w:sz w:val="21"/>
+          <w:szCs w:val="21"/>
+        </w:rPr>
+        <w:t xml:space="preserve">Notes 1:  </w:t>
+      </w:r>
+      <w:r>
+        <w:rPr>
+          <w:sz w:val="21"/>
+          <w:szCs w:val="21"/>
+        </w:rPr>
+        <w:t xml:space="preserve">Multiple</w:t>
+      </w:r>
+    </w:p>
+    <w:p>
+      <w:pPr>
+        <w:spacing w:after="80"/>
+      </w:pPr>
+      <w:r>
+        <w:rPr>
+          <w:b/>
+          <w:bCs/>
+          <w:sz w:val="21"/>
+          <w:szCs w:val="21"/>
+        </w:rPr>
+        <w:t xml:space="preserve">Notes 2:  </w:t>
+      </w:r>
+      <w:r>
+        <w:rPr>
+          <w:sz w:val="21"/>
+          <w:szCs w:val="21"/>
+        </w:rPr>
+        <w:t xml:space="preserve">Least common multiple</w:t>
+      </w:r>
+    </w:p>
+    <w:p>
+      <w:pPr>
+        <w:spacing w:after="80"/>
+      </w:pPr>
+      <w:r>
+        <w:rPr>
+          <w:b/>
+          <w:bCs/>
+          <w:sz w:val="21"/>
+          <w:szCs w:val="21"/>
+        </w:rPr>
+        <w:t xml:space="preserve">Notes 3:  </w:t>
+      </w:r>
+      <w:r>
+        <w:rPr>
+          <w:sz w:val="21"/>
+          <w:szCs w:val="21"/>
+        </w:rPr>
+        <w:t xml:space="preserve">Common multiple</w:t>
+      </w:r>
+    </w:p>
+    <w:p>
+      <w:pPr>
+        <w:spacing w:after="80"/>
+      </w:pPr>
+      <w:r>
+        <w:rPr>
+          <w:b/>
+          <w:bCs/>
+          <w:sz w:val="21"/>
+          <w:szCs w:val="21"/>
+        </w:rPr>
+        <w:t xml:space="preserve">Notes 4:  </w:t>
+      </w:r>
+      <w:r>
+        <w:rPr>
+          <w:sz w:val="21"/>
+          <w:szCs w:val="21"/>
+        </w:rPr>
+        <w:t xml:space="preserve">Skip counting</w:t>
+      </w:r>
+    </w:p>
+    <w:p>
+      <w:pPr>
+        <w:spacing w:after="80"/>
+      </w:pPr>
+      <w:r>
+        <w:rPr>
+          <w:b/>
+          <w:bCs/>
+          <w:sz w:val="21"/>
+          <w:szCs w:val="21"/>
+        </w:rPr>
+        <w:t xml:space="preserve">Notes 5:  </w:t>
+      </w:r>
+      <w:r>
+        <w:rPr>
+          <w:sz w:val="21"/>
+          <w:szCs w:val="21"/>
+        </w:rPr>
+        <w:t xml:space="preserve">Prime factorization</w:t>
+      </w:r>
+    </w:p>
+    <w:p>
+      <w:pPr>
+        <w:pStyle w:val="Heading2"/>
+        <w:spacing w:after="80" w:before="180"/>
+      </w:pPr>
+      <w:r>
+        <w:rPr>
+          <w:b/>
+          <w:bCs/>
+          <w:color w:val="12355B"/>
+          <w:sz w:val="24"/>
+          <w:szCs w:val="24"/>
+        </w:rPr>
+        <w:t xml:space="preserve">Worked Notes (I Do / We Do)</w:t>
+      </w:r>
+    </w:p>
+    <w:p>
+      <w:pPr>
+        <w:spacing w:after="80"/>
+      </w:pPr>
+      <w:r>
+        <w:rPr>
+          <w:b/>
+          <w:bCs/>
+          <w:sz w:val="21"/>
+          <w:szCs w:val="21"/>
+        </w:rPr>
+        <w:t xml:space="preserve">I Do:  </w:t>
+      </w:r>
+      <w:r>
+        <w:rPr>
+          <w:sz w:val="21"/>
+          <w:szCs w:val="21"/>
+        </w:rPr>
+        <w:t xml:space="preserve">A. 15</w:t>
+      </w:r>
+    </w:p>
+    <w:p>
+      <w:pPr>
+        <w:spacing w:after="80"/>
+      </w:pPr>
+      <w:r>
+        <w:rPr>
+          <w:b/>
+          <w:bCs/>
+          <w:sz w:val="21"/>
+          <w:szCs w:val="21"/>
+        </w:rPr>
+        <w:t xml:space="preserve">We Do:  </w:t>
+      </w:r>
+      <w:r>
+        <w:rPr>
+          <w:sz w:val="21"/>
+          <w:szCs w:val="21"/>
+        </w:rPr>
+        <w:t xml:space="preserve">A. 24</w:t>
+      </w:r>
+    </w:p>
+    <w:p>
+      <w:pPr>
+        <w:pStyle w:val="Heading2"/>
+        <w:spacing w:after="80" w:before="180"/>
+      </w:pPr>
+      <w:r>
+        <w:rPr>
+          <w:b/>
+          <w:bCs/>
+          <w:color w:val="12355B"/>
+          <w:sz w:val="24"/>
+          <w:szCs w:val="24"/>
+        </w:rPr>
+        <w:t xml:space="preserve">Independent Practice</w:t>
+      </w:r>
+    </w:p>
+    <w:p>
+      <w:pPr>
+        <w:spacing w:after="80"/>
+      </w:pPr>
+      <w:r>
+        <w:rPr>
+          <w:b/>
+          <w:bCs/>
+          <w:sz w:val="21"/>
+          <w:szCs w:val="21"/>
+        </w:rPr>
+        <w:t xml:space="preserve">1.  </w:t>
+      </w:r>
+      <w:r>
+        <w:rPr>
+          <w:sz w:val="21"/>
+          <w:szCs w:val="21"/>
+        </w:rPr>
+        <w:t xml:space="preserve">A)  20</w:t>
+      </w:r>
       <w:r>
         <w:rPr>
           <w:i/>
@@ -3362,23 +3387,7 @@
           <w:sz w:val="19"/>
           <w:szCs w:val="19"/>
         </w:rPr>
-        <w:t xml:space="preserve">Teacher reference — remove or fold back before distributing to students.</w:t>
-      </w:r>
-    </w:p>
-    <w:p>
-      <w:pPr>
-        <w:pStyle w:val="Heading2"/>
-        <w:spacing w:after="80" w:before="180"/>
-      </w:pPr>
-      <w:r>
-        <w:rPr>
-          <w:b/>
-          <w:bCs/>
-          <w:color w:val="12355B"/>
-          <w:sz w:val="24"/>
-          <w:szCs w:val="24"/>
-        </w:rPr>
-        <w:t xml:space="preserve">Worked Notes (I Do / We Do)</w:t>
+        <w:t xml:space="preserve">  — Multiples of 4: 4, 8, 12, 16, 20, ... Multiples of 10: 10, 20, ... The smallest common multiple is 20.</w:t>
       </w:r>
     </w:p>
     <w:p>
@@ -3392,72 +3401,14 @@
           <w:sz w:val="21"/>
           <w:szCs w:val="21"/>
         </w:rPr>
-        <w:t xml:space="preserve">I Do:  </w:t>
-      </w:r>
-      <w:r>
-        <w:rPr>
-          <w:sz w:val="21"/>
-          <w:szCs w:val="21"/>
-        </w:rPr>
-        <w:t xml:space="preserve">A. 15</w:t>
-      </w:r>
-    </w:p>
-    <w:p>
-      <w:pPr>
-        <w:spacing w:after="80"/>
-      </w:pPr>
-      <w:r>
-        <w:rPr>
-          <w:b/>
-          <w:bCs/>
-          <w:sz w:val="21"/>
-          <w:szCs w:val="21"/>
-        </w:rPr>
-        <w:t xml:space="preserve">We Do:  </w:t>
-      </w:r>
-      <w:r>
-        <w:rPr>
-          <w:sz w:val="21"/>
-          <w:szCs w:val="21"/>
-        </w:rPr>
-        <w:t xml:space="preserve">A. 24</w:t>
-      </w:r>
-    </w:p>
-    <w:p>
-      <w:pPr>
-        <w:pStyle w:val="Heading2"/>
-        <w:spacing w:after="80" w:before="180"/>
-      </w:pPr>
-      <w:r>
-        <w:rPr>
-          <w:b/>
-          <w:bCs/>
-          <w:color w:val="12355B"/>
-          <w:sz w:val="24"/>
-          <w:szCs w:val="24"/>
-        </w:rPr>
-        <w:t xml:space="preserve">Independent Practice</w:t>
-      </w:r>
-    </w:p>
-    <w:p>
-      <w:pPr>
-        <w:spacing w:after="80"/>
-      </w:pPr>
-      <w:r>
-        <w:rPr>
-          <w:b/>
-          <w:bCs/>
-          <w:sz w:val="21"/>
-          <w:szCs w:val="21"/>
-        </w:rPr>
-        <w:t xml:space="preserve">1.  </w:t>
-      </w:r>
-      <w:r>
-        <w:rPr>
-          <w:sz w:val="21"/>
-          <w:szCs w:val="21"/>
-        </w:rPr>
-        <w:t xml:space="preserve">A)  20</w:t>
+        <w:t xml:space="preserve">2.  </w:t>
+      </w:r>
+      <w:r>
+        <w:rPr>
+          <w:sz w:val="21"/>
+          <w:szCs w:val="21"/>
+        </w:rPr>
+        <w:t xml:space="preserve">A)  14</w:t>
       </w:r>
       <w:r>
         <w:rPr>
@@ -3467,7 +3418,7 @@
           <w:sz w:val="19"/>
           <w:szCs w:val="19"/>
         </w:rPr>
-        <w:t xml:space="preserve">  — Multiples of 4: 4, 8, 12, 16, 20, ... Multiples of 10: 10, 20, ... The smallest common multiple is 20.</w:t>
+        <w:t xml:space="preserve">  — Since 2 and 7 share no common factors (they are relatively prime), LCM = 2 × 7 = 14.</w:t>
       </w:r>
     </w:p>
     <w:p>
@@ -3481,14 +3432,14 @@
           <w:sz w:val="21"/>
           <w:szCs w:val="21"/>
         </w:rPr>
-        <w:t xml:space="preserve">2.  </w:t>
-      </w:r>
-      <w:r>
-        <w:rPr>
-          <w:sz w:val="21"/>
-          <w:szCs w:val="21"/>
-        </w:rPr>
-        <w:t xml:space="preserve">A)  14</w:t>
+        <w:t xml:space="preserve">3.  </w:t>
+      </w:r>
+      <w:r>
+        <w:rPr>
+          <w:sz w:val="21"/>
+          <w:szCs w:val="21"/>
+        </w:rPr>
+        <w:t xml:space="preserve">A)  9:00 AM (60 minutes later)</w:t>
       </w:r>
       <w:r>
         <w:rPr>
@@ -3498,7 +3449,7 @@
           <w:sz w:val="19"/>
           <w:szCs w:val="19"/>
         </w:rPr>
-        <w:t xml:space="preserve">  — Since 2 and 7 share no common factors (they are relatively prime), LCM = 2 × 7 = 14.</w:t>
+        <w:t xml:space="preserve">  — LCM(15, 20) = 60 minutes. Both buses return together 60 minutes after 8:00 AM, at 9:00 AM.</w:t>
       </w:r>
     </w:p>
     <w:p>
@@ -3512,14 +3463,14 @@
           <w:sz w:val="21"/>
           <w:szCs w:val="21"/>
         </w:rPr>
-        <w:t xml:space="preserve">3.  </w:t>
-      </w:r>
-      <w:r>
-        <w:rPr>
-          <w:sz w:val="21"/>
-          <w:szCs w:val="21"/>
-        </w:rPr>
-        <w:t xml:space="preserve">A)  9:00 AM (60 minutes later)</w:t>
+        <w:t xml:space="preserve">4.  </w:t>
+      </w:r>
+      <w:r>
+        <w:rPr>
+          <w:sz w:val="21"/>
+          <w:szCs w:val="21"/>
+        </w:rPr>
+        <w:t xml:space="preserve">A)  12</w:t>
       </w:r>
       <w:r>
         <w:rPr>
@@ -3529,7 +3480,23 @@
           <w:sz w:val="19"/>
           <w:szCs w:val="19"/>
         </w:rPr>
-        <w:t xml:space="preserve">  — LCM(15, 20) = 60 minutes. Both buses return together 60 minutes after 8:00 AM, at 9:00 AM.</w:t>
+        <w:t xml:space="preserve">  — Skip count: multiples of 4 are 4, 8, 12; multiples of 6 are 6, 12. The first shared multiple is LCM(4, 6) = 12 minutes.</w:t>
+      </w:r>
+    </w:p>
+    <w:p>
+      <w:pPr>
+        <w:pStyle w:val="Heading2"/>
+        <w:spacing w:after="80" w:before="180"/>
+      </w:pPr>
+      <w:r>
+        <w:rPr>
+          <w:b/>
+          <w:bCs/>
+          <w:color w:val="12355B"/>
+          <w:sz w:val="24"/>
+          <w:szCs w:val="24"/>
+        </w:rPr>
+        <w:t xml:space="preserve">Exit Ticket</w:t>
       </w:r>
     </w:p>
     <w:p>
@@ -3538,19 +3505,10 @@
       </w:pPr>
       <w:r>
         <w:rPr>
-          <w:b/>
-          <w:bCs/>
-          <w:sz w:val="21"/>
-          <w:szCs w:val="21"/>
-        </w:rPr>
-        <w:t xml:space="preserve">4.  </w:t>
-      </w:r>
-      <w:r>
-        <w:rPr>
-          <w:sz w:val="21"/>
-          <w:szCs w:val="21"/>
-        </w:rPr>
-        <w:t xml:space="preserve">A)  20</w:t>
+          <w:sz w:val="21"/>
+          <w:szCs w:val="21"/>
+        </w:rPr>
+        <w:t xml:space="preserve">A)  36</w:t>
       </w:r>
       <w:r>
         <w:rPr>
@@ -3560,197 +3518,7 @@
           <w:sz w:val="19"/>
           <w:szCs w:val="19"/>
         </w:rPr>
-        <w:t xml:space="preserve">  — 4 = 2², 10 = 2 × 5. LCM = 2² × 5 = 20.</w:t>
-      </w:r>
-    </w:p>
-    <w:p>
-      <w:pPr>
-        <w:pStyle w:val="Heading2"/>
-        <w:spacing w:after="80" w:before="180"/>
-      </w:pPr>
-      <w:r>
-        <w:rPr>
-          <w:b/>
-          <w:bCs/>
-          <w:color w:val="12355B"/>
-          <w:sz w:val="24"/>
-          <w:szCs w:val="24"/>
-        </w:rPr>
-        <w:t xml:space="preserve">Exit Ticket</w:t>
-      </w:r>
-    </w:p>
-    <w:p>
-      <w:pPr>
-        <w:spacing w:after="80"/>
-      </w:pPr>
-      <w:r>
-        <w:rPr>
-          <w:sz w:val="21"/>
-          <w:szCs w:val="21"/>
-        </w:rPr>
-        <w:t xml:space="preserve">A)  36</w:t>
-      </w:r>
-      <w:r>
-        <w:rPr>
-          <w:i/>
-          <w:iCs/>
-          <w:color w:val="5F6F80"/>
-          <w:sz w:val="19"/>
-          <w:szCs w:val="19"/>
-        </w:rPr>
         <w:t xml:space="preserve">  — Multiples of 9: 9, 18, 27, 36, ... Multiples of 12: 12, 24, 36, ... The smallest common multiple is 36.</w:t>
-      </w:r>
-    </w:p>
-    <w:p>
-      <w:pPr>
-        <w:pStyle w:val="Heading2"/>
-        <w:spacing w:after="80" w:before="180"/>
-      </w:pPr>
-      <w:r>
-        <w:rPr>
-          <w:b/>
-          <w:bCs/>
-          <w:color w:val="12355B"/>
-          <w:sz w:val="24"/>
-          <w:szCs w:val="24"/>
-        </w:rPr>
-        <w:t xml:space="preserve">Writing (TWR) — what to look for</w:t>
-      </w:r>
-    </w:p>
-    <w:p>
-      <w:pPr>
-        <w:spacing w:after="80"/>
-      </w:pPr>
-      <w:r>
-        <w:rPr>
-          <w:sz w:val="20"/>
-          <w:szCs w:val="20"/>
-        </w:rPr>
-        <w:t xml:space="preserve">Kernel sentence: a complete sentence needs a subject and a verb. Example: Multiple is what you get when you multiply a number by 1, 2, 3, and so on.</w:t>
-      </w:r>
-    </w:p>
-    <w:p>
-      <w:pPr>
-        <w:spacing w:after="80"/>
-      </w:pPr>
-      <w:r>
-        <w:rPr>
-          <w:sz w:val="20"/>
-          <w:szCs w:val="20"/>
-        </w:rPr>
-        <w:t xml:space="preserve">Expansion: because = reason, but = contrast/exception, so = result. Answers vary; each must keep the kernel idea.</w:t>
-      </w:r>
-    </w:p>
-    <w:p>
-      <w:pPr>
-        <w:pStyle w:val="Heading2"/>
-        <w:spacing w:after="80" w:before="180"/>
-      </w:pPr>
-      <w:r>
-        <w:rPr>
-          <w:b/>
-          <w:bCs/>
-          <w:color w:val="12355B"/>
-          <w:sz w:val="24"/>
-          <w:szCs w:val="24"/>
-        </w:rPr>
-        <w:t xml:space="preserve">Turn &amp; Talk — listen for</w:t>
-      </w:r>
-    </w:p>
-    <w:p>
-      <w:pPr>
-        <w:spacing w:after="80"/>
-      </w:pPr>
-      <w:r>
-        <w:rPr>
-          <w:b/>
-          <w:bCs/>
-          <w:sz w:val="19"/>
-          <w:szCs w:val="19"/>
-        </w:rPr>
-        <w:t xml:space="preserve">1.  </w:t>
-      </w:r>
-      <w:r>
-        <w:rPr>
-          <w:i/>
-          <w:iCs/>
-          <w:color w:val="5F6F80"/>
-          <w:sz w:val="19"/>
-          <w:szCs w:val="19"/>
-        </w:rPr>
-        <w:t xml:space="preserve">Students reason that each astronaut repeats on multiples of their own number, so they only overlap at a common multiple, and adding 4 + 6 does not land on both schedules.</w:t>
-      </w:r>
-    </w:p>
-    <w:p>
-      <w:pPr>
-        <w:spacing w:after="80"/>
-      </w:pPr>
-      <w:r>
-        <w:rPr>
-          <w:b/>
-          <w:bCs/>
-          <w:sz w:val="19"/>
-          <w:szCs w:val="19"/>
-        </w:rPr>
-        <w:t xml:space="preserve">2.  </w:t>
-      </w:r>
-      <w:r>
-        <w:rPr>
-          <w:i/>
-          <w:iCs/>
-          <w:color w:val="5F6F80"/>
-          <w:sz w:val="19"/>
-          <w:szCs w:val="19"/>
-        </w:rPr>
-        <w:t xml:space="preserve">Students skip count 4, 8, 12 and 6, 12 and identify 12 as the LCM because it is the smallest number appearing in both lists.</w:t>
-      </w:r>
-    </w:p>
-    <w:p>
-      <w:pPr>
-        <w:spacing w:after="80"/>
-      </w:pPr>
-      <w:r>
-        <w:rPr>
-          <w:b/>
-          <w:bCs/>
-          <w:sz w:val="19"/>
-          <w:szCs w:val="19"/>
-        </w:rPr>
-        <w:t xml:space="preserve">3.  </w:t>
-      </w:r>
-      <w:r>
-        <w:rPr>
-          <w:i/>
-          <w:iCs/>
-          <w:color w:val="5F6F80"/>
-          <w:sz w:val="19"/>
-          <w:szCs w:val="19"/>
-        </w:rPr>
-        <w:t xml:space="preserve">Students compute LCM(8, 6) = 24, so 3 packs of hot dogs and 4 packs of buns give 24 each with nothing left over.</w:t>
-      </w:r>
-    </w:p>
-    <w:p>
-      <w:pPr>
-        <w:spacing w:after="80"/>
-      </w:pPr>
-      <w:r>
-        <w:rPr>
-          <w:b/>
-          <w:bCs/>
-          <w:sz w:val="19"/>
-          <w:szCs w:val="19"/>
-        </w:rPr>
-        <w:t xml:space="preserve">4.  </w:t>
-      </w:r>
-      <w:r>
-        <w:rPr>
-          <w:i/>
-          <w:iCs/>
-          <w:color w:val="5F6F80"/>
-          <w:sz w:val="19"/>
-          <w:szCs w:val="19"/>
-        </w:rPr>
-        <w:t xml:space="preserve">Students explain LCM is for repeating/lining-up events (schedules, packs) while GCF is for splitting into equal groups, and correctly tag the schedule as an LCM problem.</w:t>
       </w:r>
     </w:p>
     <w:sectPr>

--- a/lessons/1-3/downloads/1-3-notes.docx
+++ b/lessons/1-3/downloads/1-3-notes.docx
@@ -3127,398 +3127,6 @@
       </w:pPr>
       <w:r>
         <w:t xml:space="preserve"/>
-      </w:r>
-    </w:p>
-    <w:p>
-      <w:pPr>
-        <w:pStyle w:val="Heading1"/>
-        <w:pageBreakBefore/>
-        <w:pBdr>
-          <w:bottom w:val="single" w:color="1FA6A2" w:sz="14" w:space="6"/>
-        </w:pBdr>
-        <w:spacing w:after="140" w:before="0"/>
-      </w:pPr>
-      <w:r>
-        <w:rPr>
-          <w:b/>
-          <w:bCs/>
-          <w:color w:val="12355B"/>
-          <w:sz w:val="30"/>
-          <w:szCs w:val="30"/>
-        </w:rPr>
-        <w:t xml:space="preserve">Answer Key &amp; Teacher Guide</w:t>
-      </w:r>
-    </w:p>
-    <w:p>
-      <w:pPr>
-        <w:spacing w:after="100"/>
-      </w:pPr>
-      <w:r>
-        <w:rPr>
-          <w:i/>
-          <w:iCs/>
-          <w:color w:val="5F6F80"/>
-          <w:sz w:val="19"/>
-          <w:szCs w:val="19"/>
-        </w:rPr>
-        <w:t xml:space="preserve">Teacher reference — remove or fold back before distributing to students.</w:t>
-      </w:r>
-    </w:p>
-    <w:p>
-      <w:pPr>
-        <w:pStyle w:val="Heading2"/>
-        <w:spacing w:after="80" w:before="180"/>
-      </w:pPr>
-      <w:r>
-        <w:rPr>
-          <w:b/>
-          <w:bCs/>
-          <w:color w:val="12355B"/>
-          <w:sz w:val="24"/>
-          <w:szCs w:val="24"/>
-        </w:rPr>
-        <w:t xml:space="preserve">Guided Notes (Fill-in)</w:t>
-      </w:r>
-    </w:p>
-    <w:p>
-      <w:pPr>
-        <w:spacing w:after="80"/>
-      </w:pPr>
-      <w:r>
-        <w:rPr>
-          <w:b/>
-          <w:bCs/>
-          <w:sz w:val="21"/>
-          <w:szCs w:val="21"/>
-        </w:rPr>
-        <w:t xml:space="preserve">Notes 1:  </w:t>
-      </w:r>
-      <w:r>
-        <w:rPr>
-          <w:sz w:val="21"/>
-          <w:szCs w:val="21"/>
-        </w:rPr>
-        <w:t xml:space="preserve">Multiple</w:t>
-      </w:r>
-    </w:p>
-    <w:p>
-      <w:pPr>
-        <w:spacing w:after="80"/>
-      </w:pPr>
-      <w:r>
-        <w:rPr>
-          <w:b/>
-          <w:bCs/>
-          <w:sz w:val="21"/>
-          <w:szCs w:val="21"/>
-        </w:rPr>
-        <w:t xml:space="preserve">Notes 2:  </w:t>
-      </w:r>
-      <w:r>
-        <w:rPr>
-          <w:sz w:val="21"/>
-          <w:szCs w:val="21"/>
-        </w:rPr>
-        <w:t xml:space="preserve">Least common multiple</w:t>
-      </w:r>
-    </w:p>
-    <w:p>
-      <w:pPr>
-        <w:spacing w:after="80"/>
-      </w:pPr>
-      <w:r>
-        <w:rPr>
-          <w:b/>
-          <w:bCs/>
-          <w:sz w:val="21"/>
-          <w:szCs w:val="21"/>
-        </w:rPr>
-        <w:t xml:space="preserve">Notes 3:  </w:t>
-      </w:r>
-      <w:r>
-        <w:rPr>
-          <w:sz w:val="21"/>
-          <w:szCs w:val="21"/>
-        </w:rPr>
-        <w:t xml:space="preserve">Common multiple</w:t>
-      </w:r>
-    </w:p>
-    <w:p>
-      <w:pPr>
-        <w:spacing w:after="80"/>
-      </w:pPr>
-      <w:r>
-        <w:rPr>
-          <w:b/>
-          <w:bCs/>
-          <w:sz w:val="21"/>
-          <w:szCs w:val="21"/>
-        </w:rPr>
-        <w:t xml:space="preserve">Notes 4:  </w:t>
-      </w:r>
-      <w:r>
-        <w:rPr>
-          <w:sz w:val="21"/>
-          <w:szCs w:val="21"/>
-        </w:rPr>
-        <w:t xml:space="preserve">Skip counting</w:t>
-      </w:r>
-    </w:p>
-    <w:p>
-      <w:pPr>
-        <w:spacing w:after="80"/>
-      </w:pPr>
-      <w:r>
-        <w:rPr>
-          <w:b/>
-          <w:bCs/>
-          <w:sz w:val="21"/>
-          <w:szCs w:val="21"/>
-        </w:rPr>
-        <w:t xml:space="preserve">Notes 5:  </w:t>
-      </w:r>
-      <w:r>
-        <w:rPr>
-          <w:sz w:val="21"/>
-          <w:szCs w:val="21"/>
-        </w:rPr>
-        <w:t xml:space="preserve">Prime factorization</w:t>
-      </w:r>
-    </w:p>
-    <w:p>
-      <w:pPr>
-        <w:pStyle w:val="Heading2"/>
-        <w:spacing w:after="80" w:before="180"/>
-      </w:pPr>
-      <w:r>
-        <w:rPr>
-          <w:b/>
-          <w:bCs/>
-          <w:color w:val="12355B"/>
-          <w:sz w:val="24"/>
-          <w:szCs w:val="24"/>
-        </w:rPr>
-        <w:t xml:space="preserve">Worked Notes (I Do / We Do)</w:t>
-      </w:r>
-    </w:p>
-    <w:p>
-      <w:pPr>
-        <w:spacing w:after="80"/>
-      </w:pPr>
-      <w:r>
-        <w:rPr>
-          <w:b/>
-          <w:bCs/>
-          <w:sz w:val="21"/>
-          <w:szCs w:val="21"/>
-        </w:rPr>
-        <w:t xml:space="preserve">I Do:  </w:t>
-      </w:r>
-      <w:r>
-        <w:rPr>
-          <w:sz w:val="21"/>
-          <w:szCs w:val="21"/>
-        </w:rPr>
-        <w:t xml:space="preserve">A. 15</w:t>
-      </w:r>
-    </w:p>
-    <w:p>
-      <w:pPr>
-        <w:spacing w:after="80"/>
-      </w:pPr>
-      <w:r>
-        <w:rPr>
-          <w:b/>
-          <w:bCs/>
-          <w:sz w:val="21"/>
-          <w:szCs w:val="21"/>
-        </w:rPr>
-        <w:t xml:space="preserve">We Do:  </w:t>
-      </w:r>
-      <w:r>
-        <w:rPr>
-          <w:sz w:val="21"/>
-          <w:szCs w:val="21"/>
-        </w:rPr>
-        <w:t xml:space="preserve">A. 24</w:t>
-      </w:r>
-    </w:p>
-    <w:p>
-      <w:pPr>
-        <w:pStyle w:val="Heading2"/>
-        <w:spacing w:after="80" w:before="180"/>
-      </w:pPr>
-      <w:r>
-        <w:rPr>
-          <w:b/>
-          <w:bCs/>
-          <w:color w:val="12355B"/>
-          <w:sz w:val="24"/>
-          <w:szCs w:val="24"/>
-        </w:rPr>
-        <w:t xml:space="preserve">Independent Practice</w:t>
-      </w:r>
-    </w:p>
-    <w:p>
-      <w:pPr>
-        <w:spacing w:after="80"/>
-      </w:pPr>
-      <w:r>
-        <w:rPr>
-          <w:b/>
-          <w:bCs/>
-          <w:sz w:val="21"/>
-          <w:szCs w:val="21"/>
-        </w:rPr>
-        <w:t xml:space="preserve">1.  </w:t>
-      </w:r>
-      <w:r>
-        <w:rPr>
-          <w:sz w:val="21"/>
-          <w:szCs w:val="21"/>
-        </w:rPr>
-        <w:t xml:space="preserve">A)  20</w:t>
-      </w:r>
-      <w:r>
-        <w:rPr>
-          <w:i/>
-          <w:iCs/>
-          <w:color w:val="5F6F80"/>
-          <w:sz w:val="19"/>
-          <w:szCs w:val="19"/>
-        </w:rPr>
-        <w:t xml:space="preserve">  — Multiples of 4: 4, 8, 12, 16, 20, ... Multiples of 10: 10, 20, ... The smallest common multiple is 20.</w:t>
-      </w:r>
-    </w:p>
-    <w:p>
-      <w:pPr>
-        <w:spacing w:after="80"/>
-      </w:pPr>
-      <w:r>
-        <w:rPr>
-          <w:b/>
-          <w:bCs/>
-          <w:sz w:val="21"/>
-          <w:szCs w:val="21"/>
-        </w:rPr>
-        <w:t xml:space="preserve">2.  </w:t>
-      </w:r>
-      <w:r>
-        <w:rPr>
-          <w:sz w:val="21"/>
-          <w:szCs w:val="21"/>
-        </w:rPr>
-        <w:t xml:space="preserve">A)  14</w:t>
-      </w:r>
-      <w:r>
-        <w:rPr>
-          <w:i/>
-          <w:iCs/>
-          <w:color w:val="5F6F80"/>
-          <w:sz w:val="19"/>
-          <w:szCs w:val="19"/>
-        </w:rPr>
-        <w:t xml:space="preserve">  — Since 2 and 7 share no common factors (they are relatively prime), LCM = 2 × 7 = 14.</w:t>
-      </w:r>
-    </w:p>
-    <w:p>
-      <w:pPr>
-        <w:spacing w:after="80"/>
-      </w:pPr>
-      <w:r>
-        <w:rPr>
-          <w:b/>
-          <w:bCs/>
-          <w:sz w:val="21"/>
-          <w:szCs w:val="21"/>
-        </w:rPr>
-        <w:t xml:space="preserve">3.  </w:t>
-      </w:r>
-      <w:r>
-        <w:rPr>
-          <w:sz w:val="21"/>
-          <w:szCs w:val="21"/>
-        </w:rPr>
-        <w:t xml:space="preserve">A)  9:00 AM (60 minutes later)</w:t>
-      </w:r>
-      <w:r>
-        <w:rPr>
-          <w:i/>
-          <w:iCs/>
-          <w:color w:val="5F6F80"/>
-          <w:sz w:val="19"/>
-          <w:szCs w:val="19"/>
-        </w:rPr>
-        <w:t xml:space="preserve">  — LCM(15, 20) = 60 minutes. Both buses return together 60 minutes after 8:00 AM, at 9:00 AM.</w:t>
-      </w:r>
-    </w:p>
-    <w:p>
-      <w:pPr>
-        <w:spacing w:after="80"/>
-      </w:pPr>
-      <w:r>
-        <w:rPr>
-          <w:b/>
-          <w:bCs/>
-          <w:sz w:val="21"/>
-          <w:szCs w:val="21"/>
-        </w:rPr>
-        <w:t xml:space="preserve">4.  </w:t>
-      </w:r>
-      <w:r>
-        <w:rPr>
-          <w:sz w:val="21"/>
-          <w:szCs w:val="21"/>
-        </w:rPr>
-        <w:t xml:space="preserve">A)  12</w:t>
-      </w:r>
-      <w:r>
-        <w:rPr>
-          <w:i/>
-          <w:iCs/>
-          <w:color w:val="5F6F80"/>
-          <w:sz w:val="19"/>
-          <w:szCs w:val="19"/>
-        </w:rPr>
-        <w:t xml:space="preserve">  — Skip count: multiples of 4 are 4, 8, 12; multiples of 6 are 6, 12. The first shared multiple is LCM(4, 6) = 12 minutes.</w:t>
-      </w:r>
-    </w:p>
-    <w:p>
-      <w:pPr>
-        <w:pStyle w:val="Heading2"/>
-        <w:spacing w:after="80" w:before="180"/>
-      </w:pPr>
-      <w:r>
-        <w:rPr>
-          <w:b/>
-          <w:bCs/>
-          <w:color w:val="12355B"/>
-          <w:sz w:val="24"/>
-          <w:szCs w:val="24"/>
-        </w:rPr>
-        <w:t xml:space="preserve">Exit Ticket</w:t>
-      </w:r>
-    </w:p>
-    <w:p>
-      <w:pPr>
-        <w:spacing w:after="80"/>
-      </w:pPr>
-      <w:r>
-        <w:rPr>
-          <w:sz w:val="21"/>
-          <w:szCs w:val="21"/>
-        </w:rPr>
-        <w:t xml:space="preserve">A)  36</w:t>
-      </w:r>
-      <w:r>
-        <w:rPr>
-          <w:i/>
-          <w:iCs/>
-          <w:color w:val="5F6F80"/>
-          <w:sz w:val="19"/>
-          <w:szCs w:val="19"/>
-        </w:rPr>
-        <w:t xml:space="preserve">  — Multiples of 9: 9, 18, 27, 36, ... Multiples of 12: 12, 24, 36, ... The smallest common multiple is 36.</w:t>
       </w:r>
     </w:p>
     <w:sectPr>

--- a/lessons/1-3/downloads/1-3-notes.docx
+++ b/lessons/1-3/downloads/1-3-notes.docx
@@ -14,7 +14,7 @@
           <w:sz w:val="18"/>
           <w:szCs w:val="18"/>
         </w:rPr>
-        <w:t xml:space="preserve">UNIT 1  ·  LESSON 3      STANDARD 6.NS.4</w:t>
+        <w:t xml:space="preserve">UNIT 1  ·  LESSON 3      STANDARD 6.NOS.4</w:t>
       </w:r>
     </w:p>
     <w:p>
@@ -2219,7 +2219,7 @@
           <w:sz w:val="21"/>
           <w:szCs w:val="21"/>
         </w:rPr>
-        <w:t xml:space="preserve">Hot dogs come in packs of 8 and buns in packs of 6. How does the LCM help you buy the fewest of each so none are left over?</w:t>
+        <w:t xml:space="preserve">Juice boxes come in packs of 6 and granola bars come in packs of 9 for the field trip snack table. How does the LCM help you buy the fewest of each so every student gets exactly one juice box and one granola bar with none left over?</w:t>
       </w:r>
     </w:p>
     <w:p>
@@ -2232,7 +2232,7 @@
           <w:sz w:val="21"/>
           <w:szCs w:val="21"/>
         </w:rPr>
-        <w:t xml:space="preserve">Start with:  I need to buy ___ hot dogs and ___ buns because the LCM of 8 and 6 is ___.</w:t>
+        <w:t xml:space="preserve">Start with:  I need to buy ___ juice boxes and ___ granola bars because the LCM of 6 and 9 is ___.</w:t>
       </w:r>
       <w:r>
         <w:rPr>
@@ -2243,7 +2243,7 @@
           <w:szCs w:val="19"/>
         </w:rPr>
         <w:br/>
-        <w:t xml:space="preserve">Necesito comprar ___ hot dogs y ___ panes porque el mcm de 8 y 6 es ___.</w:t>
+        <w:t xml:space="preserve">Necesito comprar ___ jugos y ___ barras de granola porque el mcm de 6 y 9 es ___.</w:t>
       </w:r>
     </w:p>
     <w:p>
@@ -2490,6 +2490,32 @@
           <w:szCs w:val="19"/>
         </w:rPr>
         <w:t xml:space="preserve">Solve each problem. Show your thinking in the work box.</w:t>
+      </w:r>
+    </w:p>
+    <w:p>
+      <w:pPr>
+        <w:pStyle w:val="Heading2"/>
+        <w:spacing w:after="80" w:before="180"/>
+      </w:pPr>
+      <w:r>
+        <w:rPr>
+          <w:b/>
+          <w:bCs/>
+          <w:color w:val="12355B"/>
+          <w:sz w:val="24"/>
+          <w:szCs w:val="24"/>
+        </w:rPr>
+        <w:t xml:space="preserve">Level 1 Support</w:t>
+      </w:r>
+      <w:r>
+        <w:rPr>
+          <w:i/>
+          <w:iCs/>
+          <w:color w:val="1FA6A2"/>
+          <w:sz w:val="19"/>
+          <w:szCs w:val="19"/>
+        </w:rPr>
+        <w:t xml:space="preserve">   extra scaffolding</w:t>
       </w:r>
     </w:p>
     <w:p>
@@ -2754,6 +2780,32 @@
     </w:tbl>
     <w:p>
       <w:pPr>
+        <w:pStyle w:val="Heading2"/>
+        <w:spacing w:after="80" w:before="180"/>
+      </w:pPr>
+      <w:r>
+        <w:rPr>
+          <w:b/>
+          <w:bCs/>
+          <w:color w:val="12355B"/>
+          <w:sz w:val="24"/>
+          <w:szCs w:val="24"/>
+        </w:rPr>
+        <w:t xml:space="preserve">On Level</w:t>
+      </w:r>
+      <w:r>
+        <w:rPr>
+          <w:i/>
+          <w:iCs/>
+          <w:color w:val="12355B"/>
+          <w:sz w:val="19"/>
+          <w:szCs w:val="19"/>
+        </w:rPr>
+        <w:t xml:space="preserve">   grade-level practice</w:t>
+      </w:r>
+    </w:p>
+    <w:p>
+      <w:pPr>
         <w:keepNext/>
         <w:spacing w:after="60" w:before="160"/>
       </w:pPr>
@@ -2827,136 +2879,6 @@
           <w:szCs w:val="20"/>
         </w:rPr>
         <w:t xml:space="preserve">D)  9:20 AM (80 minutes later)</w:t>
-      </w:r>
-    </w:p>
-    <w:p>
-      <w:pPr>
-        <w:spacing w:after="20"/>
-      </w:pPr>
-      <w:r>
-        <w:t xml:space="preserve"/>
-      </w:r>
-    </w:p>
-    <w:tbl>
-      <w:tblPr>
-        <w:tblW w:type="pct" w:w="100%"/>
-        <w:tblBorders>
-          <w:top w:val="single" w:color="C7D2DD" w:sz="6"/>
-          <w:left w:val="single" w:color="C7D2DD" w:sz="6"/>
-          <w:bottom w:val="single" w:color="C7D2DD" w:sz="6"/>
-          <w:right w:val="single" w:color="C7D2DD" w:sz="6"/>
-          <w:insideH w:val="single" w:color="auto" w:sz="4"/>
-          <w:insideV w:val="single" w:color="auto" w:sz="4"/>
-        </w:tblBorders>
-      </w:tblPr>
-      <w:tblGrid>
-        <w:gridCol w:w="100"/>
-      </w:tblGrid>
-      <w:tr>
-        <w:tc>
-          <w:tcPr>
-            <w:shd w:fill="FBF3E2" w:color="auto" w:val="clear"/>
-            <w:tcMar>
-              <w:top w:type="dxa" w:w="60"/>
-              <w:left w:type="dxa" w:w="120"/>
-              <w:bottom w:type="dxa" w:w="60"/>
-              <w:right w:type="dxa" w:w="120"/>
-            </w:tcMar>
-          </w:tcPr>
-          <w:p>
-            <w:pPr>
-              <w:spacing w:after="0" w:line="320"/>
-            </w:pPr>
-            <w:r>
-              <w:t xml:space="preserve"/>
-            </w:r>
-          </w:p>
-          <w:p>
-            <w:pPr>
-              <w:spacing w:after="0" w:line="320"/>
-            </w:pPr>
-            <w:r>
-              <w:t xml:space="preserve"/>
-            </w:r>
-          </w:p>
-        </w:tc>
-      </w:tr>
-    </w:tbl>
-    <w:p>
-      <w:pPr>
-        <w:keepNext/>
-        <w:spacing w:after="60" w:before="160"/>
-      </w:pPr>
-      <w:r>
-        <w:rPr>
-          <w:b/>
-          <w:bCs/>
-          <w:color w:val="12355B"/>
-          <w:sz w:val="22"/>
-          <w:szCs w:val="22"/>
-        </w:rPr>
-        <w:t xml:space="preserve">4.  </w:t>
-      </w:r>
-      <w:r>
-        <w:rPr>
-          <w:b/>
-          <w:bCs/>
-          <w:sz w:val="21"/>
-          <w:szCs w:val="21"/>
-        </w:rPr>
-        <w:t xml:space="preserve">Stop 1 — Oxygen Bay: The oxygen scrubber cycles every 4 minutes and the air filter cycles every 6 minutes. They both just ran together. After how many minutes do they next run together?</w:t>
-      </w:r>
-    </w:p>
-    <w:p>
-      <w:pPr>
-        <w:spacing w:after="40"/>
-        <w:ind w:left="420"/>
-      </w:pPr>
-      <w:r>
-        <w:rPr>
-          <w:sz w:val="20"/>
-          <w:szCs w:val="20"/>
-        </w:rPr>
-        <w:t xml:space="preserve">A)  12</w:t>
-      </w:r>
-    </w:p>
-    <w:p>
-      <w:pPr>
-        <w:spacing w:after="40"/>
-        <w:ind w:left="420"/>
-      </w:pPr>
-      <w:r>
-        <w:rPr>
-          <w:sz w:val="20"/>
-          <w:szCs w:val="20"/>
-        </w:rPr>
-        <w:t xml:space="preserve">B)  10</w:t>
-      </w:r>
-    </w:p>
-    <w:p>
-      <w:pPr>
-        <w:spacing w:after="40"/>
-        <w:ind w:left="420"/>
-      </w:pPr>
-      <w:r>
-        <w:rPr>
-          <w:sz w:val="20"/>
-          <w:szCs w:val="20"/>
-        </w:rPr>
-        <w:t xml:space="preserve">C)  24</w:t>
-      </w:r>
-    </w:p>
-    <w:p>
-      <w:pPr>
-        <w:spacing w:after="40"/>
-        <w:ind w:left="420"/>
-      </w:pPr>
-      <w:r>
-        <w:rPr>
-          <w:sz w:val="20"/>
-          <w:szCs w:val="20"/>
-        </w:rPr>
-        <w:t xml:space="preserve">D)  6</w:t>
       </w:r>
     </w:p>
     <w:p>

--- a/lessons/1-3/downloads/1-3-notes.docx
+++ b/lessons/1-3/downloads/1-3-notes.docx
@@ -1228,6 +1228,1302 @@
           <w:szCs w:val="22"/>
         </w:rPr>
         <w:t xml:space="preserve">__________  —  Writing a number as prime numbers multiplied together. It helps you find the LCM.</w:t>
+      </w:r>
+    </w:p>
+    <w:p>
+      <w:pPr>
+        <w:pStyle w:val="Heading1"/>
+        <w:pageBreakBefore/>
+        <w:pBdr>
+          <w:bottom w:val="single" w:color="1FA6A2" w:sz="14" w:space="6"/>
+        </w:pBdr>
+        <w:spacing w:after="140" w:before="0"/>
+      </w:pPr>
+      <w:r>
+        <w:rPr>
+          <w:b/>
+          <w:bCs/>
+          <w:color w:val="12355B"/>
+          <w:sz w:val="30"/>
+          <w:szCs w:val="30"/>
+        </w:rPr>
+        <w:t xml:space="preserve">Write About the Math</w:t>
+      </w:r>
+    </w:p>
+    <w:p>
+      <w:pPr>
+        <w:spacing w:after="100"/>
+      </w:pPr>
+      <w:r>
+        <w:rPr>
+          <w:i/>
+          <w:iCs/>
+          <w:color w:val="5F6F80"/>
+          <w:sz w:val="19"/>
+          <w:szCs w:val="19"/>
+        </w:rPr>
+        <w:t xml:space="preserve">Use the support level you need. Every level answers the same math question.</w:t>
+      </w:r>
+    </w:p>
+    <w:p>
+      <w:pPr>
+        <w:pStyle w:val="Heading2"/>
+        <w:spacing w:after="80" w:before="180"/>
+      </w:pPr>
+      <w:r>
+        <w:rPr>
+          <w:b/>
+          <w:bCs/>
+          <w:color w:val="12355B"/>
+          <w:sz w:val="24"/>
+          <w:szCs w:val="24"/>
+        </w:rPr>
+        <w:t xml:space="preserve">1. Understand the Question</w:t>
+      </w:r>
+      <w:r>
+        <w:rPr>
+          <w:i/>
+          <w:iCs/>
+          <w:color w:val="B97A12"/>
+          <w:sz w:val="19"/>
+          <w:szCs w:val="19"/>
+        </w:rPr>
+        <w:t xml:space="preserve">   explain</w:t>
+      </w:r>
+    </w:p>
+    <w:tbl>
+      <w:tblPr>
+        <w:tblW w:type="pct" w:w="100%"/>
+        <w:tblBorders>
+          <w:top w:val="single" w:color="1FA6A2" w:sz="8"/>
+          <w:left w:val="single" w:color="1FA6A2" w:sz="8"/>
+          <w:bottom w:val="single" w:color="1FA6A2" w:sz="8"/>
+          <w:right w:val="single" w:color="1FA6A2" w:sz="8"/>
+          <w:insideH w:val="single" w:color="auto" w:sz="4"/>
+          <w:insideV w:val="single" w:color="auto" w:sz="4"/>
+        </w:tblBorders>
+      </w:tblPr>
+      <w:tblGrid>
+        <w:gridCol w:w="100"/>
+      </w:tblGrid>
+      <w:tr>
+        <w:tc>
+          <w:tcPr>
+            <w:shd w:fill="E6F4F3" w:color="auto" w:val="clear"/>
+            <w:tcMar>
+              <w:top w:type="dxa" w:w="120"/>
+              <w:left w:type="dxa" w:w="180"/>
+              <w:bottom w:type="dxa" w:w="120"/>
+              <w:right w:type="dxa" w:w="180"/>
+            </w:tcMar>
+          </w:tcPr>
+          <w:p>
+            <w:pPr>
+              <w:spacing w:after="60"/>
+            </w:pPr>
+            <w:r>
+              <w:rPr>
+                <w:color w:val="1A2733"/>
+                <w:sz w:val="21"/>
+                <w:szCs w:val="21"/>
+              </w:rPr>
+              <w:t xml:space="preserve">You skip counted the multiples of 4 and 6. How did you find the least common multiple from your lists?</w:t>
+            </w:r>
+          </w:p>
+          <w:p>
+            <w:pPr>
+              <w:spacing w:after="0"/>
+            </w:pPr>
+            <w:r>
+              <w:rPr>
+                <w:b/>
+                <w:bCs/>
+                <w:color w:val="12355B"/>
+                <w:sz w:val="20"/>
+                <w:szCs w:val="20"/>
+              </w:rPr>
+              <w:t xml:space="preserve">Your job:  </w:t>
+            </w:r>
+            <w:r>
+              <w:rPr>
+                <w:sz w:val="20"/>
+                <w:szCs w:val="20"/>
+              </w:rPr>
+              <w:t xml:space="preserve">Answer the question. Use math evidence. Explain how the evidence proves your answer.</w:t>
+            </w:r>
+            <w:r>
+              <w:rPr>
+                <w:i/>
+                <w:iCs/>
+                <w:color w:val="5F6F80"/>
+                <w:sz w:val="18"/>
+                <w:szCs w:val="18"/>
+              </w:rPr>
+              <w:br/>
+              <w:t xml:space="preserve">Responde la pregunta. Usa evidencia matemática. Explica cómo la evidencia demuestra tu respuesta.</w:t>
+            </w:r>
+          </w:p>
+        </w:tc>
+      </w:tr>
+    </w:tbl>
+    <w:p>
+      <w:pPr>
+        <w:pStyle w:val="Heading2"/>
+        <w:spacing w:after="80" w:before="180"/>
+      </w:pPr>
+      <w:r>
+        <w:rPr>
+          <w:b/>
+          <w:bCs/>
+          <w:color w:val="12355B"/>
+          <w:sz w:val="24"/>
+          <w:szCs w:val="24"/>
+        </w:rPr>
+        <w:t xml:space="preserve">2. Plan Your Math Words</w:t>
+      </w:r>
+      <w:r>
+        <w:rPr>
+          <w:i/>
+          <w:iCs/>
+          <w:color w:val="1FA6A2"/>
+          <w:sz w:val="19"/>
+          <w:szCs w:val="19"/>
+        </w:rPr>
+        <w:t xml:space="preserve">   check at least two</w:t>
+      </w:r>
+    </w:p>
+    <w:p>
+      <w:pPr>
+        <w:spacing w:after="60"/>
+      </w:pPr>
+      <w:r>
+        <w:rPr>
+          <w:b/>
+          <w:bCs/>
+          <w:color w:val="1FA6A2"/>
+          <w:sz w:val="22"/>
+          <w:szCs w:val="22"/>
+        </w:rPr>
+        <w:t xml:space="preserve">☐  </w:t>
+      </w:r>
+      <w:r>
+        <w:rPr>
+          <w:b/>
+          <w:bCs/>
+          <w:color w:val="12355B"/>
+          <w:sz w:val="20"/>
+          <w:szCs w:val="20"/>
+        </w:rPr>
+        <w:t xml:space="preserve">Multiple — </w:t>
+      </w:r>
+      <w:r>
+        <w:rPr>
+          <w:sz w:val="20"/>
+          <w:szCs w:val="20"/>
+        </w:rPr>
+        <w:t xml:space="preserve">What you get when you multiply a number by 1, 2, 3, and so on.</w:t>
+      </w:r>
+      <w:r>
+        <w:rPr>
+          <w:i/>
+          <w:iCs/>
+          <w:color w:val="5F6F80"/>
+          <w:sz w:val="18"/>
+          <w:szCs w:val="18"/>
+        </w:rPr>
+        <w:br/>
+        <w:t xml:space="preserve">Múltiplo — Lo que obtienes al multiplicar un número por 1, 2, 3, y así.</w:t>
+      </w:r>
+    </w:p>
+    <w:p>
+      <w:pPr>
+        <w:spacing w:after="60"/>
+      </w:pPr>
+      <w:r>
+        <w:rPr>
+          <w:b/>
+          <w:bCs/>
+          <w:color w:val="1FA6A2"/>
+          <w:sz w:val="22"/>
+          <w:szCs w:val="22"/>
+        </w:rPr>
+        <w:t xml:space="preserve">☐  </w:t>
+      </w:r>
+      <w:r>
+        <w:rPr>
+          <w:b/>
+          <w:bCs/>
+          <w:color w:val="12355B"/>
+          <w:sz w:val="20"/>
+          <w:szCs w:val="20"/>
+        </w:rPr>
+        <w:t xml:space="preserve">Least common multiple — </w:t>
+      </w:r>
+      <w:r>
+        <w:rPr>
+          <w:sz w:val="20"/>
+          <w:szCs w:val="20"/>
+        </w:rPr>
+        <w:t xml:space="preserve">The smallest number that two or more numbers both go into.</w:t>
+      </w:r>
+      <w:r>
+        <w:rPr>
+          <w:i/>
+          <w:iCs/>
+          <w:color w:val="5F6F80"/>
+          <w:sz w:val="18"/>
+          <w:szCs w:val="18"/>
+        </w:rPr>
+        <w:br/>
+        <w:t xml:space="preserve">Mínimo común múltiplo — El número más pequeño al que llegan dos o más números al multiplicar.</w:t>
+      </w:r>
+    </w:p>
+    <w:p>
+      <w:pPr>
+        <w:spacing w:after="60"/>
+      </w:pPr>
+      <w:r>
+        <w:rPr>
+          <w:b/>
+          <w:bCs/>
+          <w:color w:val="1FA6A2"/>
+          <w:sz w:val="22"/>
+          <w:szCs w:val="22"/>
+        </w:rPr>
+        <w:t xml:space="preserve">☐  </w:t>
+      </w:r>
+      <w:r>
+        <w:rPr>
+          <w:b/>
+          <w:bCs/>
+          <w:color w:val="12355B"/>
+          <w:sz w:val="20"/>
+          <w:szCs w:val="20"/>
+        </w:rPr>
+        <w:t xml:space="preserve">Common multiple — </w:t>
+      </w:r>
+      <w:r>
+        <w:rPr>
+          <w:sz w:val="20"/>
+          <w:szCs w:val="20"/>
+        </w:rPr>
+        <w:t xml:space="preserve">A number that two or more numbers both go into.</w:t>
+      </w:r>
+      <w:r>
+        <w:rPr>
+          <w:i/>
+          <w:iCs/>
+          <w:color w:val="5F6F80"/>
+          <w:sz w:val="18"/>
+          <w:szCs w:val="18"/>
+        </w:rPr>
+        <w:br/>
+        <w:t xml:space="preserve">Múltiplo común — Un número al que llegan dos o más números al multiplicar.</w:t>
+      </w:r>
+    </w:p>
+    <w:p>
+      <w:pPr>
+        <w:spacing w:after="60"/>
+      </w:pPr>
+      <w:r>
+        <w:rPr>
+          <w:b/>
+          <w:bCs/>
+          <w:color w:val="1FA6A2"/>
+          <w:sz w:val="22"/>
+          <w:szCs w:val="22"/>
+        </w:rPr>
+        <w:t xml:space="preserve">☐  </w:t>
+      </w:r>
+      <w:r>
+        <w:rPr>
+          <w:b/>
+          <w:bCs/>
+          <w:color w:val="12355B"/>
+          <w:sz w:val="20"/>
+          <w:szCs w:val="20"/>
+        </w:rPr>
+        <w:t xml:space="preserve">Skip counting — </w:t>
+      </w:r>
+      <w:r>
+        <w:rPr>
+          <w:sz w:val="20"/>
+          <w:szCs w:val="20"/>
+        </w:rPr>
+        <w:t xml:space="preserve">Counting by a number, like 2, 4, 6, to list its multiples.</w:t>
+      </w:r>
+      <w:r>
+        <w:rPr>
+          <w:i/>
+          <w:iCs/>
+          <w:color w:val="5F6F80"/>
+          <w:sz w:val="18"/>
+          <w:szCs w:val="18"/>
+        </w:rPr>
+        <w:br/>
+        <w:t xml:space="preserve">Conteo salteado — Contar de un número en un número, como 2, 4, 6, para listar sus múltiplos.</w:t>
+      </w:r>
+    </w:p>
+    <w:p>
+      <w:pPr>
+        <w:spacing w:after="60"/>
+      </w:pPr>
+      <w:r>
+        <w:rPr>
+          <w:b/>
+          <w:bCs/>
+          <w:color w:val="1FA6A2"/>
+          <w:sz w:val="22"/>
+          <w:szCs w:val="22"/>
+        </w:rPr>
+        <w:t xml:space="preserve">☐  </w:t>
+      </w:r>
+      <w:r>
+        <w:rPr>
+          <w:b/>
+          <w:bCs/>
+          <w:color w:val="12355B"/>
+          <w:sz w:val="20"/>
+          <w:szCs w:val="20"/>
+        </w:rPr>
+        <w:t xml:space="preserve">Prime factorization — </w:t>
+      </w:r>
+      <w:r>
+        <w:rPr>
+          <w:sz w:val="20"/>
+          <w:szCs w:val="20"/>
+        </w:rPr>
+        <w:t xml:space="preserve">Writing a number as prime numbers multiplied together. It helps you find the LCM.</w:t>
+      </w:r>
+      <w:r>
+        <w:rPr>
+          <w:i/>
+          <w:iCs/>
+          <w:color w:val="5F6F80"/>
+          <w:sz w:val="18"/>
+          <w:szCs w:val="18"/>
+        </w:rPr>
+        <w:br/>
+        <w:t xml:space="preserve">Factorización prima — Escribir un número como números primos multiplicados. Ayuda a encontrar el mcm.</w:t>
+      </w:r>
+    </w:p>
+    <w:tbl>
+      <w:tblPr>
+        <w:tblW w:type="pct" w:w="100%"/>
+        <w:tblBorders>
+          <w:top w:val="single" w:color="1FA6A2" w:sz="8"/>
+          <w:left w:val="single" w:color="1FA6A2" w:sz="8"/>
+          <w:bottom w:val="single" w:color="1FA6A2" w:sz="8"/>
+          <w:right w:val="single" w:color="1FA6A2" w:sz="8"/>
+          <w:insideH w:val="single" w:color="auto" w:sz="4"/>
+          <w:insideV w:val="single" w:color="auto" w:sz="4"/>
+        </w:tblBorders>
+      </w:tblPr>
+      <w:tblGrid>
+        <w:gridCol w:w="100"/>
+      </w:tblGrid>
+      <w:tr>
+        <w:tc>
+          <w:tcPr>
+            <w:shd w:fill="F7FFFD" w:color="auto" w:val="clear"/>
+            <w:tcMar>
+              <w:top w:type="dxa" w:w="120"/>
+              <w:left w:type="dxa" w:w="180"/>
+              <w:bottom w:type="dxa" w:w="120"/>
+              <w:right w:type="dxa" w:w="180"/>
+            </w:tcMar>
+          </w:tcPr>
+          <w:p>
+            <w:pPr>
+              <w:spacing w:after="50"/>
+            </w:pPr>
+            <w:r>
+              <w:rPr>
+                <w:b/>
+                <w:bCs/>
+                <w:color w:val="1FA6A2"/>
+                <w:sz w:val="20"/>
+                <w:szCs w:val="20"/>
+              </w:rPr>
+              <w:t xml:space="preserve">Say it first:  </w:t>
+            </w:r>
+            <w:r>
+              <w:rPr>
+                <w:sz w:val="20"/>
+                <w:szCs w:val="20"/>
+              </w:rPr>
+              <w:t xml:space="preserve">Say your idea to a partner or quietly to yourself before you write.</w:t>
+            </w:r>
+          </w:p>
+          <w:p>
+            <w:pPr>
+              <w:spacing w:after="60"/>
+            </w:pPr>
+            <w:r>
+              <w:rPr>
+                <w:color w:val="1A2733"/>
+                <w:sz w:val="21"/>
+                <w:szCs w:val="21"/>
+              </w:rPr>
+              <w:t xml:space="preserve">The multiples of 4 are ___ and the multiples of 6 are ___.</w:t>
+            </w:r>
+            <w:r>
+              <w:rPr>
+                <w:i/>
+                <w:iCs/>
+                <w:color w:val="5F6F80"/>
+                <w:sz w:val="19"/>
+                <w:szCs w:val="19"/>
+              </w:rPr>
+              <w:br/>
+              <w:t xml:space="preserve">Los múltiplos de 4 son ___ y los múltiplos de 6 son ___.</w:t>
+            </w:r>
+          </w:p>
+        </w:tc>
+      </w:tr>
+    </w:tbl>
+    <w:p>
+      <w:pPr>
+        <w:pStyle w:val="Heading2"/>
+        <w:spacing w:after="80" w:before="180"/>
+      </w:pPr>
+      <w:r>
+        <w:rPr>
+          <w:b/>
+          <w:bCs/>
+          <w:color w:val="12355B"/>
+          <w:sz w:val="24"/>
+          <w:szCs w:val="24"/>
+        </w:rPr>
+        <w:t xml:space="preserve">3. Build Your Explanation</w:t>
+      </w:r>
+      <w:r>
+        <w:rPr>
+          <w:i/>
+          <w:iCs/>
+          <w:color w:val="B97A12"/>
+          <w:sz w:val="19"/>
+          <w:szCs w:val="19"/>
+        </w:rPr>
+        <w:t xml:space="preserve">   choose your support</w:t>
+      </w:r>
+    </w:p>
+    <w:tbl>
+      <w:tblPr>
+        <w:tblW w:type="pct" w:w="100%"/>
+        <w:tblBorders>
+          <w:top w:val="single" w:color="BBD0DE" w:sz="8"/>
+          <w:left w:val="single" w:color="BBD0DE" w:sz="8"/>
+          <w:bottom w:val="single" w:color="BBD0DE" w:sz="8"/>
+          <w:right w:val="single" w:color="BBD0DE" w:sz="8"/>
+          <w:insideH w:val="single" w:color="auto" w:sz="4"/>
+          <w:insideV w:val="single" w:color="auto" w:sz="4"/>
+        </w:tblBorders>
+      </w:tblPr>
+      <w:tblGrid>
+        <w:gridCol w:w="100"/>
+      </w:tblGrid>
+      <w:tr>
+        <w:tc>
+          <w:tcPr>
+            <w:shd w:fill="EEF4F8" w:color="auto" w:val="clear"/>
+            <w:tcMar>
+              <w:top w:type="dxa" w:w="120"/>
+              <w:left w:type="dxa" w:w="180"/>
+              <w:bottom w:type="dxa" w:w="120"/>
+              <w:right w:type="dxa" w:w="180"/>
+            </w:tcMar>
+          </w:tcPr>
+          <w:p>
+            <w:pPr>
+              <w:spacing w:after="50"/>
+            </w:pPr>
+            <w:r>
+              <w:rPr>
+                <w:i/>
+                <w:iCs/>
+                <w:color w:val="5F6F80"/>
+                <w:sz w:val="19"/>
+                <w:szCs w:val="19"/>
+              </w:rPr>
+              <w:t xml:space="preserve">This model shows the parts of an explanation. It does not answer your writing question.</w:t>
+            </w:r>
+          </w:p>
+          <w:p>
+            <w:pPr>
+              <w:spacing w:after="80"/>
+            </w:pPr>
+            <w:r>
+              <w:rPr>
+                <w:b/>
+                <w:bCs/>
+                <w:color w:val="12355B"/>
+                <w:sz w:val="19"/>
+                <w:szCs w:val="19"/>
+              </w:rPr>
+              <w:t xml:space="preserve">Claim:  </w:t>
+            </w:r>
+            <w:r>
+              <w:rPr>
+                <w:sz w:val="19"/>
+                <w:szCs w:val="19"/>
+              </w:rPr>
+              <w:t xml:space="preserve">The next shared check is a common multiple of 4 and 6, not their sum.</w:t>
+            </w:r>
+          </w:p>
+          <w:p>
+            <w:pPr>
+              <w:spacing w:after="80"/>
+            </w:pPr>
+            <w:r>
+              <w:rPr>
+                <w:b/>
+                <w:bCs/>
+                <w:color w:val="12355B"/>
+                <w:sz w:val="19"/>
+                <w:szCs w:val="19"/>
+              </w:rPr>
+              <w:t xml:space="preserve">Evidence:  </w:t>
+            </w:r>
+            <w:r>
+              <w:rPr>
+                <w:sz w:val="19"/>
+                <w:szCs w:val="19"/>
+              </w:rPr>
+              <w:t xml:space="preserve">Students reason that each astronaut repeats on multiples of their own number, so they only overlap at a common multiple, and adding 4 + 6 does not land on both schedules.</w:t>
+            </w:r>
+          </w:p>
+          <w:p>
+            <w:pPr>
+              <w:spacing w:after="80"/>
+            </w:pPr>
+            <w:r>
+              <w:rPr>
+                <w:b/>
+                <w:bCs/>
+                <w:color w:val="12355B"/>
+                <w:sz w:val="19"/>
+                <w:szCs w:val="19"/>
+              </w:rPr>
+              <w:t xml:space="preserve">Reasoning:  </w:t>
+            </w:r>
+            <w:r>
+              <w:rPr>
+                <w:sz w:val="19"/>
+                <w:szCs w:val="19"/>
+              </w:rPr>
+              <w:t xml:space="preserve">This evidence connects the definition of multiple to the mathematical claim.</w:t>
+            </w:r>
+          </w:p>
+        </w:tc>
+      </w:tr>
+    </w:tbl>
+    <w:p>
+      <w:pPr>
+        <w:pStyle w:val="Heading2"/>
+        <w:spacing w:after="80" w:before="180"/>
+      </w:pPr>
+      <w:r>
+        <w:rPr>
+          <w:b/>
+          <w:bCs/>
+          <w:color w:val="12355B"/>
+          <w:sz w:val="24"/>
+          <w:szCs w:val="24"/>
+        </w:rPr>
+        <w:t xml:space="preserve">Start</w:t>
+      </w:r>
+      <w:r>
+        <w:rPr>
+          <w:i/>
+          <w:iCs/>
+          <w:color w:val="1FA6A2"/>
+          <w:sz w:val="19"/>
+          <w:szCs w:val="19"/>
+        </w:rPr>
+        <w:t xml:space="preserve">   Most language support</w:t>
+      </w:r>
+    </w:p>
+    <w:p>
+      <w:pPr>
+        <w:spacing w:after="60"/>
+      </w:pPr>
+      <w:r>
+        <w:rPr>
+          <w:color w:val="1A2733"/>
+          <w:sz w:val="21"/>
+          <w:szCs w:val="21"/>
+        </w:rPr>
+        <w:t xml:space="preserve">Complete the frames. Use the word bank.</w:t>
+      </w:r>
+      <w:r>
+        <w:rPr>
+          <w:i/>
+          <w:iCs/>
+          <w:color w:val="5F6F80"/>
+          <w:sz w:val="19"/>
+          <w:szCs w:val="19"/>
+        </w:rPr>
+        <w:br/>
+        <w:t xml:space="preserve">Completa las oraciones. Usa el banco de palabras.</w:t>
+      </w:r>
+    </w:p>
+    <w:p>
+      <w:pPr>
+        <w:spacing w:after="60"/>
+      </w:pPr>
+      <w:r>
+        <w:rPr>
+          <w:color w:val="1A2733"/>
+          <w:sz w:val="21"/>
+          <w:szCs w:val="21"/>
+        </w:rPr>
+        <w:t xml:space="preserve">The multiples of 4 are ___ and the multiples of 6 are ___.</w:t>
+      </w:r>
+      <w:r>
+        <w:rPr>
+          <w:i/>
+          <w:iCs/>
+          <w:color w:val="5F6F80"/>
+          <w:sz w:val="19"/>
+          <w:szCs w:val="19"/>
+        </w:rPr>
+        <w:br/>
+        <w:t xml:space="preserve">Los múltiplos de 4 son ___ y los múltiplos de 6 son ___.</w:t>
+      </w:r>
+    </w:p>
+    <w:p>
+      <w:pPr>
+        <w:spacing w:after="60"/>
+      </w:pPr>
+      <w:r>
+        <w:rPr>
+          <w:color w:val="1A2733"/>
+          <w:sz w:val="21"/>
+          <w:szCs w:val="21"/>
+        </w:rPr>
+        <w:t xml:space="preserve">The least common multiple is ___ because it is the ___ shared multiple.</w:t>
+      </w:r>
+      <w:r>
+        <w:rPr>
+          <w:i/>
+          <w:iCs/>
+          <w:color w:val="5F6F80"/>
+          <w:sz w:val="19"/>
+          <w:szCs w:val="19"/>
+        </w:rPr>
+        <w:br/>
+        <w:t xml:space="preserve">El mínimo común múltiplo es ___ porque es el múltiplo compartido más ___.</w:t>
+      </w:r>
+    </w:p>
+    <w:tbl>
+      <w:tblPr>
+        <w:tblW w:type="pct" w:w="100%"/>
+        <w:tblBorders>
+          <w:top w:val="single" w:color="C7D2DD" w:sz="6"/>
+          <w:left w:val="single" w:color="C7D2DD" w:sz="6"/>
+          <w:bottom w:val="single" w:color="C7D2DD" w:sz="6"/>
+          <w:right w:val="single" w:color="C7D2DD" w:sz="6"/>
+          <w:insideH w:val="single" w:color="auto" w:sz="4"/>
+          <w:insideV w:val="single" w:color="auto" w:sz="4"/>
+        </w:tblBorders>
+      </w:tblPr>
+      <w:tblGrid>
+        <w:gridCol w:w="100"/>
+      </w:tblGrid>
+      <w:tr>
+        <w:tc>
+          <w:tcPr>
+            <w:shd w:fill="FBF3E2" w:color="auto" w:val="clear"/>
+            <w:tcMar>
+              <w:top w:type="dxa" w:w="60"/>
+              <w:left w:type="dxa" w:w="120"/>
+              <w:bottom w:type="dxa" w:w="60"/>
+              <w:right w:type="dxa" w:w="120"/>
+            </w:tcMar>
+          </w:tcPr>
+          <w:p>
+            <w:pPr>
+              <w:spacing w:after="0" w:line="320"/>
+            </w:pPr>
+            <w:r>
+              <w:t xml:space="preserve"/>
+            </w:r>
+          </w:p>
+          <w:p>
+            <w:pPr>
+              <w:spacing w:after="0" w:line="320"/>
+            </w:pPr>
+            <w:r>
+              <w:t xml:space="preserve"/>
+            </w:r>
+          </w:p>
+          <w:p>
+            <w:pPr>
+              <w:spacing w:after="0" w:line="320"/>
+            </w:pPr>
+            <w:r>
+              <w:t xml:space="preserve"/>
+            </w:r>
+          </w:p>
+        </w:tc>
+      </w:tr>
+    </w:tbl>
+    <w:p>
+      <w:pPr>
+        <w:pStyle w:val="Heading2"/>
+        <w:spacing w:after="80" w:before="180"/>
+      </w:pPr>
+      <w:r>
+        <w:rPr>
+          <w:b/>
+          <w:bCs/>
+          <w:color w:val="12355B"/>
+          <w:sz w:val="24"/>
+          <w:szCs w:val="24"/>
+        </w:rPr>
+        <w:t xml:space="preserve">Build</w:t>
+      </w:r>
+      <w:r>
+        <w:rPr>
+          <w:i/>
+          <w:iCs/>
+          <w:color w:val="B97A12"/>
+          <w:sz w:val="19"/>
+          <w:szCs w:val="19"/>
+        </w:rPr>
+        <w:t xml:space="preserve">   Some language support</w:t>
+      </w:r>
+    </w:p>
+    <w:p>
+      <w:pPr>
+        <w:spacing w:after="60"/>
+      </w:pPr>
+      <w:r>
+        <w:rPr>
+          <w:color w:val="1A2733"/>
+          <w:sz w:val="21"/>
+          <w:szCs w:val="21"/>
+        </w:rPr>
+        <w:t xml:space="preserve">Write two connected sentences. Use because, so, or but.</w:t>
+      </w:r>
+      <w:r>
+        <w:rPr>
+          <w:i/>
+          <w:iCs/>
+          <w:color w:val="5F6F80"/>
+          <w:sz w:val="19"/>
+          <w:szCs w:val="19"/>
+        </w:rPr>
+        <w:br/>
+        <w:t xml:space="preserve">Escribe dos oraciones conectadas. Usa porque, entonces o pero.</w:t>
+      </w:r>
+    </w:p>
+    <w:p>
+      <w:pPr>
+        <w:spacing w:after="60"/>
+      </w:pPr>
+      <w:r>
+        <w:rPr>
+          <w:color w:val="1A2733"/>
+          <w:sz w:val="21"/>
+          <w:szCs w:val="21"/>
+        </w:rPr>
+        <w:t xml:space="preserve">My claim is ___.</w:t>
+      </w:r>
+      <w:r>
+        <w:rPr>
+          <w:i/>
+          <w:iCs/>
+          <w:color w:val="5F6F80"/>
+          <w:sz w:val="19"/>
+          <w:szCs w:val="19"/>
+        </w:rPr>
+        <w:br/>
+        <w:t xml:space="preserve">Mi afirmación es ___.</w:t>
+      </w:r>
+    </w:p>
+    <w:p>
+      <w:pPr>
+        <w:spacing w:after="60"/>
+      </w:pPr>
+      <w:r>
+        <w:rPr>
+          <w:color w:val="1A2733"/>
+          <w:sz w:val="21"/>
+          <w:szCs w:val="21"/>
+        </w:rPr>
+        <w:t xml:space="preserve">I know because ___.</w:t>
+      </w:r>
+      <w:r>
+        <w:rPr>
+          <w:i/>
+          <w:iCs/>
+          <w:color w:val="5F6F80"/>
+          <w:sz w:val="19"/>
+          <w:szCs w:val="19"/>
+        </w:rPr>
+        <w:br/>
+        <w:t xml:space="preserve">Lo sé porque ___.</w:t>
+      </w:r>
+    </w:p>
+    <w:p>
+      <w:pPr>
+        <w:spacing w:after="60"/>
+      </w:pPr>
+      <w:r>
+        <w:rPr>
+          <w:color w:val="1A2733"/>
+          <w:sz w:val="21"/>
+          <w:szCs w:val="21"/>
+        </w:rPr>
+        <w:t xml:space="preserve">So ___.</w:t>
+      </w:r>
+      <w:r>
+        <w:rPr>
+          <w:i/>
+          <w:iCs/>
+          <w:color w:val="5F6F80"/>
+          <w:sz w:val="19"/>
+          <w:szCs w:val="19"/>
+        </w:rPr>
+        <w:br/>
+        <w:t xml:space="preserve">Entonces ___.</w:t>
+      </w:r>
+    </w:p>
+    <w:tbl>
+      <w:tblPr>
+        <w:tblW w:type="pct" w:w="100%"/>
+        <w:tblBorders>
+          <w:top w:val="single" w:color="C7D2DD" w:sz="6"/>
+          <w:left w:val="single" w:color="C7D2DD" w:sz="6"/>
+          <w:bottom w:val="single" w:color="C7D2DD" w:sz="6"/>
+          <w:right w:val="single" w:color="C7D2DD" w:sz="6"/>
+          <w:insideH w:val="single" w:color="auto" w:sz="4"/>
+          <w:insideV w:val="single" w:color="auto" w:sz="4"/>
+        </w:tblBorders>
+      </w:tblPr>
+      <w:tblGrid>
+        <w:gridCol w:w="100"/>
+      </w:tblGrid>
+      <w:tr>
+        <w:tc>
+          <w:tcPr>
+            <w:shd w:fill="FBF3E2" w:color="auto" w:val="clear"/>
+            <w:tcMar>
+              <w:top w:type="dxa" w:w="60"/>
+              <w:left w:type="dxa" w:w="120"/>
+              <w:bottom w:type="dxa" w:w="60"/>
+              <w:right w:type="dxa" w:w="120"/>
+            </w:tcMar>
+          </w:tcPr>
+          <w:p>
+            <w:pPr>
+              <w:spacing w:after="0" w:line="320"/>
+            </w:pPr>
+            <w:r>
+              <w:t xml:space="preserve"/>
+            </w:r>
+          </w:p>
+          <w:p>
+            <w:pPr>
+              <w:spacing w:after="0" w:line="320"/>
+            </w:pPr>
+            <w:r>
+              <w:t xml:space="preserve"/>
+            </w:r>
+          </w:p>
+          <w:p>
+            <w:pPr>
+              <w:spacing w:after="0" w:line="320"/>
+            </w:pPr>
+            <w:r>
+              <w:t xml:space="preserve"/>
+            </w:r>
+          </w:p>
+        </w:tc>
+      </w:tr>
+    </w:tbl>
+    <w:p>
+      <w:pPr>
+        <w:pStyle w:val="Heading2"/>
+        <w:spacing w:after="80" w:before="180"/>
+      </w:pPr>
+      <w:r>
+        <w:rPr>
+          <w:b/>
+          <w:bCs/>
+          <w:color w:val="12355B"/>
+          <w:sz w:val="24"/>
+          <w:szCs w:val="24"/>
+        </w:rPr>
+        <w:t xml:space="preserve">Explain</w:t>
+      </w:r>
+      <w:r>
+        <w:rPr>
+          <w:i/>
+          <w:iCs/>
+          <w:color w:val="B97A12"/>
+          <w:sz w:val="19"/>
+          <w:szCs w:val="19"/>
+        </w:rPr>
+        <w:t xml:space="preserve">   Light language support</w:t>
+      </w:r>
+    </w:p>
+    <w:p>
+      <w:pPr>
+        <w:spacing w:after="60"/>
+      </w:pPr>
+      <w:r>
+        <w:rPr>
+          <w:color w:val="1A2733"/>
+          <w:sz w:val="21"/>
+          <w:szCs w:val="21"/>
+        </w:rPr>
+        <w:t xml:space="preserve">Write a claim, give math evidence, and explain your reasoning.</w:t>
+      </w:r>
+      <w:r>
+        <w:rPr>
+          <w:i/>
+          <w:iCs/>
+          <w:color w:val="5F6F80"/>
+          <w:sz w:val="19"/>
+          <w:szCs w:val="19"/>
+        </w:rPr>
+        <w:br/>
+        <w:t xml:space="preserve">Escribe una afirmación, da evidencia matemática y explica tu razonamiento.</w:t>
+      </w:r>
+    </w:p>
+    <w:p>
+      <w:pPr>
+        <w:spacing w:after="60"/>
+      </w:pPr>
+      <w:r>
+        <w:rPr>
+          <w:color w:val="1A2733"/>
+          <w:sz w:val="21"/>
+          <w:szCs w:val="21"/>
+        </w:rPr>
+        <w:t xml:space="preserve">My claim is ___.</w:t>
+      </w:r>
+      <w:r>
+        <w:rPr>
+          <w:i/>
+          <w:iCs/>
+          <w:color w:val="5F6F80"/>
+          <w:sz w:val="19"/>
+          <w:szCs w:val="19"/>
+        </w:rPr>
+        <w:br/>
+        <w:t xml:space="preserve">Mi afirmación es ___.</w:t>
+      </w:r>
+    </w:p>
+    <w:p>
+      <w:pPr>
+        <w:spacing w:after="60"/>
+      </w:pPr>
+      <w:r>
+        <w:rPr>
+          <w:color w:val="1A2733"/>
+          <w:sz w:val="21"/>
+          <w:szCs w:val="21"/>
+        </w:rPr>
+        <w:t xml:space="preserve">My math evidence is ___.</w:t>
+      </w:r>
+      <w:r>
+        <w:rPr>
+          <w:i/>
+          <w:iCs/>
+          <w:color w:val="5F6F80"/>
+          <w:sz w:val="19"/>
+          <w:szCs w:val="19"/>
+        </w:rPr>
+        <w:br/>
+        <w:t xml:space="preserve">Mi evidencia matemática es ___.</w:t>
+      </w:r>
+    </w:p>
+    <w:p>
+      <w:pPr>
+        <w:spacing w:after="60"/>
+      </w:pPr>
+      <w:r>
+        <w:rPr>
+          <w:color w:val="1A2733"/>
+          <w:sz w:val="21"/>
+          <w:szCs w:val="21"/>
+        </w:rPr>
+        <w:t xml:space="preserve">This proves ___ because ___.</w:t>
+      </w:r>
+      <w:r>
+        <w:rPr>
+          <w:i/>
+          <w:iCs/>
+          <w:color w:val="5F6F80"/>
+          <w:sz w:val="19"/>
+          <w:szCs w:val="19"/>
+        </w:rPr>
+        <w:br/>
+        <w:t xml:space="preserve">Esto demuestra ___ porque ___.</w:t>
+      </w:r>
+    </w:p>
+    <w:tbl>
+      <w:tblPr>
+        <w:tblW w:type="pct" w:w="100%"/>
+        <w:tblBorders>
+          <w:top w:val="single" w:color="C7D2DD" w:sz="6"/>
+          <w:left w:val="single" w:color="C7D2DD" w:sz="6"/>
+          <w:bottom w:val="single" w:color="C7D2DD" w:sz="6"/>
+          <w:right w:val="single" w:color="C7D2DD" w:sz="6"/>
+          <w:insideH w:val="single" w:color="auto" w:sz="4"/>
+          <w:insideV w:val="single" w:color="auto" w:sz="4"/>
+        </w:tblBorders>
+      </w:tblPr>
+      <w:tblGrid>
+        <w:gridCol w:w="100"/>
+      </w:tblGrid>
+      <w:tr>
+        <w:tc>
+          <w:tcPr>
+            <w:shd w:fill="FBF3E2" w:color="auto" w:val="clear"/>
+            <w:tcMar>
+              <w:top w:type="dxa" w:w="60"/>
+              <w:left w:type="dxa" w:w="120"/>
+              <w:bottom w:type="dxa" w:w="60"/>
+              <w:right w:type="dxa" w:w="120"/>
+            </w:tcMar>
+          </w:tcPr>
+          <w:p>
+            <w:pPr>
+              <w:spacing w:after="0" w:line="320"/>
+            </w:pPr>
+            <w:r>
+              <w:t xml:space="preserve"/>
+            </w:r>
+          </w:p>
+          <w:p>
+            <w:pPr>
+              <w:spacing w:after="0" w:line="320"/>
+            </w:pPr>
+            <w:r>
+              <w:t xml:space="preserve"/>
+            </w:r>
+          </w:p>
+          <w:p>
+            <w:pPr>
+              <w:spacing w:after="0" w:line="320"/>
+            </w:pPr>
+            <w:r>
+              <w:t xml:space="preserve"/>
+            </w:r>
+          </w:p>
+          <w:p>
+            <w:pPr>
+              <w:spacing w:after="0" w:line="320"/>
+            </w:pPr>
+            <w:r>
+              <w:t xml:space="preserve"/>
+            </w:r>
+          </w:p>
+          <w:p>
+            <w:pPr>
+              <w:spacing w:after="0" w:line="320"/>
+            </w:pPr>
+            <w:r>
+              <w:t xml:space="preserve"/>
+            </w:r>
+          </w:p>
+        </w:tc>
+      </w:tr>
+    </w:tbl>
+    <w:p>
+      <w:pPr>
+        <w:pStyle w:val="Heading2"/>
+        <w:spacing w:after="80" w:before="180"/>
+      </w:pPr>
+      <w:r>
+        <w:rPr>
+          <w:b/>
+          <w:bCs/>
+          <w:color w:val="12355B"/>
+          <w:sz w:val="24"/>
+          <w:szCs w:val="24"/>
+        </w:rPr>
+        <w:t xml:space="preserve">4. Check Your Explanation</w:t>
+      </w:r>
+      <w:r>
+        <w:rPr>
+          <w:i/>
+          <w:iCs/>
+          <w:color w:val="1FA6A2"/>
+          <w:sz w:val="19"/>
+          <w:szCs w:val="19"/>
+        </w:rPr>
+        <w:t xml:space="preserve">   five quick checks</w:t>
+      </w:r>
+    </w:p>
+    <w:p>
+      <w:pPr>
+        <w:spacing w:after="80"/>
+      </w:pPr>
+      <w:r>
+        <w:rPr>
+          <w:b/>
+          <w:bCs/>
+          <w:color w:val="1FA6A2"/>
+          <w:sz w:val="22"/>
+          <w:szCs w:val="22"/>
+        </w:rPr>
+        <w:t xml:space="preserve">☐  </w:t>
+      </w:r>
+      <w:r>
+        <w:rPr>
+          <w:sz w:val="20"/>
+          <w:szCs w:val="20"/>
+        </w:rPr>
+        <w:t xml:space="preserve">I answered the question.</w:t>
+      </w:r>
+      <w:r>
+        <w:rPr>
+          <w:i/>
+          <w:iCs/>
+          <w:color w:val="5F6F80"/>
+          <w:sz w:val="18"/>
+          <w:szCs w:val="18"/>
+        </w:rPr>
+        <w:br/>
+        <w:t xml:space="preserve">Respondí la pregunta.</w:t>
+      </w:r>
+    </w:p>
+    <w:p>
+      <w:pPr>
+        <w:spacing w:after="80"/>
+      </w:pPr>
+      <w:r>
+        <w:rPr>
+          <w:b/>
+          <w:bCs/>
+          <w:color w:val="1FA6A2"/>
+          <w:sz w:val="22"/>
+          <w:szCs w:val="22"/>
+        </w:rPr>
+        <w:t xml:space="preserve">☐  </w:t>
+      </w:r>
+      <w:r>
+        <w:rPr>
+          <w:sz w:val="20"/>
+          <w:szCs w:val="20"/>
+        </w:rPr>
+        <w:t xml:space="preserve">I used math evidence: numbers, an equation, a model, or a comparison.</w:t>
+      </w:r>
+      <w:r>
+        <w:rPr>
+          <w:i/>
+          <w:iCs/>
+          <w:color w:val="5F6F80"/>
+          <w:sz w:val="18"/>
+          <w:szCs w:val="18"/>
+        </w:rPr>
+        <w:br/>
+        <w:t xml:space="preserve">Usé evidencia matemática: números, una ecuación, un modelo o una comparación.</w:t>
+      </w:r>
+    </w:p>
+    <w:p>
+      <w:pPr>
+        <w:spacing w:after="80"/>
+      </w:pPr>
+      <w:r>
+        <w:rPr>
+          <w:b/>
+          <w:bCs/>
+          <w:color w:val="1FA6A2"/>
+          <w:sz w:val="22"/>
+          <w:szCs w:val="22"/>
+        </w:rPr>
+        <w:t xml:space="preserve">☐  </w:t>
+      </w:r>
+      <w:r>
+        <w:rPr>
+          <w:sz w:val="20"/>
+          <w:szCs w:val="20"/>
+        </w:rPr>
+        <w:t xml:space="preserve">I explained how the evidence proves my answer.</w:t>
+      </w:r>
+      <w:r>
+        <w:rPr>
+          <w:i/>
+          <w:iCs/>
+          <w:color w:val="5F6F80"/>
+          <w:sz w:val="18"/>
+          <w:szCs w:val="18"/>
+        </w:rPr>
+        <w:br/>
+        <w:t xml:space="preserve">Expliqué cómo la evidencia demuestra mi respuesta.</w:t>
+      </w:r>
+    </w:p>
+    <w:p>
+      <w:pPr>
+        <w:spacing w:after="80"/>
+      </w:pPr>
+      <w:r>
+        <w:rPr>
+          <w:b/>
+          <w:bCs/>
+          <w:color w:val="1FA6A2"/>
+          <w:sz w:val="22"/>
+          <w:szCs w:val="22"/>
+        </w:rPr>
+        <w:t xml:space="preserve">☐  </w:t>
+      </w:r>
+      <w:r>
+        <w:rPr>
+          <w:sz w:val="20"/>
+          <w:szCs w:val="20"/>
+        </w:rPr>
+        <w:t xml:space="preserve">I used at least two math words.</w:t>
+      </w:r>
+      <w:r>
+        <w:rPr>
+          <w:i/>
+          <w:iCs/>
+          <w:color w:val="5F6F80"/>
+          <w:sz w:val="18"/>
+          <w:szCs w:val="18"/>
+        </w:rPr>
+        <w:br/>
+        <w:t xml:space="preserve">Usé por lo menos dos palabras matemáticas.</w:t>
+      </w:r>
+    </w:p>
+    <w:p>
+      <w:pPr>
+        <w:spacing w:after="80"/>
+      </w:pPr>
+      <w:r>
+        <w:rPr>
+          <w:b/>
+          <w:bCs/>
+          <w:color w:val="1FA6A2"/>
+          <w:sz w:val="22"/>
+          <w:szCs w:val="22"/>
+        </w:rPr>
+        <w:t xml:space="preserve">☐  </w:t>
+      </w:r>
+      <w:r>
+        <w:rPr>
+          <w:sz w:val="20"/>
+          <w:szCs w:val="20"/>
+        </w:rPr>
+        <w:t xml:space="preserve">I reread complete sentences and punctuation.</w:t>
+      </w:r>
+      <w:r>
+        <w:rPr>
+          <w:i/>
+          <w:iCs/>
+          <w:color w:val="5F6F80"/>
+          <w:sz w:val="18"/>
+          <w:szCs w:val="18"/>
+        </w:rPr>
+        <w:br/>
+        <w:t xml:space="preserve">Volví a leer mis oraciones completas y la puntuación.</w:t>
       </w:r>
     </w:p>
     <w:p>

--- a/lessons/1-3/downloads/1-3-notes.docx
+++ b/lessons/1-3/downloads/1-3-notes.docx
@@ -366,7 +366,7 @@
           </w:p>
           <w:p>
             <w:pPr>
-              <w:spacing w:after="0"/>
+              <w:spacing w:after="40"/>
             </w:pPr>
             <w:r>
               <w:rPr>
@@ -376,262 +376,29 @@
               <w:t xml:space="preserve">A picture, diagram, table, or equation that shows the mathematics in a situation.</w:t>
             </w:r>
           </w:p>
-        </w:tc>
-      </w:tr>
-    </w:tbl>
-    <w:tbl>
-      <w:tblPr>
-        <w:tblW w:type="pct" w:w="100%"/>
-        <w:tblBorders>
-          <w:top w:val="none" w:color="FFFFFF" w:sz="0"/>
-          <w:left w:val="none" w:color="FFFFFF" w:sz="0"/>
-          <w:bottom w:val="single" w:color="C7D2DD" w:sz="4"/>
-          <w:right w:val="none" w:color="FFFFFF" w:sz="0"/>
-          <w:insideH w:val="none" w:color="FFFFFF" w:sz="0"/>
-          <w:insideV w:val="none" w:color="FFFFFF" w:sz="0"/>
-        </w:tblBorders>
-      </w:tblPr>
-      <w:tblGrid>
-        <w:gridCol w:w="1800"/>
-        <w:gridCol w:w="7560"/>
-      </w:tblGrid>
-      <w:tr>
-        <w:trPr>
-          <w:cantSplit/>
-        </w:trPr>
-        <w:tc>
-          <w:tcPr>
-            <w:tcW w:type="dxa" w:w="1800"/>
-            <w:tcMar>
-              <w:top w:type="dxa" w:w="100"/>
-              <w:left w:type="dxa" w:w="40"/>
-              <w:bottom w:type="dxa" w:w="100"/>
-              <w:right w:type="dxa" w:w="120"/>
-            </w:tcMar>
-            <w:vAlign w:val="center"/>
-          </w:tcPr>
           <w:p>
             <w:pPr>
               <w:spacing w:after="0"/>
-              <w:jc w:val="center"/>
-            </w:pPr>
-            <w:r>
-              <w:drawing>
-                <wp:inline distT="0" distB="0" distL="0" distR="0">
-                  <wp:extent cx="1047750" cy="790575"/>
-                  <wp:effectExtent t="0" r="0" b="0" l="0"/>
-                  <wp:docPr id="1" name="" descr="" title=""/>
-                  <wp:cNvGraphicFramePr>
-                    <a:graphicFrameLocks xmlns:a="http://schemas.openxmlformats.org/drawingml/2006/main" noChangeAspect="1"/>
-                  </wp:cNvGraphicFramePr>
-                  <a:graphic xmlns:a="http://schemas.openxmlformats.org/drawingml/2006/main">
-                    <a:graphicData uri="http://schemas.openxmlformats.org/drawingml/2006/picture">
-                      <pic:pic xmlns:pic="http://schemas.openxmlformats.org/drawingml/2006/picture">
-                        <pic:nvPicPr>
-                          <pic:cNvPr id="0" name="" descr=""/>
-                          <pic:cNvPicPr>
-                            <a:picLocks noChangeAspect="1" noChangeArrowheads="1"/>
-                          </pic:cNvPicPr>
-                        </pic:nvPicPr>
-                        <pic:blipFill>
-                          <a:blip r:embed="rId9" cstate="none"/>
-                          <a:srcRect/>
-                          <a:stretch>
-                            <a:fillRect/>
-                          </a:stretch>
-                        </pic:blipFill>
-                        <pic:spPr bwMode="auto">
-                          <a:xfrm>
-                            <a:off x="0" y="0"/>
-                            <a:ext cx="1047750" cy="790575"/>
-                          </a:xfrm>
-                          <a:prstGeom prst="rect">
-                            <a:avLst/>
-                          </a:prstGeom>
-                        </pic:spPr>
-                      </pic:pic>
-                    </a:graphicData>
-                  </a:graphic>
-                </wp:inline>
-              </w:drawing>
-            </w:r>
-          </w:p>
-        </w:tc>
-        <w:tc>
-          <w:tcPr>
-            <w:tcW w:type="dxa" w:w="7560"/>
-            <w:tcMar>
-              <w:top w:type="dxa" w:w="100"/>
-              <w:left w:type="dxa" w:w="40"/>
-              <w:bottom w:type="dxa" w:w="100"/>
-              <w:right w:type="dxa" w:w="40"/>
-            </w:tcMar>
-            <w:vAlign w:val="center"/>
-          </w:tcPr>
-          <w:p>
-            <w:pPr>
-              <w:spacing w:after="50"/>
             </w:pPr>
             <w:r>
               <w:rPr>
                 <w:b/>
                 <w:bCs/>
-                <w:color w:val="12355B"/>
-                <w:sz w:val="24"/>
-                <w:szCs w:val="24"/>
-              </w:rPr>
-              <w:t xml:space="preserve">tape diagram</w:t>
+                <w:color w:val="1FA6A2"/>
+                <w:sz w:val="18"/>
+                <w:szCs w:val="18"/>
+              </w:rPr>
+              <w:t xml:space="preserve">Example:  </w:t>
             </w:r>
             <w:r>
               <w:rPr>
                 <w:i/>
                 <w:iCs/>
                 <w:color w:val="5F6F80"/>
-                <w:sz w:val="19"/>
-                <w:szCs w:val="19"/>
-              </w:rPr>
-              <w:t xml:space="preserve">   diagrama de cintas</w:t>
-            </w:r>
-          </w:p>
-          <w:p>
-            <w:pPr>
-              <w:spacing w:after="0"/>
-            </w:pPr>
-            <w:r>
-              <w:rPr>
-                <w:sz w:val="21"/>
-                <w:szCs w:val="21"/>
-              </w:rPr>
-              <w:t xml:space="preserve">A rectangle cut into equal parts that helps you visualize how a total breaks apart.</w:t>
-            </w:r>
-          </w:p>
-        </w:tc>
-      </w:tr>
-    </w:tbl>
-    <w:tbl>
-      <w:tblPr>
-        <w:tblW w:type="pct" w:w="100%"/>
-        <w:tblBorders>
-          <w:top w:val="none" w:color="FFFFFF" w:sz="0"/>
-          <w:left w:val="none" w:color="FFFFFF" w:sz="0"/>
-          <w:bottom w:val="single" w:color="C7D2DD" w:sz="4"/>
-          <w:right w:val="none" w:color="FFFFFF" w:sz="0"/>
-          <w:insideH w:val="none" w:color="FFFFFF" w:sz="0"/>
-          <w:insideV w:val="none" w:color="FFFFFF" w:sz="0"/>
-        </w:tblBorders>
-      </w:tblPr>
-      <w:tblGrid>
-        <w:gridCol w:w="1800"/>
-        <w:gridCol w:w="7560"/>
-      </w:tblGrid>
-      <w:tr>
-        <w:trPr>
-          <w:cantSplit/>
-        </w:trPr>
-        <w:tc>
-          <w:tcPr>
-            <w:tcW w:type="dxa" w:w="1800"/>
-            <w:tcMar>
-              <w:top w:type="dxa" w:w="100"/>
-              <w:left w:type="dxa" w:w="40"/>
-              <w:bottom w:type="dxa" w:w="100"/>
-              <w:right w:type="dxa" w:w="120"/>
-            </w:tcMar>
-            <w:vAlign w:val="center"/>
-          </w:tcPr>
-          <w:p>
-            <w:pPr>
-              <w:spacing w:after="0"/>
-              <w:jc w:val="center"/>
-            </w:pPr>
-            <w:r>
-              <w:drawing>
-                <wp:inline distT="0" distB="0" distL="0" distR="0">
-                  <wp:extent cx="1047750" cy="790575"/>
-                  <wp:effectExtent t="0" r="0" b="0" l="0"/>
-                  <wp:docPr id="1" name="" descr="" title=""/>
-                  <wp:cNvGraphicFramePr>
-                    <a:graphicFrameLocks xmlns:a="http://schemas.openxmlformats.org/drawingml/2006/main" noChangeAspect="1"/>
-                  </wp:cNvGraphicFramePr>
-                  <a:graphic xmlns:a="http://schemas.openxmlformats.org/drawingml/2006/main">
-                    <a:graphicData uri="http://schemas.openxmlformats.org/drawingml/2006/picture">
-                      <pic:pic xmlns:pic="http://schemas.openxmlformats.org/drawingml/2006/picture">
-                        <pic:nvPicPr>
-                          <pic:cNvPr id="0" name="" descr=""/>
-                          <pic:cNvPicPr>
-                            <a:picLocks noChangeAspect="1" noChangeArrowheads="1"/>
-                          </pic:cNvPicPr>
-                        </pic:nvPicPr>
-                        <pic:blipFill>
-                          <a:blip r:embed="rId9" cstate="none"/>
-                          <a:srcRect/>
-                          <a:stretch>
-                            <a:fillRect/>
-                          </a:stretch>
-                        </pic:blipFill>
-                        <pic:spPr bwMode="auto">
-                          <a:xfrm>
-                            <a:off x="0" y="0"/>
-                            <a:ext cx="1047750" cy="790575"/>
-                          </a:xfrm>
-                          <a:prstGeom prst="rect">
-                            <a:avLst/>
-                          </a:prstGeom>
-                        </pic:spPr>
-                      </pic:pic>
-                    </a:graphicData>
-                  </a:graphic>
-                </wp:inline>
-              </w:drawing>
-            </w:r>
-          </w:p>
-        </w:tc>
-        <w:tc>
-          <w:tcPr>
-            <w:tcW w:type="dxa" w:w="7560"/>
-            <w:tcMar>
-              <w:top w:type="dxa" w:w="100"/>
-              <w:left w:type="dxa" w:w="40"/>
-              <w:bottom w:type="dxa" w:w="100"/>
-              <w:right w:type="dxa" w:w="40"/>
-            </w:tcMar>
-            <w:vAlign w:val="center"/>
-          </w:tcPr>
-          <w:p>
-            <w:pPr>
-              <w:spacing w:after="50"/>
-            </w:pPr>
-            <w:r>
-              <w:rPr>
-                <w:b/>
-                <w:bCs/>
-                <w:color w:val="12355B"/>
-                <w:sz w:val="24"/>
-                <w:szCs w:val="24"/>
-              </w:rPr>
-              <w:t xml:space="preserve">tool</w:t>
-            </w:r>
-            <w:r>
-              <w:rPr>
-                <w:i/>
-                <w:iCs/>
-                <w:color w:val="5F6F80"/>
-                <w:sz w:val="19"/>
-                <w:szCs w:val="19"/>
-              </w:rPr>
-              <w:t xml:space="preserve">   herramienta</w:t>
-            </w:r>
-          </w:p>
-          <w:p>
-            <w:pPr>
-              <w:spacing w:after="0"/>
-            </w:pPr>
-            <w:r>
-              <w:rPr>
-                <w:sz w:val="21"/>
-                <w:szCs w:val="21"/>
-              </w:rPr>
-              <w:t xml:space="preserve">Anything you choose to help you see relationships and solve a problem — a table, a diagram, a graph.</w:t>
+                <w:sz w:val="18"/>
+                <w:szCs w:val="18"/>
+              </w:rPr>
+              <w:t xml:space="preserve">The same 12 shown three ways: a tape diagram, a table, and 3 × 4.</w:t>
             </w:r>
           </w:p>
         </w:tc>
@@ -738,7 +505,7 @@
                 <w:sz w:val="24"/>
                 <w:szCs w:val="24"/>
               </w:rPr>
-              <w:t xml:space="preserve">ordered pair</w:t>
+              <w:t xml:space="preserve">tape diagram</w:t>
             </w:r>
             <w:r>
               <w:rPr>
@@ -748,19 +515,44 @@
                 <w:sz w:val="19"/>
                 <w:szCs w:val="19"/>
               </w:rPr>
-              <w:t xml:space="preserve">   par ordenado</w:t>
-            </w:r>
-          </w:p>
-          <w:p>
-            <w:pPr>
-              <w:spacing w:after="0"/>
+              <w:t xml:space="preserve">   diagrama de cintas</w:t>
+            </w:r>
+          </w:p>
+          <w:p>
+            <w:pPr>
+              <w:spacing w:after="40"/>
             </w:pPr>
             <w:r>
               <w:rPr>
                 <w:sz w:val="21"/>
                 <w:szCs w:val="21"/>
               </w:rPr>
-              <w:t xml:space="preserve">Two numbers that go together, like a time and a number of trips, that you can plot as a point.</w:t>
+              <w:t xml:space="preserve">A rectangle cut into equal parts that helps you visualize how a total breaks apart.</w:t>
+            </w:r>
+          </w:p>
+          <w:p>
+            <w:pPr>
+              <w:spacing w:after="0"/>
+            </w:pPr>
+            <w:r>
+              <w:rPr>
+                <w:b/>
+                <w:bCs/>
+                <w:color w:val="1FA6A2"/>
+                <w:sz w:val="18"/>
+                <w:szCs w:val="18"/>
+              </w:rPr>
+              <w:t xml:space="preserve">Example:  </w:t>
+            </w:r>
+            <w:r>
+              <w:rPr>
+                <w:i/>
+                <w:iCs/>
+                <w:color w:val="5F6F80"/>
+                <w:sz w:val="18"/>
+                <w:szCs w:val="18"/>
+              </w:rPr>
+              <w:t xml:space="preserve">One bar of 4,000 passengers cut into equal groups of 80.</w:t>
             </w:r>
           </w:p>
         </w:tc>
@@ -821,7 +613,7 @@
                           </pic:cNvPicPr>
                         </pic:nvPicPr>
                         <pic:blipFill>
-                          <a:blip r:embed="rId9" cstate="none"/>
+                          <a:blip r:embed="rId11" cstate="none"/>
                           <a:srcRect/>
                           <a:stretch>
                             <a:fillRect/>
@@ -867,7 +659,7 @@
                 <w:sz w:val="24"/>
                 <w:szCs w:val="24"/>
               </w:rPr>
-              <w:t xml:space="preserve">round trip</w:t>
+              <w:t xml:space="preserve">tool</w:t>
             </w:r>
             <w:r>
               <w:rPr>
@@ -877,19 +669,352 @@
                 <w:sz w:val="19"/>
                 <w:szCs w:val="19"/>
               </w:rPr>
-              <w:t xml:space="preserve">   viaje de ida y vuelta</w:t>
-            </w:r>
-          </w:p>
-          <w:p>
-            <w:pPr>
-              <w:spacing w:after="0"/>
+              <w:t xml:space="preserve">   herramienta</w:t>
+            </w:r>
+          </w:p>
+          <w:p>
+            <w:pPr>
+              <w:spacing w:after="40"/>
             </w:pPr>
             <w:r>
               <w:rPr>
                 <w:sz w:val="21"/>
                 <w:szCs w:val="21"/>
               </w:rPr>
+              <w:t xml:space="preserve">Anything you choose to help you see relationships and solve a problem — a table, a diagram, a graph.</w:t>
+            </w:r>
+          </w:p>
+          <w:p>
+            <w:pPr>
+              <w:spacing w:after="0"/>
+            </w:pPr>
+            <w:r>
+              <w:rPr>
+                <w:b/>
+                <w:bCs/>
+                <w:color w:val="1FA6A2"/>
+                <w:sz w:val="18"/>
+                <w:szCs w:val="18"/>
+              </w:rPr>
+              <w:t xml:space="preserve">Example:  </w:t>
+            </w:r>
+            <w:r>
+              <w:rPr>
+                <w:i/>
+                <w:iCs/>
+                <w:color w:val="5F6F80"/>
+                <w:sz w:val="18"/>
+                <w:szCs w:val="18"/>
+              </w:rPr>
+              <w:t xml:space="preserve">A table, a number line, or a tape diagram — whichever shows the relationship.</w:t>
+            </w:r>
+          </w:p>
+        </w:tc>
+      </w:tr>
+    </w:tbl>
+    <w:tbl>
+      <w:tblPr>
+        <w:tblW w:type="pct" w:w="100%"/>
+        <w:tblBorders>
+          <w:top w:val="none" w:color="FFFFFF" w:sz="0"/>
+          <w:left w:val="none" w:color="FFFFFF" w:sz="0"/>
+          <w:bottom w:val="single" w:color="C7D2DD" w:sz="4"/>
+          <w:right w:val="none" w:color="FFFFFF" w:sz="0"/>
+          <w:insideH w:val="none" w:color="FFFFFF" w:sz="0"/>
+          <w:insideV w:val="none" w:color="FFFFFF" w:sz="0"/>
+        </w:tblBorders>
+      </w:tblPr>
+      <w:tblGrid>
+        <w:gridCol w:w="1800"/>
+        <w:gridCol w:w="7560"/>
+      </w:tblGrid>
+      <w:tr>
+        <w:trPr>
+          <w:cantSplit/>
+        </w:trPr>
+        <w:tc>
+          <w:tcPr>
+            <w:tcW w:type="dxa" w:w="1800"/>
+            <w:tcMar>
+              <w:top w:type="dxa" w:w="100"/>
+              <w:left w:type="dxa" w:w="40"/>
+              <w:bottom w:type="dxa" w:w="100"/>
+              <w:right w:type="dxa" w:w="120"/>
+            </w:tcMar>
+            <w:vAlign w:val="center"/>
+          </w:tcPr>
+          <w:p>
+            <w:pPr>
+              <w:spacing w:after="0"/>
+              <w:jc w:val="center"/>
+            </w:pPr>
+            <w:r>
+              <w:drawing>
+                <wp:inline distT="0" distB="0" distL="0" distR="0">
+                  <wp:extent cx="1047750" cy="790575"/>
+                  <wp:effectExtent t="0" r="0" b="0" l="0"/>
+                  <wp:docPr id="1" name="" descr="" title=""/>
+                  <wp:cNvGraphicFramePr>
+                    <a:graphicFrameLocks xmlns:a="http://schemas.openxmlformats.org/drawingml/2006/main" noChangeAspect="1"/>
+                  </wp:cNvGraphicFramePr>
+                  <a:graphic xmlns:a="http://schemas.openxmlformats.org/drawingml/2006/main">
+                    <a:graphicData uri="http://schemas.openxmlformats.org/drawingml/2006/picture">
+                      <pic:pic xmlns:pic="http://schemas.openxmlformats.org/drawingml/2006/picture">
+                        <pic:nvPicPr>
+                          <pic:cNvPr id="0" name="" descr=""/>
+                          <pic:cNvPicPr>
+                            <a:picLocks noChangeAspect="1" noChangeArrowheads="1"/>
+                          </pic:cNvPicPr>
+                        </pic:nvPicPr>
+                        <pic:blipFill>
+                          <a:blip r:embed="rId12" cstate="none"/>
+                          <a:srcRect/>
+                          <a:stretch>
+                            <a:fillRect/>
+                          </a:stretch>
+                        </pic:blipFill>
+                        <pic:spPr bwMode="auto">
+                          <a:xfrm>
+                            <a:off x="0" y="0"/>
+                            <a:ext cx="1047750" cy="790575"/>
+                          </a:xfrm>
+                          <a:prstGeom prst="rect">
+                            <a:avLst/>
+                          </a:prstGeom>
+                        </pic:spPr>
+                      </pic:pic>
+                    </a:graphicData>
+                  </a:graphic>
+                </wp:inline>
+              </w:drawing>
+            </w:r>
+          </w:p>
+        </w:tc>
+        <w:tc>
+          <w:tcPr>
+            <w:tcW w:type="dxa" w:w="7560"/>
+            <w:tcMar>
+              <w:top w:type="dxa" w:w="100"/>
+              <w:left w:type="dxa" w:w="40"/>
+              <w:bottom w:type="dxa" w:w="100"/>
+              <w:right w:type="dxa" w:w="40"/>
+            </w:tcMar>
+            <w:vAlign w:val="center"/>
+          </w:tcPr>
+          <w:p>
+            <w:pPr>
+              <w:spacing w:after="50"/>
+            </w:pPr>
+            <w:r>
+              <w:rPr>
+                <w:b/>
+                <w:bCs/>
+                <w:color w:val="12355B"/>
+                <w:sz w:val="24"/>
+                <w:szCs w:val="24"/>
+              </w:rPr>
+              <w:t xml:space="preserve">ordered pair</w:t>
+            </w:r>
+            <w:r>
+              <w:rPr>
+                <w:i/>
+                <w:iCs/>
+                <w:color w:val="5F6F80"/>
+                <w:sz w:val="19"/>
+                <w:szCs w:val="19"/>
+              </w:rPr>
+              <w:t xml:space="preserve">   par ordenado</w:t>
+            </w:r>
+          </w:p>
+          <w:p>
+            <w:pPr>
+              <w:spacing w:after="40"/>
+            </w:pPr>
+            <w:r>
+              <w:rPr>
+                <w:sz w:val="21"/>
+                <w:szCs w:val="21"/>
+              </w:rPr>
+              <w:t xml:space="preserve">Two numbers that go together, like a time and a number of trips, that you can plot as a point.</w:t>
+            </w:r>
+          </w:p>
+          <w:p>
+            <w:pPr>
+              <w:spacing w:after="0"/>
+            </w:pPr>
+            <w:r>
+              <w:rPr>
+                <w:b/>
+                <w:bCs/>
+                <w:color w:val="1FA6A2"/>
+                <w:sz w:val="18"/>
+                <w:szCs w:val="18"/>
+              </w:rPr>
+              <w:t xml:space="preserve">Example:  </w:t>
+            </w:r>
+            <w:r>
+              <w:rPr>
+                <w:i/>
+                <w:iCs/>
+                <w:color w:val="5F6F80"/>
+                <w:sz w:val="18"/>
+                <w:szCs w:val="18"/>
+              </w:rPr>
+              <w:t xml:space="preserve">(4, 60): 4 hours costs $60 — the hours always come first.</w:t>
+            </w:r>
+          </w:p>
+        </w:tc>
+      </w:tr>
+    </w:tbl>
+    <w:tbl>
+      <w:tblPr>
+        <w:tblW w:type="pct" w:w="100%"/>
+        <w:tblBorders>
+          <w:top w:val="none" w:color="FFFFFF" w:sz="0"/>
+          <w:left w:val="none" w:color="FFFFFF" w:sz="0"/>
+          <w:bottom w:val="single" w:color="C7D2DD" w:sz="4"/>
+          <w:right w:val="none" w:color="FFFFFF" w:sz="0"/>
+          <w:insideH w:val="none" w:color="FFFFFF" w:sz="0"/>
+          <w:insideV w:val="none" w:color="FFFFFF" w:sz="0"/>
+        </w:tblBorders>
+      </w:tblPr>
+      <w:tblGrid>
+        <w:gridCol w:w="1800"/>
+        <w:gridCol w:w="7560"/>
+      </w:tblGrid>
+      <w:tr>
+        <w:trPr>
+          <w:cantSplit/>
+        </w:trPr>
+        <w:tc>
+          <w:tcPr>
+            <w:tcW w:type="dxa" w:w="1800"/>
+            <w:tcMar>
+              <w:top w:type="dxa" w:w="100"/>
+              <w:left w:type="dxa" w:w="40"/>
+              <w:bottom w:type="dxa" w:w="100"/>
+              <w:right w:type="dxa" w:w="120"/>
+            </w:tcMar>
+            <w:vAlign w:val="center"/>
+          </w:tcPr>
+          <w:p>
+            <w:pPr>
+              <w:spacing w:after="0"/>
+              <w:jc w:val="center"/>
+            </w:pPr>
+            <w:r>
+              <w:drawing>
+                <wp:inline distT="0" distB="0" distL="0" distR="0">
+                  <wp:extent cx="1047750" cy="790575"/>
+                  <wp:effectExtent t="0" r="0" b="0" l="0"/>
+                  <wp:docPr id="1" name="" descr="" title=""/>
+                  <wp:cNvGraphicFramePr>
+                    <a:graphicFrameLocks xmlns:a="http://schemas.openxmlformats.org/drawingml/2006/main" noChangeAspect="1"/>
+                  </wp:cNvGraphicFramePr>
+                  <a:graphic xmlns:a="http://schemas.openxmlformats.org/drawingml/2006/main">
+                    <a:graphicData uri="http://schemas.openxmlformats.org/drawingml/2006/picture">
+                      <pic:pic xmlns:pic="http://schemas.openxmlformats.org/drawingml/2006/picture">
+                        <pic:nvPicPr>
+                          <pic:cNvPr id="0" name="" descr=""/>
+                          <pic:cNvPicPr>
+                            <a:picLocks noChangeAspect="1" noChangeArrowheads="1"/>
+                          </pic:cNvPicPr>
+                        </pic:nvPicPr>
+                        <pic:blipFill>
+                          <a:blip r:embed="rId13" cstate="none"/>
+                          <a:srcRect/>
+                          <a:stretch>
+                            <a:fillRect/>
+                          </a:stretch>
+                        </pic:blipFill>
+                        <pic:spPr bwMode="auto">
+                          <a:xfrm>
+                            <a:off x="0" y="0"/>
+                            <a:ext cx="1047750" cy="790575"/>
+                          </a:xfrm>
+                          <a:prstGeom prst="rect">
+                            <a:avLst/>
+                          </a:prstGeom>
+                        </pic:spPr>
+                      </pic:pic>
+                    </a:graphicData>
+                  </a:graphic>
+                </wp:inline>
+              </w:drawing>
+            </w:r>
+          </w:p>
+        </w:tc>
+        <w:tc>
+          <w:tcPr>
+            <w:tcW w:type="dxa" w:w="7560"/>
+            <w:tcMar>
+              <w:top w:type="dxa" w:w="100"/>
+              <w:left w:type="dxa" w:w="40"/>
+              <w:bottom w:type="dxa" w:w="100"/>
+              <w:right w:type="dxa" w:w="40"/>
+            </w:tcMar>
+            <w:vAlign w:val="center"/>
+          </w:tcPr>
+          <w:p>
+            <w:pPr>
+              <w:spacing w:after="50"/>
+            </w:pPr>
+            <w:r>
+              <w:rPr>
+                <w:b/>
+                <w:bCs/>
+                <w:color w:val="12355B"/>
+                <w:sz w:val="24"/>
+                <w:szCs w:val="24"/>
+              </w:rPr>
+              <w:t xml:space="preserve">round trip</w:t>
+            </w:r>
+            <w:r>
+              <w:rPr>
+                <w:i/>
+                <w:iCs/>
+                <w:color w:val="5F6F80"/>
+                <w:sz w:val="19"/>
+                <w:szCs w:val="19"/>
+              </w:rPr>
+              <w:t xml:space="preserve">   viaje de ida y vuelta</w:t>
+            </w:r>
+          </w:p>
+          <w:p>
+            <w:pPr>
+              <w:spacing w:after="40"/>
+            </w:pPr>
+            <w:r>
+              <w:rPr>
+                <w:sz w:val="21"/>
+                <w:szCs w:val="21"/>
+              </w:rPr>
               <w:t xml:space="preserve">A complete journey from the start, to the destination, and back to the start.</w:t>
+            </w:r>
+          </w:p>
+          <w:p>
+            <w:pPr>
+              <w:spacing w:after="0"/>
+            </w:pPr>
+            <w:r>
+              <w:rPr>
+                <w:b/>
+                <w:bCs/>
+                <w:color w:val="1FA6A2"/>
+                <w:sz w:val="18"/>
+                <w:szCs w:val="18"/>
+              </w:rPr>
+              <w:t xml:space="preserve">Example:  </w:t>
+            </w:r>
+            <w:r>
+              <w:rPr>
+                <w:i/>
+                <w:iCs/>
+                <w:color w:val="5F6F80"/>
+                <w:sz w:val="18"/>
+                <w:szCs w:val="18"/>
+              </w:rPr>
+              <w:t xml:space="preserve">5 miles out plus 5 miles back = 10 miles in all.</w:t>
             </w:r>
           </w:p>
         </w:tc>
@@ -1014,7 +1139,7 @@
           <w:sz w:val="22"/>
           <w:szCs w:val="22"/>
         </w:rPr>
-        <w:t xml:space="preserve">__________  —  A picture, diagram, table, or equation that shows the mathematics in a situation.</w:t>
+        <w:t xml:space="preserve">A drawing, table, or equation that shows the math in a situation is a ___.</w:t>
       </w:r>
     </w:p>
     <w:p>
@@ -1036,7 +1161,7 @@
           <w:sz w:val="22"/>
           <w:szCs w:val="22"/>
         </w:rPr>
-        <w:t xml:space="preserve">__________  —  A rectangle cut into equal parts that helps you visualize how a total breaks apart.</w:t>
+        <w:t xml:space="preserve">A rectangle cut into equal parts that shows how a total breaks apart is a ___ ___.</w:t>
       </w:r>
     </w:p>
     <w:p>
@@ -1058,7 +1183,7 @@
           <w:sz w:val="22"/>
           <w:szCs w:val="22"/>
         </w:rPr>
-        <w:t xml:space="preserve">__________  —  Anything you choose to help you see relationships and solve a problem — a table, a diagram, a graph.</w:t>
+        <w:t xml:space="preserve">Anything you choose to help you see relationships and solve is a ___.</w:t>
       </w:r>
     </w:p>
     <w:p>
@@ -1080,7 +1205,7 @@
           <w:sz w:val="22"/>
           <w:szCs w:val="22"/>
         </w:rPr>
-        <w:t xml:space="preserve">__________  —  Two numbers that go together, like a time and a number of trips, that you can plot as a point.</w:t>
+        <w:t xml:space="preserve">Two numbers that go together and can be plotted as a point are an ___ ___.</w:t>
       </w:r>
     </w:p>
     <w:p>
@@ -1102,7 +1227,7 @@
           <w:sz w:val="22"/>
           <w:szCs w:val="22"/>
         </w:rPr>
-        <w:t xml:space="preserve">__________  —  A complete journey from the start, to the destination, and back to the start.</w:t>
+        <w:t xml:space="preserve">A journey out to a place and all the way back is a ___ ___.</w:t>
       </w:r>
     </w:p>
     <w:p>
@@ -3503,7 +3628,7 @@
           <w:sz w:val="21"/>
           <w:szCs w:val="21"/>
         </w:rPr>
-        <w:t xml:space="preserve">About how many coins are in the picture? Explain how you estimated WITHOUT counting every coin.</w:t>
+        <w:t xml:space="preserve">About how many coins are in the picture in your book? Explain how you estimated WITHOUT counting every coin.</w:t>
       </w:r>
     </w:p>
     <w:tbl>

--- a/lessons/1-3/downloads/1-3-notes.docx
+++ b/lessons/1-3/downloads/1-3-notes.docx
@@ -219,10 +219,12 @@
     <w:p>
       <w:pPr>
         <w:pStyle w:val="Heading1"/>
+        <w:keepNext/>
+        <w:keepLines/>
         <w:pBdr>
           <w:bottom w:val="single" w:color="1FA6A2" w:sz="14" w:space="6"/>
         </w:pBdr>
-        <w:spacing w:after="140" w:before="260"/>
+        <w:spacing w:after="140" w:before="300"/>
       </w:pPr>
       <w:r>
         <w:rPr>
@@ -1023,10 +1025,12 @@
     <w:p>
       <w:pPr>
         <w:pStyle w:val="Heading1"/>
+        <w:keepNext/>
+        <w:keepLines/>
         <w:pBdr>
           <w:bottom w:val="single" w:color="1FA6A2" w:sz="14" w:space="6"/>
         </w:pBdr>
-        <w:spacing w:after="140" w:before="260"/>
+        <w:spacing w:after="140" w:before="300"/>
       </w:pPr>
       <w:r>
         <w:rPr>
@@ -1122,7 +1126,8 @@
     </w:p>
     <w:p>
       <w:pPr>
-        <w:spacing w:after="120" w:before="80"/>
+        <w:keepLines/>
+        <w:spacing w:after="260" w:before="200"/>
       </w:pPr>
       <w:r>
         <w:rPr>
@@ -1139,34 +1144,27 @@
           <w:sz w:val="22"/>
           <w:szCs w:val="22"/>
         </w:rPr>
-        <w:t xml:space="preserve">A drawing, table, or equation that shows the math in a situation is a ___.</w:t>
-      </w:r>
-    </w:p>
-    <w:p>
-      <w:pPr>
-        <w:spacing w:after="120" w:before="80"/>
-      </w:pPr>
-      <w:r>
-        <w:rPr>
-          <w:b/>
-          <w:bCs/>
-          <w:color w:val="12355B"/>
+        <w:t xml:space="preserve">A drawing, table, or equation that shows the math in a situation is a </w:t>
+      </w:r>
+      <w:r>
+        <w:rPr>
           <w:sz w:val="22"/>
           <w:szCs w:val="22"/>
         </w:rPr>
-        <w:t xml:space="preserve">2.  </w:t>
+        <w:t xml:space="preserve">________________</w:t>
       </w:r>
       <w:r>
         <w:rPr>
           <w:sz w:val="22"/>
           <w:szCs w:val="22"/>
         </w:rPr>
-        <w:t xml:space="preserve">A rectangle cut into equal parts that shows how a total breaks apart is a ___ ___.</w:t>
-      </w:r>
-    </w:p>
-    <w:p>
-      <w:pPr>
-        <w:spacing w:after="120" w:before="80"/>
+        <w:t xml:space="preserve">.</w:t>
+      </w:r>
+    </w:p>
+    <w:p>
+      <w:pPr>
+        <w:keepLines/>
+        <w:spacing w:after="260" w:before="200"/>
       </w:pPr>
       <w:r>
         <w:rPr>
@@ -1176,68 +1174,192 @@
           <w:sz w:val="22"/>
           <w:szCs w:val="22"/>
         </w:rPr>
-        <w:t xml:space="preserve">3.  </w:t>
+        <w:t xml:space="preserve">2.  </w:t>
       </w:r>
       <w:r>
         <w:rPr>
           <w:sz w:val="22"/>
           <w:szCs w:val="22"/>
         </w:rPr>
-        <w:t xml:space="preserve">Anything you choose to help you see relationships and solve is a ___.</w:t>
-      </w:r>
-    </w:p>
-    <w:p>
-      <w:pPr>
-        <w:spacing w:after="120" w:before="80"/>
-      </w:pPr>
-      <w:r>
-        <w:rPr>
-          <w:b/>
-          <w:bCs/>
-          <w:color w:val="12355B"/>
+        <w:t xml:space="preserve">A rectangle cut into equal parts that shows how a total breaks apart is a </w:t>
+      </w:r>
+      <w:r>
+        <w:rPr>
           <w:sz w:val="22"/>
           <w:szCs w:val="22"/>
         </w:rPr>
-        <w:t xml:space="preserve">4.  </w:t>
+        <w:t xml:space="preserve">________________</w:t>
       </w:r>
       <w:r>
         <w:rPr>
           <w:sz w:val="22"/>
           <w:szCs w:val="22"/>
         </w:rPr>
-        <w:t xml:space="preserve">Two numbers that go together and can be plotted as a point are an ___ ___.</w:t>
-      </w:r>
-    </w:p>
-    <w:p>
-      <w:pPr>
-        <w:spacing w:after="120" w:before="80"/>
-      </w:pPr>
-      <w:r>
-        <w:rPr>
-          <w:b/>
-          <w:bCs/>
-          <w:color w:val="12355B"/>
+        <w:t xml:space="preserve"> </w:t>
+      </w:r>
+      <w:r>
+        <w:rPr>
           <w:sz w:val="22"/>
           <w:szCs w:val="22"/>
         </w:rPr>
-        <w:t xml:space="preserve">5.  </w:t>
+        <w:t xml:space="preserve">________________</w:t>
       </w:r>
       <w:r>
         <w:rPr>
           <w:sz w:val="22"/>
           <w:szCs w:val="22"/>
         </w:rPr>
-        <w:t xml:space="preserve">A journey out to a place and all the way back is a ___ ___.</w:t>
+        <w:t xml:space="preserve">.</w:t>
+      </w:r>
+    </w:p>
+    <w:p>
+      <w:pPr>
+        <w:keepLines/>
+        <w:spacing w:after="260" w:before="200"/>
+      </w:pPr>
+      <w:r>
+        <w:rPr>
+          <w:b/>
+          <w:bCs/>
+          <w:color w:val="12355B"/>
+          <w:sz w:val="22"/>
+          <w:szCs w:val="22"/>
+        </w:rPr>
+        <w:t xml:space="preserve">3.  </w:t>
+      </w:r>
+      <w:r>
+        <w:rPr>
+          <w:sz w:val="22"/>
+          <w:szCs w:val="22"/>
+        </w:rPr>
+        <w:t xml:space="preserve">Anything you choose to help you see relationships and solve is a </w:t>
+      </w:r>
+      <w:r>
+        <w:rPr>
+          <w:sz w:val="22"/>
+          <w:szCs w:val="22"/>
+        </w:rPr>
+        <w:t xml:space="preserve">________________</w:t>
+      </w:r>
+      <w:r>
+        <w:rPr>
+          <w:sz w:val="22"/>
+          <w:szCs w:val="22"/>
+        </w:rPr>
+        <w:t xml:space="preserve">.</w:t>
+      </w:r>
+    </w:p>
+    <w:p>
+      <w:pPr>
+        <w:keepLines/>
+        <w:spacing w:after="260" w:before="200"/>
+      </w:pPr>
+      <w:r>
+        <w:rPr>
+          <w:b/>
+          <w:bCs/>
+          <w:color w:val="12355B"/>
+          <w:sz w:val="22"/>
+          <w:szCs w:val="22"/>
+        </w:rPr>
+        <w:t xml:space="preserve">4.  </w:t>
+      </w:r>
+      <w:r>
+        <w:rPr>
+          <w:sz w:val="22"/>
+          <w:szCs w:val="22"/>
+        </w:rPr>
+        <w:t xml:space="preserve">Two numbers that go together and can be plotted as a point are an </w:t>
+      </w:r>
+      <w:r>
+        <w:rPr>
+          <w:sz w:val="22"/>
+          <w:szCs w:val="22"/>
+        </w:rPr>
+        <w:t xml:space="preserve">________________</w:t>
+      </w:r>
+      <w:r>
+        <w:rPr>
+          <w:sz w:val="22"/>
+          <w:szCs w:val="22"/>
+        </w:rPr>
+        <w:t xml:space="preserve"> </w:t>
+      </w:r>
+      <w:r>
+        <w:rPr>
+          <w:sz w:val="22"/>
+          <w:szCs w:val="22"/>
+        </w:rPr>
+        <w:t xml:space="preserve">________________</w:t>
+      </w:r>
+      <w:r>
+        <w:rPr>
+          <w:sz w:val="22"/>
+          <w:szCs w:val="22"/>
+        </w:rPr>
+        <w:t xml:space="preserve">.</w:t>
+      </w:r>
+    </w:p>
+    <w:p>
+      <w:pPr>
+        <w:keepLines/>
+        <w:spacing w:after="260" w:before="200"/>
+      </w:pPr>
+      <w:r>
+        <w:rPr>
+          <w:b/>
+          <w:bCs/>
+          <w:color w:val="12355B"/>
+          <w:sz w:val="22"/>
+          <w:szCs w:val="22"/>
+        </w:rPr>
+        <w:t xml:space="preserve">5.  </w:t>
+      </w:r>
+      <w:r>
+        <w:rPr>
+          <w:sz w:val="22"/>
+          <w:szCs w:val="22"/>
+        </w:rPr>
+        <w:t xml:space="preserve">A journey out to a place and all the way back is a </w:t>
+      </w:r>
+      <w:r>
+        <w:rPr>
+          <w:sz w:val="22"/>
+          <w:szCs w:val="22"/>
+        </w:rPr>
+        <w:t xml:space="preserve">________________</w:t>
+      </w:r>
+      <w:r>
+        <w:rPr>
+          <w:sz w:val="22"/>
+          <w:szCs w:val="22"/>
+        </w:rPr>
+        <w:t xml:space="preserve"> </w:t>
+      </w:r>
+      <w:r>
+        <w:rPr>
+          <w:sz w:val="22"/>
+          <w:szCs w:val="22"/>
+        </w:rPr>
+        <w:t xml:space="preserve">________________</w:t>
+      </w:r>
+      <w:r>
+        <w:rPr>
+          <w:sz w:val="22"/>
+          <w:szCs w:val="22"/>
+        </w:rPr>
+        <w:t xml:space="preserve">.</w:t>
       </w:r>
     </w:p>
     <w:p>
       <w:pPr>
         <w:pStyle w:val="Heading1"/>
-        <w:pageBreakBefore/>
+        <w:keepNext/>
+        <w:keepLines/>
         <w:pBdr>
           <w:bottom w:val="single" w:color="1FA6A2" w:sz="14" w:space="6"/>
         </w:pBdr>
-        <w:spacing w:after="140" w:before="0"/>
+        <w:spacing w:after="140" w:before="300"/>
       </w:pPr>
       <w:r>
         <w:rPr>
@@ -2518,11 +2640,12 @@
     <w:p>
       <w:pPr>
         <w:pStyle w:val="Heading1"/>
-        <w:pageBreakBefore/>
+        <w:keepNext/>
+        <w:keepLines/>
         <w:pBdr>
           <w:bottom w:val="single" w:color="1FA6A2" w:sz="14" w:space="6"/>
         </w:pBdr>
-        <w:spacing w:after="140" w:before="0"/>
+        <w:spacing w:after="140" w:before="300"/>
       </w:pPr>
       <w:r>
         <w:rPr>
@@ -2797,11 +2920,12 @@
     <w:p>
       <w:pPr>
         <w:pStyle w:val="Heading1"/>
-        <w:pageBreakBefore/>
+        <w:keepNext/>
+        <w:keepLines/>
         <w:pBdr>
           <w:bottom w:val="single" w:color="1FA6A2" w:sz="14" w:space="6"/>
         </w:pBdr>
-        <w:spacing w:after="140" w:before="0"/>
+        <w:spacing w:after="140" w:before="300"/>
       </w:pPr>
       <w:r>
         <w:rPr>
@@ -3522,11 +3646,12 @@
     <w:p>
       <w:pPr>
         <w:pStyle w:val="Heading1"/>
-        <w:pageBreakBefore/>
+        <w:keepNext/>
+        <w:keepLines/>
         <w:pBdr>
           <w:bottom w:val="single" w:color="1FA6A2" w:sz="14" w:space="6"/>
         </w:pBdr>
-        <w:spacing w:after="140" w:before="0"/>
+        <w:spacing w:after="140" w:before="300"/>
       </w:pPr>
       <w:r>
         <w:rPr>
@@ -4327,11 +4452,12 @@
     <w:p>
       <w:pPr>
         <w:pStyle w:val="Heading1"/>
-        <w:pageBreakBefore/>
+        <w:keepNext/>
+        <w:keepLines/>
         <w:pBdr>
           <w:bottom w:val="single" w:color="1FA6A2" w:sz="14" w:space="6"/>
         </w:pBdr>
-        <w:spacing w:after="140" w:before="0"/>
+        <w:spacing w:after="140" w:before="300"/>
       </w:pPr>
       <w:r>
         <w:rPr>

--- a/lessons/1-3/downloads/1-3-notes.docx
+++ b/lessons/1-3/downloads/1-3-notes.docx
@@ -1372,47 +1372,6 @@
         <w:t xml:space="preserve">Write About the Math</w:t>
       </w:r>
     </w:p>
-    <w:p>
-      <w:pPr>
-        <w:spacing w:after="100"/>
-      </w:pPr>
-      <w:r>
-        <w:rPr>
-          <w:i/>
-          <w:iCs/>
-          <w:color w:val="5F6F80"/>
-          <w:sz w:val="19"/>
-          <w:szCs w:val="19"/>
-        </w:rPr>
-        <w:t xml:space="preserve">Use the support level you need. Every level answers the same math question.</w:t>
-      </w:r>
-    </w:p>
-    <w:p>
-      <w:pPr>
-        <w:pStyle w:val="Heading2"/>
-        <w:spacing w:after="80" w:before="180"/>
-      </w:pPr>
-      <w:r>
-        <w:rPr>
-          <w:b/>
-          <w:bCs/>
-          <w:color w:val="12355B"/>
-          <w:sz w:val="24"/>
-          <w:szCs w:val="24"/>
-        </w:rPr>
-        <w:t xml:space="preserve">1. Understand the Question</w:t>
-      </w:r>
-      <w:r>
-        <w:rPr>
-          <w:i/>
-          <w:iCs/>
-          <w:color w:val="B97A12"/>
-          <w:sz w:val="19"/>
-          <w:szCs w:val="19"/>
-        </w:rPr>
-        <w:t xml:space="preserve">   explain</w:t>
-      </w:r>
-    </w:p>
     <w:tbl>
       <w:tblPr>
         <w:tblW w:type="pct" w:w="100%"/>
@@ -1451,344 +1410,6 @@
               </w:rPr>
               <w:t xml:space="preserve">What tool can you use to represent the relationship between time and round trips, and how does it answer the question?</w:t>
             </w:r>
-          </w:p>
-          <w:p>
-            <w:pPr>
-              <w:spacing w:after="0"/>
-            </w:pPr>
-            <w:r>
-              <w:rPr>
-                <w:b/>
-                <w:bCs/>
-                <w:color w:val="12355B"/>
-                <w:sz w:val="20"/>
-                <w:szCs w:val="20"/>
-              </w:rPr>
-              <w:t xml:space="preserve">Your job:  </w:t>
-            </w:r>
-            <w:r>
-              <w:rPr>
-                <w:sz w:val="20"/>
-                <w:szCs w:val="20"/>
-              </w:rPr>
-              <w:t xml:space="preserve">Answer the question. Use math evidence. Explain how the evidence proves your answer.</w:t>
-            </w:r>
-            <w:r>
-              <w:rPr>
-                <w:i/>
-                <w:iCs/>
-                <w:color w:val="5F6F80"/>
-                <w:sz w:val="18"/>
-                <w:szCs w:val="18"/>
-              </w:rPr>
-              <w:br/>
-              <w:t xml:space="preserve">Responde la pregunta. Usa evidencia matemática. Explica cómo la evidencia demuestra tu respuesta.</w:t>
-            </w:r>
-          </w:p>
-        </w:tc>
-      </w:tr>
-    </w:tbl>
-    <w:p>
-      <w:pPr>
-        <w:pStyle w:val="Heading2"/>
-        <w:spacing w:after="80" w:before="180"/>
-      </w:pPr>
-      <w:r>
-        <w:rPr>
-          <w:b/>
-          <w:bCs/>
-          <w:color w:val="12355B"/>
-          <w:sz w:val="24"/>
-          <w:szCs w:val="24"/>
-        </w:rPr>
-        <w:t xml:space="preserve">2. Plan Your Math Words</w:t>
-      </w:r>
-      <w:r>
-        <w:rPr>
-          <w:i/>
-          <w:iCs/>
-          <w:color w:val="1FA6A2"/>
-          <w:sz w:val="19"/>
-          <w:szCs w:val="19"/>
-        </w:rPr>
-        <w:t xml:space="preserve">   check at least two</w:t>
-      </w:r>
-    </w:p>
-    <w:p>
-      <w:pPr>
-        <w:spacing w:after="60"/>
-      </w:pPr>
-      <w:r>
-        <w:rPr>
-          <w:b/>
-          <w:bCs/>
-          <w:color w:val="1FA6A2"/>
-          <w:sz w:val="22"/>
-          <w:szCs w:val="22"/>
-        </w:rPr>
-        <w:t xml:space="preserve">☐  </w:t>
-      </w:r>
-      <w:r>
-        <w:rPr>
-          <w:b/>
-          <w:bCs/>
-          <w:color w:val="12355B"/>
-          <w:sz w:val="20"/>
-          <w:szCs w:val="20"/>
-        </w:rPr>
-        <w:t xml:space="preserve">representation — </w:t>
-      </w:r>
-      <w:r>
-        <w:rPr>
-          <w:sz w:val="20"/>
-          <w:szCs w:val="20"/>
-        </w:rPr>
-        <w:t xml:space="preserve">A picture, diagram, table, or equation that shows the mathematics in a situation.</w:t>
-      </w:r>
-      <w:r>
-        <w:rPr>
-          <w:i/>
-          <w:iCs/>
-          <w:color w:val="5F6F80"/>
-          <w:sz w:val="18"/>
-          <w:szCs w:val="18"/>
-        </w:rPr>
-        <w:br/>
-        <w:t xml:space="preserve">representación — Un dibujo, diagrama, tabla o ecuación que muestra las matemáticas de una situación.</w:t>
-      </w:r>
-    </w:p>
-    <w:p>
-      <w:pPr>
-        <w:spacing w:after="60"/>
-      </w:pPr>
-      <w:r>
-        <w:rPr>
-          <w:b/>
-          <w:bCs/>
-          <w:color w:val="1FA6A2"/>
-          <w:sz w:val="22"/>
-          <w:szCs w:val="22"/>
-        </w:rPr>
-        <w:t xml:space="preserve">☐  </w:t>
-      </w:r>
-      <w:r>
-        <w:rPr>
-          <w:b/>
-          <w:bCs/>
-          <w:color w:val="12355B"/>
-          <w:sz w:val="20"/>
-          <w:szCs w:val="20"/>
-        </w:rPr>
-        <w:t xml:space="preserve">tape diagram — </w:t>
-      </w:r>
-      <w:r>
-        <w:rPr>
-          <w:sz w:val="20"/>
-          <w:szCs w:val="20"/>
-        </w:rPr>
-        <w:t xml:space="preserve">A rectangle cut into equal parts that helps you visualize how a total breaks apart.</w:t>
-      </w:r>
-      <w:r>
-        <w:rPr>
-          <w:i/>
-          <w:iCs/>
-          <w:color w:val="5F6F80"/>
-          <w:sz w:val="18"/>
-          <w:szCs w:val="18"/>
-        </w:rPr>
-        <w:br/>
-        <w:t xml:space="preserve">diagrama de cintas — Un rectángulo dividido en partes iguales que te ayuda a visualizar cómo se separa un total.</w:t>
-      </w:r>
-    </w:p>
-    <w:p>
-      <w:pPr>
-        <w:spacing w:after="60"/>
-      </w:pPr>
-      <w:r>
-        <w:rPr>
-          <w:b/>
-          <w:bCs/>
-          <w:color w:val="1FA6A2"/>
-          <w:sz w:val="22"/>
-          <w:szCs w:val="22"/>
-        </w:rPr>
-        <w:t xml:space="preserve">☐  </w:t>
-      </w:r>
-      <w:r>
-        <w:rPr>
-          <w:b/>
-          <w:bCs/>
-          <w:color w:val="12355B"/>
-          <w:sz w:val="20"/>
-          <w:szCs w:val="20"/>
-        </w:rPr>
-        <w:t xml:space="preserve">tool — </w:t>
-      </w:r>
-      <w:r>
-        <w:rPr>
-          <w:sz w:val="20"/>
-          <w:szCs w:val="20"/>
-        </w:rPr>
-        <w:t xml:space="preserve">Anything you choose to help you see relationships and solve a problem — a table, a diagram, a graph.</w:t>
-      </w:r>
-      <w:r>
-        <w:rPr>
-          <w:i/>
-          <w:iCs/>
-          <w:color w:val="5F6F80"/>
-          <w:sz w:val="18"/>
-          <w:szCs w:val="18"/>
-        </w:rPr>
-        <w:br/>
-        <w:t xml:space="preserve">herramienta — Cualquier cosa que eliges para ver relaciones y resolver un problema: una tabla, un diagrama, una gráfica.</w:t>
-      </w:r>
-    </w:p>
-    <w:p>
-      <w:pPr>
-        <w:spacing w:after="60"/>
-      </w:pPr>
-      <w:r>
-        <w:rPr>
-          <w:b/>
-          <w:bCs/>
-          <w:color w:val="1FA6A2"/>
-          <w:sz w:val="22"/>
-          <w:szCs w:val="22"/>
-        </w:rPr>
-        <w:t xml:space="preserve">☐  </w:t>
-      </w:r>
-      <w:r>
-        <w:rPr>
-          <w:b/>
-          <w:bCs/>
-          <w:color w:val="12355B"/>
-          <w:sz w:val="20"/>
-          <w:szCs w:val="20"/>
-        </w:rPr>
-        <w:t xml:space="preserve">ordered pair — </w:t>
-      </w:r>
-      <w:r>
-        <w:rPr>
-          <w:sz w:val="20"/>
-          <w:szCs w:val="20"/>
-        </w:rPr>
-        <w:t xml:space="preserve">Two numbers that go together, like a time and a number of trips, that you can plot as a point.</w:t>
-      </w:r>
-      <w:r>
-        <w:rPr>
-          <w:i/>
-          <w:iCs/>
-          <w:color w:val="5F6F80"/>
-          <w:sz w:val="18"/>
-          <w:szCs w:val="18"/>
-        </w:rPr>
-        <w:br/>
-        <w:t xml:space="preserve">par ordenado — Dos números que van juntos, como un tiempo y un número de viajes, que puedes graficar como un punto.</w:t>
-      </w:r>
-    </w:p>
-    <w:p>
-      <w:pPr>
-        <w:spacing w:after="60"/>
-      </w:pPr>
-      <w:r>
-        <w:rPr>
-          <w:b/>
-          <w:bCs/>
-          <w:color w:val="1FA6A2"/>
-          <w:sz w:val="22"/>
-          <w:szCs w:val="22"/>
-        </w:rPr>
-        <w:t xml:space="preserve">☐  </w:t>
-      </w:r>
-      <w:r>
-        <w:rPr>
-          <w:b/>
-          <w:bCs/>
-          <w:color w:val="12355B"/>
-          <w:sz w:val="20"/>
-          <w:szCs w:val="20"/>
-        </w:rPr>
-        <w:t xml:space="preserve">round trip — </w:t>
-      </w:r>
-      <w:r>
-        <w:rPr>
-          <w:sz w:val="20"/>
-          <w:szCs w:val="20"/>
-        </w:rPr>
-        <w:t xml:space="preserve">A complete journey from the start, to the destination, and back to the start.</w:t>
-      </w:r>
-      <w:r>
-        <w:rPr>
-          <w:i/>
-          <w:iCs/>
-          <w:color w:val="5F6F80"/>
-          <w:sz w:val="18"/>
-          <w:szCs w:val="18"/>
-        </w:rPr>
-        <w:br/>
-        <w:t xml:space="preserve">viaje de ida y vuelta — Un recorrido completo desde el inicio hasta el destino y de regreso al inicio.</w:t>
-      </w:r>
-    </w:p>
-    <w:tbl>
-      <w:tblPr>
-        <w:tblW w:type="pct" w:w="100%"/>
-        <w:tblBorders>
-          <w:top w:val="single" w:color="1FA6A2" w:sz="8"/>
-          <w:left w:val="single" w:color="1FA6A2" w:sz="8"/>
-          <w:bottom w:val="single" w:color="1FA6A2" w:sz="8"/>
-          <w:right w:val="single" w:color="1FA6A2" w:sz="8"/>
-          <w:insideH w:val="single" w:color="auto" w:sz="4"/>
-          <w:insideV w:val="single" w:color="auto" w:sz="4"/>
-        </w:tblBorders>
-      </w:tblPr>
-      <w:tblGrid>
-        <w:gridCol w:w="100"/>
-      </w:tblGrid>
-      <w:tr>
-        <w:tc>
-          <w:tcPr>
-            <w:shd w:fill="F7FFFD" w:color="auto" w:val="clear"/>
-            <w:tcMar>
-              <w:top w:type="dxa" w:w="120"/>
-              <w:left w:type="dxa" w:w="180"/>
-              <w:bottom w:type="dxa" w:w="120"/>
-              <w:right w:type="dxa" w:w="180"/>
-            </w:tcMar>
-          </w:tcPr>
-          <w:p>
-            <w:pPr>
-              <w:spacing w:after="50"/>
-            </w:pPr>
-            <w:r>
-              <w:rPr>
-                <w:b/>
-                <w:bCs/>
-                <w:color w:val="1FA6A2"/>
-                <w:sz w:val="20"/>
-                <w:szCs w:val="20"/>
-              </w:rPr>
-              <w:t xml:space="preserve">Say it first:  </w:t>
-            </w:r>
-            <w:r>
-              <w:rPr>
-                <w:sz w:val="20"/>
-                <w:szCs w:val="20"/>
-              </w:rPr>
-              <w:t xml:space="preserve">Say your idea to a partner or quietly to yourself before you write.</w:t>
-            </w:r>
-          </w:p>
-          <w:p>
-            <w:pPr>
-              <w:spacing w:after="60"/>
-            </w:pPr>
-            <w:r>
-              <w:rPr>
-                <w:color w:val="1A2733"/>
-                <w:sz w:val="21"/>
-                <w:szCs w:val="21"/>
-              </w:rPr>
-              <w:t xml:space="preserve">Name the tool you would use to show the relationship — a ___ of values — then name the two quantities in the problem: ___ and ___ .</w:t>
-            </w:r>
             <w:r>
               <w:rPr>
                 <w:i/>
@@ -1798,7 +1419,7 @@
                 <w:szCs w:val="19"/>
               </w:rPr>
               <w:br/>
-              <w:t xml:space="preserve">Di tu respuesta primero: Mi respuesta es ___ porque ___.</w:t>
+              <w:t xml:space="preserve">¿Qué herramienta puedes usar para representar la relación entre el tiempo y los viajes redondos, y cómo responde la pregunta?</w:t>
             </w:r>
           </w:p>
         </w:tc>
@@ -1806,28 +1427,192 @@
     </w:tbl>
     <w:p>
       <w:pPr>
-        <w:pStyle w:val="Heading2"/>
-        <w:spacing w:after="80" w:before="180"/>
-      </w:pPr>
-      <w:r>
-        <w:rPr>
-          <w:b/>
-          <w:bCs/>
-          <w:color w:val="12355B"/>
-          <w:sz w:val="24"/>
-          <w:szCs w:val="24"/>
-        </w:rPr>
-        <w:t xml:space="preserve">3. Build Your Explanation</w:t>
-      </w:r>
+        <w:spacing w:after="100"/>
+      </w:pPr>
       <w:r>
         <w:rPr>
           <w:i/>
           <w:iCs/>
-          <w:color w:val="B97A12"/>
+          <w:color w:val="5F6F80"/>
           <w:sz w:val="19"/>
           <w:szCs w:val="19"/>
         </w:rPr>
-        <w:t xml:space="preserve">   choose your support</w:t>
+        <w:t xml:space="preserve">Say your answer to a partner first. Then write it, using at least two of these words:</w:t>
+      </w:r>
+    </w:p>
+    <w:p>
+      <w:pPr>
+        <w:spacing w:after="40"/>
+      </w:pPr>
+      <w:r>
+        <w:rPr>
+          <w:b/>
+          <w:bCs/>
+          <w:color w:val="1FA6A2"/>
+          <w:sz w:val="22"/>
+          <w:szCs w:val="22"/>
+        </w:rPr>
+        <w:t xml:space="preserve">☐  </w:t>
+      </w:r>
+      <w:r>
+        <w:rPr>
+          <w:b/>
+          <w:bCs/>
+          <w:color w:val="12355B"/>
+          <w:sz w:val="20"/>
+          <w:szCs w:val="20"/>
+        </w:rPr>
+        <w:t xml:space="preserve">representation</w:t>
+      </w:r>
+      <w:r>
+        <w:rPr>
+          <w:i/>
+          <w:iCs/>
+          <w:color w:val="5F6F80"/>
+          <w:sz w:val="18"/>
+          <w:szCs w:val="18"/>
+        </w:rPr>
+        <w:t xml:space="preserve">  ·  representación</w:t>
+      </w:r>
+    </w:p>
+    <w:p>
+      <w:pPr>
+        <w:spacing w:after="40"/>
+      </w:pPr>
+      <w:r>
+        <w:rPr>
+          <w:b/>
+          <w:bCs/>
+          <w:color w:val="1FA6A2"/>
+          <w:sz w:val="22"/>
+          <w:szCs w:val="22"/>
+        </w:rPr>
+        <w:t xml:space="preserve">☐  </w:t>
+      </w:r>
+      <w:r>
+        <w:rPr>
+          <w:b/>
+          <w:bCs/>
+          <w:color w:val="12355B"/>
+          <w:sz w:val="20"/>
+          <w:szCs w:val="20"/>
+        </w:rPr>
+        <w:t xml:space="preserve">tape diagram</w:t>
+      </w:r>
+      <w:r>
+        <w:rPr>
+          <w:i/>
+          <w:iCs/>
+          <w:color w:val="5F6F80"/>
+          <w:sz w:val="18"/>
+          <w:szCs w:val="18"/>
+        </w:rPr>
+        <w:t xml:space="preserve">  ·  diagrama de cintas</w:t>
+      </w:r>
+    </w:p>
+    <w:p>
+      <w:pPr>
+        <w:spacing w:after="40"/>
+      </w:pPr>
+      <w:r>
+        <w:rPr>
+          <w:b/>
+          <w:bCs/>
+          <w:color w:val="1FA6A2"/>
+          <w:sz w:val="22"/>
+          <w:szCs w:val="22"/>
+        </w:rPr>
+        <w:t xml:space="preserve">☐  </w:t>
+      </w:r>
+      <w:r>
+        <w:rPr>
+          <w:b/>
+          <w:bCs/>
+          <w:color w:val="12355B"/>
+          <w:sz w:val="20"/>
+          <w:szCs w:val="20"/>
+        </w:rPr>
+        <w:t xml:space="preserve">tool</w:t>
+      </w:r>
+      <w:r>
+        <w:rPr>
+          <w:i/>
+          <w:iCs/>
+          <w:color w:val="5F6F80"/>
+          <w:sz w:val="18"/>
+          <w:szCs w:val="18"/>
+        </w:rPr>
+        <w:t xml:space="preserve">  ·  herramienta</w:t>
+      </w:r>
+    </w:p>
+    <w:p>
+      <w:pPr>
+        <w:spacing w:after="40"/>
+      </w:pPr>
+      <w:r>
+        <w:rPr>
+          <w:b/>
+          <w:bCs/>
+          <w:color w:val="1FA6A2"/>
+          <w:sz w:val="22"/>
+          <w:szCs w:val="22"/>
+        </w:rPr>
+        <w:t xml:space="preserve">☐  </w:t>
+      </w:r>
+      <w:r>
+        <w:rPr>
+          <w:b/>
+          <w:bCs/>
+          <w:color w:val="12355B"/>
+          <w:sz w:val="20"/>
+          <w:szCs w:val="20"/>
+        </w:rPr>
+        <w:t xml:space="preserve">ordered pair</w:t>
+      </w:r>
+      <w:r>
+        <w:rPr>
+          <w:i/>
+          <w:iCs/>
+          <w:color w:val="5F6F80"/>
+          <w:sz w:val="18"/>
+          <w:szCs w:val="18"/>
+        </w:rPr>
+        <w:t xml:space="preserve">  ·  par ordenado</w:t>
+      </w:r>
+    </w:p>
+    <w:p>
+      <w:pPr>
+        <w:spacing w:after="40"/>
+      </w:pPr>
+      <w:r>
+        <w:rPr>
+          <w:b/>
+          <w:bCs/>
+          <w:color w:val="1FA6A2"/>
+          <w:sz w:val="22"/>
+          <w:szCs w:val="22"/>
+        </w:rPr>
+        <w:t xml:space="preserve">☐  </w:t>
+      </w:r>
+      <w:r>
+        <w:rPr>
+          <w:b/>
+          <w:bCs/>
+          <w:color w:val="12355B"/>
+          <w:sz w:val="20"/>
+          <w:szCs w:val="20"/>
+        </w:rPr>
+        <w:t xml:space="preserve">round trip</w:t>
+      </w:r>
+      <w:r>
+        <w:rPr>
+          <w:i/>
+          <w:iCs/>
+          <w:color w:val="5F6F80"/>
+          <w:sz w:val="18"/>
+          <w:szCs w:val="18"/>
+        </w:rPr>
+        <w:t xml:space="preserve">  ·  viaje de ida y vuelta</w:t>
       </w:r>
     </w:p>
     <w:tbl>
@@ -1858,21 +1643,6 @@
           </w:tcPr>
           <w:p>
             <w:pPr>
-              <w:spacing w:after="50"/>
-            </w:pPr>
-            <w:r>
-              <w:rPr>
-                <w:i/>
-                <w:iCs/>
-                <w:color w:val="5F6F80"/>
-                <w:sz w:val="19"/>
-                <w:szCs w:val="19"/>
-              </w:rPr>
-              <w:t xml:space="preserve">This model shows the parts of an explanation. It does not answer your writing question.</w:t>
-            </w:r>
-          </w:p>
-          <w:p>
-            <w:pPr>
               <w:spacing w:after="80"/>
             </w:pPr>
             <w:r>
@@ -1883,58 +1653,14 @@
                 <w:sz w:val="19"/>
                 <w:szCs w:val="19"/>
               </w:rPr>
-              <w:t xml:space="preserve">Claim:  </w:t>
+              <w:t xml:space="preserve">Model:  </w:t>
             </w:r>
             <w:r>
               <w:rPr>
                 <w:sz w:val="19"/>
                 <w:szCs w:val="19"/>
               </w:rPr>
-              <w:t xml:space="preserve">Moving 4,000 passengers in rides of 80 each requires dividing 4,000 by 80.</w:t>
-            </w:r>
-          </w:p>
-          <w:p>
-            <w:pPr>
-              <w:spacing w:after="80"/>
-            </w:pPr>
-            <w:r>
-              <w:rPr>
-                <w:b/>
-                <w:bCs/>
-                <w:color w:val="12355B"/>
-                <w:sz w:val="19"/>
-                <w:szCs w:val="19"/>
-              </w:rPr>
-              <w:t xml:space="preserve">Evidence:  </w:t>
-            </w:r>
-            <w:r>
-              <w:rPr>
-                <w:sz w:val="19"/>
-                <w:szCs w:val="19"/>
-              </w:rPr>
-              <w:t xml:space="preserve">A strong answer identifies division because you're splitting a total into equal-sized groups (rides of 80). A weak answer just says 'divide' without connecting it to splitting the total passengers into groups.</w:t>
-            </w:r>
-          </w:p>
-          <w:p>
-            <w:pPr>
-              <w:spacing w:after="80"/>
-            </w:pPr>
-            <w:r>
-              <w:rPr>
-                <w:b/>
-                <w:bCs/>
-                <w:color w:val="12355B"/>
-                <w:sz w:val="19"/>
-                <w:szCs w:val="19"/>
-              </w:rPr>
-              <w:t xml:space="preserve">Reasoning:  </w:t>
-            </w:r>
-            <w:r>
-              <w:rPr>
-                <w:sz w:val="19"/>
-                <w:szCs w:val="19"/>
-              </w:rPr>
-              <w:t xml:space="preserve">This evidence connects the definition of representation to the mathematical claim.</w:t>
+              <w:t xml:space="preserve">Moving 4,000 passengers in rides of 80 each requires dividing 4,000 by 80. — A strong answer identifies division because you're splitting a total into equal-sized groups (rides of 80). A weak answer just says 'divide' without connecting it to splitting the total passengers into groups.</w:t>
             </w:r>
           </w:p>
         </w:tc>
@@ -2013,7 +1739,7 @@
           <w:sz w:val="21"/>
           <w:szCs w:val="21"/>
         </w:rPr>
-        <w:t xml:space="preserve">My answer is ___.</w:t>
+        <w:t xml:space="preserve">My answer is ___ because ___.</w:t>
       </w:r>
       <w:r>
         <w:rPr>
@@ -2024,7 +1750,7 @@
           <w:szCs w:val="19"/>
         </w:rPr>
         <w:br/>
-        <w:t xml:space="preserve">Mi respuesta es ___.</w:t>
+        <w:t xml:space="preserve">Mi respuesta es ___ porque ___.</w:t>
       </w:r>
     </w:p>
     <w:tbl>
@@ -2164,7 +1890,7 @@
           <w:sz w:val="21"/>
           <w:szCs w:val="21"/>
         </w:rPr>
-        <w:t xml:space="preserve">I know because ___.</w:t>
+        <w:t xml:space="preserve">My evidence is ___, so ___.</w:t>
       </w:r>
       <w:r>
         <w:rPr>
@@ -2175,31 +1901,7 @@
           <w:szCs w:val="19"/>
         </w:rPr>
         <w:br/>
-        <w:t xml:space="preserve">Lo sé porque ___.</w:t>
-      </w:r>
-    </w:p>
-    <w:p>
-      <w:pPr>
-        <w:spacing w:after="60"/>
-      </w:pPr>
-      <w:r>
-        <w:rPr>
-          <w:color w:val="1A2733"/>
-          <w:sz w:val="21"/>
-          <w:szCs w:val="21"/>
-        </w:rPr>
-        <w:t xml:space="preserve">So ___.</w:t>
-      </w:r>
-      <w:r>
-        <w:rPr>
-          <w:i/>
-          <w:iCs/>
-          <w:color w:val="5F6F80"/>
-          <w:sz w:val="19"/>
-          <w:szCs w:val="19"/>
-        </w:rPr>
-        <w:br/>
-        <w:t xml:space="preserve">Entonces ___.</w:t>
+        <w:t xml:space="preserve">Mi evidencia es ___, entonces ___.</w:t>
       </w:r>
     </w:p>
     <w:tbl>
@@ -2305,78 +2007,6 @@
         <w:t xml:space="preserve">Escribe una afirmación, da evidencia matemática y explica tu razonamiento.</w:t>
       </w:r>
     </w:p>
-    <w:p>
-      <w:pPr>
-        <w:spacing w:after="60"/>
-      </w:pPr>
-      <w:r>
-        <w:rPr>
-          <w:color w:val="1A2733"/>
-          <w:sz w:val="21"/>
-          <w:szCs w:val="21"/>
-        </w:rPr>
-        <w:t xml:space="preserve">My claim is ___.</w:t>
-      </w:r>
-      <w:r>
-        <w:rPr>
-          <w:i/>
-          <w:iCs/>
-          <w:color w:val="5F6F80"/>
-          <w:sz w:val="19"/>
-          <w:szCs w:val="19"/>
-        </w:rPr>
-        <w:br/>
-        <w:t xml:space="preserve">Mi afirmación es ___.</w:t>
-      </w:r>
-    </w:p>
-    <w:p>
-      <w:pPr>
-        <w:spacing w:after="60"/>
-      </w:pPr>
-      <w:r>
-        <w:rPr>
-          <w:color w:val="1A2733"/>
-          <w:sz w:val="21"/>
-          <w:szCs w:val="21"/>
-        </w:rPr>
-        <w:t xml:space="preserve">My math evidence is ___.</w:t>
-      </w:r>
-      <w:r>
-        <w:rPr>
-          <w:i/>
-          <w:iCs/>
-          <w:color w:val="5F6F80"/>
-          <w:sz w:val="19"/>
-          <w:szCs w:val="19"/>
-        </w:rPr>
-        <w:br/>
-        <w:t xml:space="preserve">Mi evidencia matemática es ___.</w:t>
-      </w:r>
-    </w:p>
-    <w:p>
-      <w:pPr>
-        <w:spacing w:after="60"/>
-      </w:pPr>
-      <w:r>
-        <w:rPr>
-          <w:color w:val="1A2733"/>
-          <w:sz w:val="21"/>
-          <w:szCs w:val="21"/>
-        </w:rPr>
-        <w:t xml:space="preserve">This proves ___ because ___.</w:t>
-      </w:r>
-      <w:r>
-        <w:rPr>
-          <w:i/>
-          <w:iCs/>
-          <w:color w:val="5F6F80"/>
-          <w:sz w:val="19"/>
-          <w:szCs w:val="19"/>
-        </w:rPr>
-        <w:br/>
-        <w:t xml:space="preserve">Esto demuestra ___ porque ___.</w:t>
-      </w:r>
-    </w:p>
     <w:tbl>
       <w:tblPr>
         <w:tblW w:type="pct" w:w="100%"/>
@@ -2459,7 +2089,7 @@
           <w:sz w:val="24"/>
           <w:szCs w:val="24"/>
         </w:rPr>
-        <w:t xml:space="preserve">4. Check Your Explanation</w:t>
+        <w:t xml:space="preserve">Check Your Explanation</w:t>
       </w:r>
       <w:r>
         <w:rPr>
@@ -2469,7 +2099,7 @@
           <w:sz w:val="19"/>
           <w:szCs w:val="19"/>
         </w:rPr>
-        <w:t xml:space="preserve">   five quick checks</w:t>
+        <w:t xml:space="preserve">   three quick checks</w:t>
       </w:r>
     </w:p>
     <w:p>
@@ -2493,17 +2123,6 @@
         </w:rPr>
         <w:t xml:space="preserve">I answered the question.</w:t>
       </w:r>
-      <w:r>
-        <w:rPr>
-          <w:i/>
-          <w:iCs/>
-          <w:color w:val="5F6F80"/>
-          <w:sz w:val="18"/>
-          <w:szCs w:val="18"/>
-        </w:rPr>
-        <w:br/>
-        <w:t xml:space="preserve">Respondí la pregunta.</w:t>
-      </w:r>
     </w:p>
     <w:p>
       <w:pPr>
@@ -2524,18 +2143,7 @@
           <w:sz w:val="20"/>
           <w:szCs w:val="20"/>
         </w:rPr>
-        <w:t xml:space="preserve">I used math evidence: numbers, an equation, a model, or a comparison.</w:t>
-      </w:r>
-      <w:r>
-        <w:rPr>
-          <w:i/>
-          <w:iCs/>
-          <w:color w:val="5F6F80"/>
-          <w:sz w:val="18"/>
-          <w:szCs w:val="18"/>
-        </w:rPr>
-        <w:br/>
-        <w:t xml:space="preserve">Usé evidencia matemática: números, una ecuación, un modelo o una comparación.</w:t>
+        <w:t xml:space="preserve">I used math evidence: numbers, an equation, or a model.</w:t>
       </w:r>
     </w:p>
     <w:p>
@@ -2557,84 +2165,7 @@
           <w:sz w:val="20"/>
           <w:szCs w:val="20"/>
         </w:rPr>
-        <w:t xml:space="preserve">I explained how the evidence proves my answer.</w:t>
-      </w:r>
-      <w:r>
-        <w:rPr>
-          <w:i/>
-          <w:iCs/>
-          <w:color w:val="5F6F80"/>
-          <w:sz w:val="18"/>
-          <w:szCs w:val="18"/>
-        </w:rPr>
-        <w:br/>
-        <w:t xml:space="preserve">Expliqué cómo la evidencia demuestra mi respuesta.</w:t>
-      </w:r>
-    </w:p>
-    <w:p>
-      <w:pPr>
-        <w:spacing w:after="80"/>
-      </w:pPr>
-      <w:r>
-        <w:rPr>
-          <w:b/>
-          <w:bCs/>
-          <w:color w:val="1FA6A2"/>
-          <w:sz w:val="22"/>
-          <w:szCs w:val="22"/>
-        </w:rPr>
-        <w:t xml:space="preserve">☐  </w:t>
-      </w:r>
-      <w:r>
-        <w:rPr>
-          <w:sz w:val="20"/>
-          <w:szCs w:val="20"/>
-        </w:rPr>
         <w:t xml:space="preserve">I used at least two math words.</w:t>
-      </w:r>
-      <w:r>
-        <w:rPr>
-          <w:i/>
-          <w:iCs/>
-          <w:color w:val="5F6F80"/>
-          <w:sz w:val="18"/>
-          <w:szCs w:val="18"/>
-        </w:rPr>
-        <w:br/>
-        <w:t xml:space="preserve">Usé por lo menos dos palabras matemáticas.</w:t>
-      </w:r>
-    </w:p>
-    <w:p>
-      <w:pPr>
-        <w:spacing w:after="80"/>
-      </w:pPr>
-      <w:r>
-        <w:rPr>
-          <w:b/>
-          <w:bCs/>
-          <w:color w:val="1FA6A2"/>
-          <w:sz w:val="22"/>
-          <w:szCs w:val="22"/>
-        </w:rPr>
-        <w:t xml:space="preserve">☐  </w:t>
-      </w:r>
-      <w:r>
-        <w:rPr>
-          <w:sz w:val="20"/>
-          <w:szCs w:val="20"/>
-        </w:rPr>
-        <w:t xml:space="preserve">I reread complete sentences and punctuation.</w:t>
-      </w:r>
-      <w:r>
-        <w:rPr>
-          <w:i/>
-          <w:iCs/>
-          <w:color w:val="5F6F80"/>
-          <w:sz w:val="18"/>
-          <w:szCs w:val="18"/>
-        </w:rPr>
-        <w:br/>
-        <w:t xml:space="preserve">Volví a leer mis oraciones completas y la puntuación.</w:t>
       </w:r>
     </w:p>
     <w:p>
